--- a/04-滤波电路/03-带通滤波/晶体滤波电路/晶体滤波电路.docx
+++ b/04-滤波电路/03-带通滤波/晶体滤波电路/晶体滤波电路.docx
@@ -2513,6 +2513,20 @@
     </w:p>
     <w:bookmarkEnd w:id="26"/>
     <w:bookmarkEnd w:id="27"/>
+    <w:p>
+      <w:pPr>
+        <w:spacing w:before="360"/>
+        <w:jc w:val="center"/>
+      </w:pPr>
+      <w:r>
+        <w:rPr>
+          <w:rFonts w:ascii="Times New Roman" w:hAnsi="Times New Roman"/>
+          <w:color w:val="555555"/>
+          <w:sz w:val="21"/>
+        </w:rPr>
+        <w:t>材料收集者：杜文杰</w:t>
+      </w:r>
+    </w:p>
     <w:sectPr>
       <w:headerReference r:id="rId9" w:type="default"/>
       <w:footerReference r:id="rId10" w:type="default"/>

--- a/04-滤波电路/03-带通滤波/晶体滤波电路/晶体滤波电路.docx
+++ b/04-滤波电路/03-带通滤波/晶体滤波电路/晶体滤波电路.docx
@@ -1,6 +1,6 @@
 
 <file path=word/document.xml><?xml version="1.0" encoding="utf-8"?>
-<w:document xmlns:w="http://schemas.openxmlformats.org/wordprocessingml/2006/main" xmlns:m="http://schemas.openxmlformats.org/officeDocument/2006/math" xmlns:r="http://schemas.openxmlformats.org/officeDocument/2006/relationships" xmlns:o="urn:schemas-microsoft-com:office:office" xmlns:v="urn:schemas-microsoft-com:vml" xmlns:w10="urn:schemas-microsoft-com:office:word" xmlns:a="http://schemas.openxmlformats.org/drawingml/2006/main" xmlns:pic="http://schemas.openxmlformats.org/drawingml/2006/picture" xmlns:wp="http://schemas.openxmlformats.org/drawingml/2006/wordprocessingDrawing">
+<w:document xmlns:m="http://schemas.openxmlformats.org/officeDocument/2006/math" xmlns:r="http://schemas.openxmlformats.org/officeDocument/2006/relationships" xmlns:w="http://schemas.openxmlformats.org/wordprocessingml/2006/main" xmlns:o="urn:schemas-microsoft-com:office:office" xmlns:v="urn:schemas-microsoft-com:vml" xmlns:w10="urn:schemas-microsoft-com:office:word" xmlns:a="http://schemas.openxmlformats.org/drawingml/2006/main" xmlns:pic="http://schemas.openxmlformats.org/drawingml/2006/picture" xmlns:wp="http://schemas.openxmlformats.org/drawingml/2006/wordprocessingDrawing">
   <w:body>
     <w:bookmarkStart w:id="27" w:name="晶体滤波电路"/>
     <w:p>
@@ -9,7 +9,7 @@
       </w:pPr>
       <w:r>
         <w:rPr>
-          <w:rFonts w:hint="eastAsia"/>
+          <w:rFonts w:hint="eastAsia" w:eastAsia="黑体"/>
         </w:rPr>
         <w:t xml:space="preserve">晶体滤波电路</w:t>
       </w:r>
@@ -21,7 +21,7 @@
       </w:pPr>
       <w:r>
         <w:rPr>
-          <w:rFonts w:hint="eastAsia"/>
+          <w:rFonts w:hint="eastAsia" w:eastAsia="黑体"/>
         </w:rPr>
         <w:t xml:space="preserve">拓扑描述</w:t>
       </w:r>
@@ -32,16 +32,19 @@
       </w:pPr>
       <w:r>
         <w:rPr>
-          <w:rFonts w:hint="eastAsia"/>
+          <w:rFonts w:hint="eastAsia" w:eastAsia="黑体"/>
         </w:rPr>
         <w:t xml:space="preserve">由</w:t>
       </w:r>
       <w:r>
+        <w:rPr>
+          <w:rFonts w:eastAsia="黑体"/>
+        </w:rPr>
         <w:t xml:space="preserve"> </w:t>
       </w:r>
       <w:r>
         <w:rPr>
-          <w:rFonts w:hint="eastAsia"/>
+          <w:rFonts w:hint="eastAsia" w:eastAsia="黑体"/>
           <w:b/>
           <w:bCs/>
         </w:rPr>
@@ -49,6 +52,7 @@
       </w:r>
       <w:r>
         <w:rPr>
+          <w:rFonts w:eastAsia="黑体"/>
           <w:b/>
           <w:bCs/>
         </w:rPr>
@@ -70,6 +74,7 @@
       </m:oMath>
       <w:r>
         <w:rPr>
+          <w:rFonts w:eastAsia="黑体"/>
           <w:b/>
           <w:bCs/>
         </w:rPr>
@@ -91,52 +96,65 @@
       </m:oMath>
       <w:r>
         <w:rPr>
+          <w:rFonts w:eastAsia="黑体"/>
           <w:b/>
           <w:bCs/>
         </w:rPr>
         <w:t xml:space="preserve">、…</w:t>
       </w:r>
       <w:r>
+        <w:rPr>
+          <w:rFonts w:eastAsia="黑体"/>
+        </w:rPr>
         <w:t xml:space="preserve"> </w:t>
       </w:r>
       <w:r>
         <w:rPr>
-          <w:rFonts w:hint="eastAsia"/>
+          <w:rFonts w:hint="eastAsia" w:eastAsia="黑体"/>
         </w:rPr>
         <w:t xml:space="preserve">与</w:t>
       </w:r>
       <w:r>
+        <w:rPr>
+          <w:rFonts w:eastAsia="黑体"/>
+        </w:rPr>
         <w:t xml:space="preserve"> </w:t>
       </w:r>
       <w:r>
         <w:rPr>
-          <w:rFonts w:hint="eastAsia"/>
+          <w:rFonts w:hint="eastAsia" w:eastAsia="黑体"/>
           <w:b/>
           <w:bCs/>
         </w:rPr>
         <w:t xml:space="preserve">若干耦合/匹配阻容元件</w:t>
       </w:r>
       <w:r>
+        <w:rPr>
+          <w:rFonts w:eastAsia="黑体"/>
+        </w:rPr>
         <w:t xml:space="preserve"> </w:t>
       </w:r>
       <w:r>
         <w:rPr>
-          <w:rFonts w:hint="eastAsia"/>
+          <w:rFonts w:hint="eastAsia" w:eastAsia="黑体"/>
         </w:rPr>
         <w:t xml:space="preserve">组成的窄带带通滤波器，多以梯形（ladder）或格形（lattice）网络连接，晶体作为高</w:t>
       </w:r>
       <w:r>
+        <w:rPr>
+          <w:rFonts w:eastAsia="黑体"/>
+        </w:rPr>
         <w:t xml:space="preserve"> Q </w:t>
       </w:r>
       <w:r>
         <w:rPr>
-          <w:rFonts w:hint="eastAsia"/>
+          <w:rFonts w:hint="eastAsia" w:eastAsia="黑体"/>
         </w:rPr>
         <w:t xml:space="preserve">谐振器。以梯形为例：</w:t>
       </w:r>
       <w:r>
         <w:rPr>
-          <w:rFonts w:hint="eastAsia"/>
+          <w:rFonts w:hint="eastAsia" w:eastAsia="黑体"/>
           <w:b/>
           <w:bCs/>
         </w:rPr>
@@ -144,6 +162,7 @@
       </w:r>
       <w:r>
         <w:rPr>
+          <w:rFonts w:eastAsia="黑体"/>
           <w:b/>
           <w:bCs/>
         </w:rPr>
@@ -151,7 +170,7 @@
       </w:r>
       <w:r>
         <w:rPr>
-          <w:rFonts w:hint="eastAsia"/>
+          <w:rFonts w:hint="eastAsia" w:eastAsia="黑体"/>
           <w:b/>
           <w:bCs/>
         </w:rPr>
@@ -159,11 +178,14 @@
       </w:r>
       <w:r>
         <w:rPr>
-          <w:rFonts w:hint="eastAsia"/>
+          <w:rFonts w:hint="eastAsia" w:eastAsia="黑体"/>
         </w:rPr>
         <w:t xml:space="preserve">（信号源</w:t>
       </w:r>
       <w:r>
+        <w:rPr>
+          <w:rFonts w:eastAsia="黑体"/>
+        </w:rPr>
         <w:t xml:space="preserve"> </w:t>
       </w:r>
       <m:oMath>
@@ -184,15 +206,21 @@
         </m:sSub>
       </m:oMath>
       <w:r>
+        <w:rPr>
+          <w:rFonts w:eastAsia="黑体"/>
+        </w:rPr>
         <w:t xml:space="preserve"> </w:t>
       </w:r>
       <w:r>
         <w:rPr>
-          <w:rFonts w:hint="eastAsia"/>
+          <w:rFonts w:hint="eastAsia" w:eastAsia="黑体"/>
         </w:rPr>
         <w:t xml:space="preserve">正端与第一只串联晶体</w:t>
       </w:r>
       <w:r>
+        <w:rPr>
+          <w:rFonts w:eastAsia="黑体"/>
+        </w:rPr>
         <w:t xml:space="preserve"> </w:t>
       </w:r>
       <m:oMath>
@@ -210,17 +238,20 @@
         </m:sSub>
       </m:oMath>
       <w:r>
+        <w:rPr>
+          <w:rFonts w:eastAsia="黑体"/>
+        </w:rPr>
         <w:t xml:space="preserve"> </w:t>
       </w:r>
       <w:r>
         <w:rPr>
-          <w:rFonts w:hint="eastAsia"/>
+          <w:rFonts w:hint="eastAsia" w:eastAsia="黑体"/>
         </w:rPr>
         <w:t xml:space="preserve">的一端相连）；</w:t>
       </w:r>
       <w:r>
         <w:rPr>
-          <w:rFonts w:hint="eastAsia"/>
+          <w:rFonts w:hint="eastAsia" w:eastAsia="黑体"/>
           <w:b/>
           <w:bCs/>
         </w:rPr>
@@ -228,6 +259,7 @@
       </w:r>
       <w:r>
         <w:rPr>
+          <w:rFonts w:eastAsia="黑体"/>
           <w:b/>
           <w:bCs/>
         </w:rPr>
@@ -235,7 +267,7 @@
       </w:r>
       <w:r>
         <w:rPr>
-          <w:rFonts w:hint="eastAsia"/>
+          <w:rFonts w:hint="eastAsia" w:eastAsia="黑体"/>
           <w:b/>
           <w:bCs/>
         </w:rPr>
@@ -243,7 +275,7 @@
       </w:r>
       <w:r>
         <w:rPr>
-          <w:rFonts w:hint="eastAsia"/>
+          <w:rFonts w:hint="eastAsia" w:eastAsia="黑体"/>
         </w:rPr>
         <w:t xml:space="preserve">（</w:t>
       </w:r>
@@ -262,15 +294,21 @@
         </m:sSub>
       </m:oMath>
       <w:r>
+        <w:rPr>
+          <w:rFonts w:eastAsia="黑体"/>
+        </w:rPr>
         <w:t xml:space="preserve"> </w:t>
       </w:r>
       <w:r>
         <w:rPr>
-          <w:rFonts w:hint="eastAsia"/>
+          <w:rFonts w:hint="eastAsia" w:eastAsia="黑体"/>
         </w:rPr>
         <w:t xml:space="preserve">另一端与第一只并联晶体</w:t>
       </w:r>
       <w:r>
+        <w:rPr>
+          <w:rFonts w:eastAsia="黑体"/>
+        </w:rPr>
         <w:t xml:space="preserve"> </w:t>
       </w:r>
       <m:oMath>
@@ -288,17 +326,20 @@
         </m:sSub>
       </m:oMath>
       <w:r>
+        <w:rPr>
+          <w:rFonts w:eastAsia="黑体"/>
+        </w:rPr>
         <w:t xml:space="preserve"> </w:t>
       </w:r>
       <w:r>
         <w:rPr>
-          <w:rFonts w:hint="eastAsia"/>
+          <w:rFonts w:hint="eastAsia" w:eastAsia="黑体"/>
         </w:rPr>
         <w:t xml:space="preserve">的一端相连）；</w:t>
       </w:r>
       <w:r>
         <w:rPr>
-          <w:rFonts w:hint="eastAsia"/>
+          <w:rFonts w:hint="eastAsia" w:eastAsia="黑体"/>
           <w:b/>
           <w:bCs/>
         </w:rPr>
@@ -306,6 +347,7 @@
       </w:r>
       <w:r>
         <w:rPr>
+          <w:rFonts w:eastAsia="黑体"/>
           <w:b/>
           <w:bCs/>
         </w:rPr>
@@ -313,7 +355,7 @@
       </w:r>
       <w:r>
         <w:rPr>
-          <w:rFonts w:hint="eastAsia"/>
+          <w:rFonts w:hint="eastAsia" w:eastAsia="黑体"/>
           <w:b/>
           <w:bCs/>
         </w:rPr>
@@ -321,11 +363,14 @@
       </w:r>
       <w:r>
         <w:rPr>
-          <w:rFonts w:hint="eastAsia"/>
+          <w:rFonts w:hint="eastAsia" w:eastAsia="黑体"/>
         </w:rPr>
         <w:t xml:space="preserve">（末级串联晶体的另一端作为输出</w:t>
       </w:r>
       <w:r>
+        <w:rPr>
+          <w:rFonts w:eastAsia="黑体"/>
+        </w:rPr>
         <w:t xml:space="preserve"> </w:t>
       </w:r>
       <m:oMath>
@@ -350,13 +395,13 @@
       </m:oMath>
       <w:r>
         <w:rPr>
-          <w:rFonts w:hint="eastAsia"/>
+          <w:rFonts w:hint="eastAsia" w:eastAsia="黑体"/>
         </w:rPr>
         <w:t xml:space="preserve">）；</w:t>
       </w:r>
       <w:r>
         <w:rPr>
-          <w:rFonts w:hint="eastAsia"/>
+          <w:rFonts w:hint="eastAsia" w:eastAsia="黑体"/>
           <w:b/>
           <w:bCs/>
         </w:rPr>
@@ -364,6 +409,7 @@
       </w:r>
       <w:r>
         <w:rPr>
+          <w:rFonts w:eastAsia="黑体"/>
           <w:b/>
           <w:bCs/>
         </w:rPr>
@@ -371,7 +417,7 @@
       </w:r>
       <w:r>
         <w:rPr>
-          <w:rFonts w:hint="eastAsia"/>
+          <w:rFonts w:hint="eastAsia" w:eastAsia="黑体"/>
           <w:b/>
           <w:bCs/>
         </w:rPr>
@@ -379,6 +425,7 @@
       </w:r>
       <w:r>
         <w:rPr>
+          <w:rFonts w:eastAsia="黑体"/>
           <w:b/>
           <w:bCs/>
         </w:rPr>
@@ -386,7 +433,7 @@
       </w:r>
       <w:r>
         <w:rPr>
-          <w:rFonts w:hint="eastAsia"/>
+          <w:rFonts w:hint="eastAsia" w:eastAsia="黑体"/>
         </w:rPr>
         <w:t xml:space="preserve">（各并联晶体的公共端接地）。</w:t>
       </w:r>
@@ -395,7 +442,7 @@
       <w:pPr/>
       <w:r>
         <w:rPr>
-          <w:rFonts w:hint="eastAsia"/>
+          <w:rFonts w:hint="eastAsia" w:eastAsia="黑体"/>
         </w:rPr>
         <w:t xml:space="preserve">各端口管脚连接：串联晶体接在相邻两个节点之间（</w:t>
       </w:r>
@@ -414,24 +461,33 @@
         </m:sSub>
       </m:oMath>
       <w:r>
+        <w:rPr>
+          <w:rFonts w:eastAsia="黑体"/>
+        </w:rPr>
         <w:t xml:space="preserve"> </w:t>
       </w:r>
       <w:r>
         <w:rPr>
-          <w:rFonts w:hint="eastAsia"/>
+          <w:rFonts w:hint="eastAsia" w:eastAsia="黑体"/>
         </w:rPr>
         <w:t xml:space="preserve">接输入节点与中间节点，下一级串联晶体接中间节点与再下一级节点），并联晶体接在某一节点与</w:t>
       </w:r>
       <w:r>
+        <w:rPr>
+          <w:rFonts w:eastAsia="黑体"/>
+        </w:rPr>
         <w:t xml:space="preserve"> GND </w:t>
       </w:r>
       <w:r>
         <w:rPr>
-          <w:rFonts w:hint="eastAsia"/>
+          <w:rFonts w:hint="eastAsia" w:eastAsia="黑体"/>
         </w:rPr>
         <w:t xml:space="preserve">之间，如此逐级构成梯形；输入、输出端各经匹配阻抗网络与晶体网络相接。每只晶体为双端谐振元件，等效为动态电感</w:t>
       </w:r>
       <w:r>
+        <w:rPr>
+          <w:rFonts w:eastAsia="黑体"/>
+        </w:rPr>
         <w:t xml:space="preserve"> </w:t>
       </w:r>
       <m:oMath>
@@ -450,11 +506,14 @@
       </m:oMath>
       <w:r>
         <w:rPr>
-          <w:rFonts w:hint="eastAsia"/>
+          <w:rFonts w:hint="eastAsia" w:eastAsia="黑体"/>
         </w:rPr>
         <w:t xml:space="preserve">、动态电容</w:t>
       </w:r>
       <w:r>
+        <w:rPr>
+          <w:rFonts w:eastAsia="黑体"/>
+        </w:rPr>
         <w:t xml:space="preserve"> </w:t>
       </w:r>
       <m:oMath>
@@ -473,11 +532,14 @@
       </m:oMath>
       <w:r>
         <w:rPr>
-          <w:rFonts w:hint="eastAsia"/>
+          <w:rFonts w:hint="eastAsia" w:eastAsia="黑体"/>
         </w:rPr>
         <w:t xml:space="preserve">、等效串联电阻</w:t>
       </w:r>
       <w:r>
+        <w:rPr>
+          <w:rFonts w:eastAsia="黑体"/>
+        </w:rPr>
         <w:t xml:space="preserve"> </w:t>
       </w:r>
       <m:oMath>
@@ -495,15 +557,21 @@
         </m:sSub>
       </m:oMath>
       <w:r>
+        <w:rPr>
+          <w:rFonts w:eastAsia="黑体"/>
+        </w:rPr>
         <w:t xml:space="preserve"> </w:t>
       </w:r>
       <w:r>
         <w:rPr>
-          <w:rFonts w:hint="eastAsia"/>
+          <w:rFonts w:hint="eastAsia" w:eastAsia="黑体"/>
         </w:rPr>
         <w:t xml:space="preserve">与静电容</w:t>
       </w:r>
       <w:r>
+        <w:rPr>
+          <w:rFonts w:eastAsia="黑体"/>
+        </w:rPr>
         <w:t xml:space="preserve"> </w:t>
       </w:r>
       <m:oMath>
@@ -521,6 +589,9 @@
         </m:sSub>
       </m:oMath>
       <w:r>
+        <w:rPr>
+          <w:rFonts w:eastAsia="黑体"/>
+        </w:rPr>
         <w:t xml:space="preserve">。</w:t>
       </w:r>
     </w:p>
@@ -528,11 +599,14 @@
       <w:pPr/>
       <w:r>
         <w:rPr>
-          <w:rFonts w:hint="eastAsia"/>
+          <w:rFonts w:hint="eastAsia" w:eastAsia="黑体"/>
         </w:rPr>
         <w:t xml:space="preserve">由此构成”石英晶体按串联/并联交替排列的窄带谐振梯形”拓扑，中心频率由晶体的串联谐振</w:t>
       </w:r>
       <w:r>
+        <w:rPr>
+          <w:rFonts w:eastAsia="黑体"/>
+        </w:rPr>
         <w:t xml:space="preserve"> </w:t>
       </w:r>
       <m:oMath>
@@ -550,15 +624,21 @@
         </m:sSub>
       </m:oMath>
       <w:r>
+        <w:rPr>
+          <w:rFonts w:eastAsia="黑体"/>
+        </w:rPr>
         <w:t xml:space="preserve"> </w:t>
       </w:r>
       <w:r>
         <w:rPr>
-          <w:rFonts w:hint="eastAsia"/>
+          <w:rFonts w:hint="eastAsia" w:eastAsia="黑体"/>
         </w:rPr>
         <w:t xml:space="preserve">与并联谐振</w:t>
       </w:r>
       <w:r>
+        <w:rPr>
+          <w:rFonts w:eastAsia="黑体"/>
+        </w:rPr>
         <w:t xml:space="preserve"> </w:t>
       </w:r>
       <m:oMath>
@@ -576,29 +656,38 @@
         </m:sSub>
       </m:oMath>
       <w:r>
+        <w:rPr>
+          <w:rFonts w:eastAsia="黑体"/>
+        </w:rPr>
         <w:t xml:space="preserve"> </w:t>
       </w:r>
       <w:r>
         <w:rPr>
-          <w:rFonts w:hint="eastAsia"/>
+          <w:rFonts w:hint="eastAsia" w:eastAsia="黑体"/>
         </w:rPr>
         <w:t xml:space="preserve">决定，只让匹配频率附近通过、其余频率被强烈抑制，选择性远优于</w:t>
       </w:r>
       <w:r>
+        <w:rPr>
+          <w:rFonts w:eastAsia="黑体"/>
+        </w:rPr>
         <w:t xml:space="preserve"> </w:t>
       </w:r>
       <w:r>
         <w:rPr>
-          <w:rFonts w:hint="eastAsia"/>
+          <w:rFonts w:hint="eastAsia" w:eastAsia="黑体"/>
         </w:rPr>
         <w:t xml:space="preserve">LC，带宽仅</w:t>
       </w:r>
       <w:r>
+        <w:rPr>
+          <w:rFonts w:eastAsia="黑体"/>
+        </w:rPr>
         <w:t xml:space="preserve"> kHz </w:t>
       </w:r>
       <w:r>
         <w:rPr>
-          <w:rFonts w:hint="eastAsia"/>
+          <w:rFonts w:hint="eastAsia" w:eastAsia="黑体"/>
         </w:rPr>
         <w:t xml:space="preserve">级。</w:t>
       </w:r>
@@ -611,7 +700,7 @@
       </w:pPr>
       <w:r>
         <w:rPr>
-          <w:rFonts w:hint="eastAsia"/>
+          <w:rFonts w:hint="eastAsia" w:eastAsia="黑体"/>
         </w:rPr>
         <w:t xml:space="preserve">工作原理</w:t>
       </w:r>
@@ -622,20 +711,26 @@
       </w:pPr>
       <w:r>
         <w:rPr>
-          <w:rFonts w:hint="eastAsia"/>
+          <w:rFonts w:hint="eastAsia" w:eastAsia="黑体"/>
         </w:rPr>
         <w:t xml:space="preserve">石英晶体在串联谐振与并联谐振之间呈现极窄的谐振区间，Q</w:t>
       </w:r>
       <w:r>
+        <w:rPr>
+          <w:rFonts w:eastAsia="黑体"/>
+        </w:rPr>
         <w:t xml:space="preserve"> </w:t>
       </w:r>
       <w:r>
         <w:rPr>
-          <w:rFonts w:hint="eastAsia"/>
+          <w:rFonts w:hint="eastAsia" w:eastAsia="黑体"/>
         </w:rPr>
         <w:t xml:space="preserve">值可达</w:t>
       </w:r>
       <w:r>
+        <w:rPr>
+          <w:rFonts w:eastAsia="黑体"/>
+        </w:rPr>
         <w:t xml:space="preserve"> </w:t>
       </w:r>
       <m:oMath>
@@ -672,7 +767,7 @@
       </m:oMath>
       <w:r>
         <w:rPr>
-          <w:rFonts w:hint="eastAsia"/>
+          <w:rFonts w:hint="eastAsia" w:eastAsia="黑体"/>
         </w:rPr>
         <w:t xml:space="preserve">。晶体网络只让与晶体谐振频率匹配的信号通过，偏离该频率的信号被强烈抑制，从而获得极窄的带通与陡峭的阻带。</w:t>
       </w:r>
@@ -685,7 +780,7 @@
       </w:pPr>
       <w:r>
         <w:rPr>
-          <w:rFonts w:hint="eastAsia"/>
+          <w:rFonts w:hint="eastAsia" w:eastAsia="黑体"/>
         </w:rPr>
         <w:t xml:space="preserve">关键计算公式</w:t>
       </w:r>
@@ -699,7 +794,7 @@
       </w:pPr>
       <w:r>
         <w:rPr>
-          <w:rFonts w:hint="eastAsia"/>
+          <w:rFonts w:hint="eastAsia" w:eastAsia="黑体"/>
         </w:rPr>
         <w:t xml:space="preserve">晶体串联谐振频率：</w:t>
       </w:r>
@@ -794,7 +889,7 @@
       </w:pPr>
       <w:r>
         <w:rPr>
-          <w:rFonts w:hint="eastAsia"/>
+          <w:rFonts w:hint="eastAsia" w:eastAsia="黑体"/>
         </w:rPr>
         <w:t xml:space="preserve">并联谐振频率：</w:t>
       </w:r>
@@ -901,7 +996,7 @@
       </w:pPr>
       <w:r>
         <w:rPr>
-          <w:rFonts w:hint="eastAsia"/>
+          <w:rFonts w:hint="eastAsia" w:eastAsia="黑体"/>
         </w:rPr>
         <w:t xml:space="preserve">晶体品质因数：</w:t>
       </w:r>
@@ -988,7 +1083,7 @@
       </w:pPr>
       <w:r>
         <w:rPr>
-          <w:rFonts w:hint="eastAsia"/>
+          <w:rFonts w:hint="eastAsia" w:eastAsia="黑体"/>
         </w:rPr>
         <w:t xml:space="preserve">通带宽度（由晶体间耦合决定，经验式）：</w:t>
       </w:r>
@@ -1064,7 +1159,7 @@
             </w:pPr>
             <w:r>
               <w:rPr>
-                <w:rFonts w:hint="eastAsia"/>
+                <w:rFonts w:hint="eastAsia" w:eastAsia="黑体"/>
               </w:rPr>
               <w:t xml:space="preserve">符号</w:t>
             </w:r>
@@ -1078,7 +1173,7 @@
             </w:pPr>
             <w:r>
               <w:rPr>
-                <w:rFonts w:hint="eastAsia"/>
+                <w:rFonts w:hint="eastAsia" w:eastAsia="黑体"/>
               </w:rPr>
               <w:t xml:space="preserve">含义</w:t>
             </w:r>
@@ -1092,7 +1187,7 @@
             </w:pPr>
             <w:r>
               <w:rPr>
-                <w:rFonts w:hint="eastAsia"/>
+                <w:rFonts w:hint="eastAsia" w:eastAsia="黑体"/>
               </w:rPr>
               <w:t xml:space="preserve">单位</w:t>
             </w:r>
@@ -1121,6 +1216,9 @@
               </m:sSub>
             </m:oMath>
             <w:r>
+              <w:rPr>
+                <w:rFonts w:eastAsia="黑体"/>
+              </w:rPr>
               <w:t xml:space="preserve">​</w:t>
             </w:r>
           </w:p>
@@ -1133,7 +1231,7 @@
             </w:pPr>
             <w:r>
               <w:rPr>
-                <w:rFonts w:hint="eastAsia"/>
+                <w:rFonts w:hint="eastAsia" w:eastAsia="黑体"/>
               </w:rPr>
               <w:t xml:space="preserve">晶体动态电感</w:t>
             </w:r>
@@ -1146,6 +1244,9 @@
               <w:pStyle w:val="Compact"/>
             </w:pPr>
             <w:r>
+              <w:rPr>
+                <w:rFonts w:eastAsia="黑体"/>
+              </w:rPr>
               <w:t xml:space="preserve">H</w:t>
             </w:r>
           </w:p>
@@ -1173,6 +1274,9 @@
               </m:sSub>
             </m:oMath>
             <w:r>
+              <w:rPr>
+                <w:rFonts w:eastAsia="黑体"/>
+              </w:rPr>
               <w:t xml:space="preserve">​</w:t>
             </w:r>
           </w:p>
@@ -1185,7 +1289,7 @@
             </w:pPr>
             <w:r>
               <w:rPr>
-                <w:rFonts w:hint="eastAsia"/>
+                <w:rFonts w:hint="eastAsia" w:eastAsia="黑体"/>
               </w:rPr>
               <w:t xml:space="preserve">晶体动态电容</w:t>
             </w:r>
@@ -1198,6 +1302,9 @@
               <w:pStyle w:val="Compact"/>
             </w:pPr>
             <w:r>
+              <w:rPr>
+                <w:rFonts w:eastAsia="黑体"/>
+              </w:rPr>
               <w:t xml:space="preserve">F</w:t>
             </w:r>
           </w:p>
@@ -1225,6 +1332,9 @@
               </m:sSub>
             </m:oMath>
             <w:r>
+              <w:rPr>
+                <w:rFonts w:eastAsia="黑体"/>
+              </w:rPr>
               <w:t xml:space="preserve">​</w:t>
             </w:r>
           </w:p>
@@ -1237,7 +1347,7 @@
             </w:pPr>
             <w:r>
               <w:rPr>
-                <w:rFonts w:hint="eastAsia"/>
+                <w:rFonts w:hint="eastAsia" w:eastAsia="黑体"/>
               </w:rPr>
               <w:t xml:space="preserve">晶体静电容</w:t>
             </w:r>
@@ -1250,6 +1360,9 @@
               <w:pStyle w:val="Compact"/>
             </w:pPr>
             <w:r>
+              <w:rPr>
+                <w:rFonts w:eastAsia="黑体"/>
+              </w:rPr>
               <w:t xml:space="preserve">F</w:t>
             </w:r>
           </w:p>
@@ -1277,6 +1390,9 @@
               </m:sSub>
             </m:oMath>
             <w:r>
+              <w:rPr>
+                <w:rFonts w:eastAsia="黑体"/>
+              </w:rPr>
               <w:t xml:space="preserve">​</w:t>
             </w:r>
           </w:p>
@@ -1289,7 +1405,7 @@
             </w:pPr>
             <w:r>
               <w:rPr>
-                <w:rFonts w:hint="eastAsia"/>
+                <w:rFonts w:hint="eastAsia" w:eastAsia="黑体"/>
               </w:rPr>
               <w:t xml:space="preserve">晶体等效串联电阻</w:t>
             </w:r>
@@ -1302,6 +1418,9 @@
               <w:pStyle w:val="Compact"/>
             </w:pPr>
             <w:r>
+              <w:rPr>
+                <w:rFonts w:eastAsia="黑体"/>
+              </w:rPr>
               <w:t xml:space="preserve">Ω</w:t>
             </w:r>
           </w:p>
@@ -1329,6 +1448,9 @@
               </m:sSub>
             </m:oMath>
             <w:r>
+              <w:rPr>
+                <w:rFonts w:eastAsia="黑体"/>
+              </w:rPr>
               <w:t xml:space="preserve">​</w:t>
             </w:r>
           </w:p>
@@ -1341,7 +1463,7 @@
             </w:pPr>
             <w:r>
               <w:rPr>
-                <w:rFonts w:hint="eastAsia"/>
+                <w:rFonts w:hint="eastAsia" w:eastAsia="黑体"/>
               </w:rPr>
               <w:t xml:space="preserve">串联谐振频率</w:t>
             </w:r>
@@ -1354,6 +1476,9 @@
               <w:pStyle w:val="Compact"/>
             </w:pPr>
             <w:r>
+              <w:rPr>
+                <w:rFonts w:eastAsia="黑体"/>
+              </w:rPr>
               <w:t xml:space="preserve">Hz</w:t>
             </w:r>
           </w:p>
@@ -1381,6 +1506,9 @@
               </m:sSub>
             </m:oMath>
             <w:r>
+              <w:rPr>
+                <w:rFonts w:eastAsia="黑体"/>
+              </w:rPr>
               <w:t xml:space="preserve">​</w:t>
             </w:r>
           </w:p>
@@ -1393,7 +1521,7 @@
             </w:pPr>
             <w:r>
               <w:rPr>
-                <w:rFonts w:hint="eastAsia"/>
+                <w:rFonts w:hint="eastAsia" w:eastAsia="黑体"/>
               </w:rPr>
               <w:t xml:space="preserve">并联谐振频率</w:t>
             </w:r>
@@ -1406,6 +1534,9 @@
               <w:pStyle w:val="Compact"/>
             </w:pPr>
             <w:r>
+              <w:rPr>
+                <w:rFonts w:eastAsia="黑体"/>
+              </w:rPr>
               <w:t xml:space="preserve">Hz</w:t>
             </w:r>
           </w:p>
@@ -1424,6 +1555,9 @@
               </m:r>
             </m:oMath>
             <w:r>
+              <w:rPr>
+                <w:rFonts w:eastAsia="黑体"/>
+              </w:rPr>
               <w:t xml:space="preserve">​</w:t>
             </w:r>
           </w:p>
@@ -1436,7 +1570,7 @@
             </w:pPr>
             <w:r>
               <w:rPr>
-                <w:rFonts w:hint="eastAsia"/>
+                <w:rFonts w:hint="eastAsia" w:eastAsia="黑体"/>
               </w:rPr>
               <w:t xml:space="preserve">品质因数</w:t>
             </w:r>
@@ -1450,7 +1584,7 @@
             </w:pPr>
             <w:r>
               <w:rPr>
-                <w:rFonts w:hint="eastAsia"/>
+                <w:rFonts w:hint="eastAsia" w:eastAsia="黑体"/>
               </w:rPr>
               <w:t xml:space="preserve">无量纲</w:t>
             </w:r>
@@ -1470,6 +1604,9 @@
               </m:r>
             </m:oMath>
             <w:r>
+              <w:rPr>
+                <w:rFonts w:eastAsia="黑体"/>
+              </w:rPr>
               <w:t xml:space="preserve">​</w:t>
             </w:r>
           </w:p>
@@ -1482,7 +1619,7 @@
             </w:pPr>
             <w:r>
               <w:rPr>
-                <w:rFonts w:hint="eastAsia"/>
+                <w:rFonts w:hint="eastAsia" w:eastAsia="黑体"/>
               </w:rPr>
               <w:t xml:space="preserve">耦合系数</w:t>
             </w:r>
@@ -1496,7 +1633,7 @@
             </w:pPr>
             <w:r>
               <w:rPr>
-                <w:rFonts w:hint="eastAsia"/>
+                <w:rFonts w:hint="eastAsia" w:eastAsia="黑体"/>
               </w:rPr>
               <w:t xml:space="preserve">无量纲</w:t>
             </w:r>
@@ -1512,7 +1649,7 @@
       </w:pPr>
       <w:r>
         <w:rPr>
-          <w:rFonts w:hint="eastAsia"/>
+          <w:rFonts w:hint="eastAsia" w:eastAsia="黑体"/>
         </w:rPr>
         <w:t xml:space="preserve">元件调整影响</w:t>
       </w:r>
@@ -1527,7 +1664,7 @@
       </w:pPr>
       <w:r>
         <w:rPr>
-          <w:rFonts w:hint="eastAsia"/>
+          <w:rFonts w:hint="eastAsia" w:eastAsia="黑体"/>
           <w:b/>
           <w:bCs/>
         </w:rPr>
@@ -1535,6 +1672,7 @@
       </w:r>
       <w:r>
         <w:rPr>
+          <w:rFonts w:eastAsia="黑体"/>
           <w:b/>
           <w:bCs/>
         </w:rPr>
@@ -1556,6 +1694,7 @@
       </m:oMath>
       <w:r>
         <w:rPr>
+          <w:rFonts w:eastAsia="黑体"/>
           <w:b/>
           <w:bCs/>
         </w:rPr>
@@ -1563,19 +1702,28 @@
       </w:r>
       <w:r>
         <w:rPr>
-          <w:rFonts w:hint="eastAsia"/>
+          <w:rFonts w:hint="eastAsia" w:eastAsia="黑体"/>
           <w:b/>
           <w:bCs/>
         </w:rPr>
         <w:t xml:space="preserve">增大</w:t>
       </w:r>
       <w:r>
+        <w:rPr>
+          <w:rFonts w:eastAsia="黑体"/>
+        </w:rPr>
         <w:t xml:space="preserve"> </w:t>
       </w:r>
       <w:r>
+        <w:rPr>
+          <w:rFonts w:eastAsia="黑体"/>
+        </w:rPr>
         <w:t xml:space="preserve">→</w:t>
       </w:r>
       <w:r>
+        <w:rPr>
+          <w:rFonts w:eastAsia="黑体"/>
+        </w:rPr>
         <w:t xml:space="preserve"> </w:t>
       </w:r>
       <m:oMath>
@@ -1593,15 +1741,21 @@
         </m:sSub>
       </m:oMath>
       <w:r>
+        <w:rPr>
+          <w:rFonts w:eastAsia="黑体"/>
+        </w:rPr>
         <w:t xml:space="preserve"> </w:t>
       </w:r>
       <w:r>
         <w:rPr>
-          <w:rFonts w:hint="eastAsia"/>
+          <w:rFonts w:hint="eastAsia" w:eastAsia="黑体"/>
         </w:rPr>
         <w:t xml:space="preserve">与</w:t>
       </w:r>
       <w:r>
+        <w:rPr>
+          <w:rFonts w:eastAsia="黑体"/>
+        </w:rPr>
         <w:t xml:space="preserve"> </w:t>
       </w:r>
       <m:oMath>
@@ -1619,11 +1773,14 @@
         </m:sSub>
       </m:oMath>
       <w:r>
+        <w:rPr>
+          <w:rFonts w:eastAsia="黑体"/>
+        </w:rPr>
         <w:t xml:space="preserve"> </w:t>
       </w:r>
       <w:r>
         <w:rPr>
-          <w:rFonts w:hint="eastAsia"/>
+          <w:rFonts w:hint="eastAsia" w:eastAsia="黑体"/>
         </w:rPr>
         <w:t xml:space="preserve">间隔变小，可调带宽变窄。</w:t>
       </w:r>
@@ -1638,21 +1795,27 @@
       </w:pPr>
       <w:r>
         <w:rPr>
-          <w:rFonts w:hint="eastAsia"/>
+          <w:rFonts w:hint="eastAsia" w:eastAsia="黑体"/>
           <w:b/>
           <w:bCs/>
         </w:rPr>
         <w:t xml:space="preserve">增加级联晶体数量</w:t>
       </w:r>
       <w:r>
+        <w:rPr>
+          <w:rFonts w:eastAsia="黑体"/>
+        </w:rPr>
         <w:t xml:space="preserve"> </w:t>
       </w:r>
       <w:r>
+        <w:rPr>
+          <w:rFonts w:eastAsia="黑体"/>
+        </w:rPr>
         <w:t xml:space="preserve">→ </w:t>
       </w:r>
       <w:r>
         <w:rPr>
-          <w:rFonts w:hint="eastAsia"/>
+          <w:rFonts w:hint="eastAsia" w:eastAsia="黑体"/>
         </w:rPr>
         <w:t xml:space="preserve">阻带衰减更陡、带外抑制更强。</w:t>
       </w:r>
@@ -1667,21 +1830,27 @@
       </w:pPr>
       <w:r>
         <w:rPr>
-          <w:rFonts w:hint="eastAsia"/>
+          <w:rFonts w:hint="eastAsia" w:eastAsia="黑体"/>
           <w:b/>
           <w:bCs/>
         </w:rPr>
         <w:t xml:space="preserve">耦合电容/阻抗改变</w:t>
       </w:r>
       <w:r>
+        <w:rPr>
+          <w:rFonts w:eastAsia="黑体"/>
+        </w:rPr>
         <w:t xml:space="preserve"> </w:t>
       </w:r>
       <w:r>
+        <w:rPr>
+          <w:rFonts w:eastAsia="黑体"/>
+        </w:rPr>
         <w:t xml:space="preserve">→ </w:t>
       </w:r>
       <w:r>
         <w:rPr>
-          <w:rFonts w:hint="eastAsia"/>
+          <w:rFonts w:hint="eastAsia" w:eastAsia="黑体"/>
         </w:rPr>
         <w:t xml:space="preserve">通带宽度变化，进而影响插入损耗。</w:t>
       </w:r>
@@ -1696,21 +1865,27 @@
       </w:pPr>
       <w:r>
         <w:rPr>
-          <w:rFonts w:hint="eastAsia"/>
+          <w:rFonts w:hint="eastAsia" w:eastAsia="黑体"/>
           <w:b/>
           <w:bCs/>
         </w:rPr>
         <w:t xml:space="preserve">负载不匹配</w:t>
       </w:r>
       <w:r>
+        <w:rPr>
+          <w:rFonts w:eastAsia="黑体"/>
+        </w:rPr>
         <w:t xml:space="preserve"> </w:t>
       </w:r>
       <w:r>
+        <w:rPr>
+          <w:rFonts w:eastAsia="黑体"/>
+        </w:rPr>
         <w:t xml:space="preserve">→ </w:t>
       </w:r>
       <w:r>
         <w:rPr>
-          <w:rFonts w:hint="eastAsia"/>
+          <w:rFonts w:hint="eastAsia" w:eastAsia="黑体"/>
         </w:rPr>
         <w:t xml:space="preserve">通带纹波增大、插入损耗增加。</w:t>
       </w:r>
@@ -1723,7 +1898,7 @@
       </w:pPr>
       <w:r>
         <w:rPr>
-          <w:rFonts w:hint="eastAsia"/>
+          <w:rFonts w:hint="eastAsia" w:eastAsia="黑体"/>
         </w:rPr>
         <w:t xml:space="preserve">典型参数示例</w:t>
       </w:r>
@@ -1738,11 +1913,14 @@
       </w:pPr>
       <w:r>
         <w:rPr>
-          <w:rFonts w:hint="eastAsia"/>
+          <w:rFonts w:hint="eastAsia" w:eastAsia="黑体"/>
         </w:rPr>
         <w:t xml:space="preserve">取</w:t>
       </w:r>
       <w:r>
+        <w:rPr>
+          <w:rFonts w:eastAsia="黑体"/>
+        </w:rPr>
         <w:t xml:space="preserve"> </w:t>
       </w:r>
       <m:oMath>
@@ -1779,6 +1957,9 @@
         </m:r>
       </m:oMath>
       <w:r>
+        <w:rPr>
+          <w:rFonts w:eastAsia="黑体"/>
+        </w:rPr>
         <w:t xml:space="preserve">、</w:t>
       </w:r>
       <m:oMath>
@@ -1815,6 +1996,9 @@
         </m:r>
       </m:oMath>
       <w:r>
+        <w:rPr>
+          <w:rFonts w:eastAsia="黑体"/>
+        </w:rPr>
         <w:t xml:space="preserve">、</w:t>
       </w:r>
       <m:oMath>
@@ -1852,7 +2036,7 @@
       </m:oMath>
       <w:r>
         <w:rPr>
-          <w:rFonts w:hint="eastAsia"/>
+          <w:rFonts w:hint="eastAsia" w:eastAsia="黑体"/>
         </w:rPr>
         <w:t xml:space="preserve">：</w:t>
       </w:r>
@@ -2051,11 +2235,14 @@
       </m:oMath>
       <w:r>
         <w:rPr>
-          <w:rFonts w:hint="eastAsia"/>
+          <w:rFonts w:hint="eastAsia" w:eastAsia="黑体"/>
         </w:rPr>
         <w:t xml:space="preserve">，即</w:t>
       </w:r>
       <w:r>
+        <w:rPr>
+          <w:rFonts w:eastAsia="黑体"/>
+        </w:rPr>
         <w:t xml:space="preserve"> </w:t>
       </w:r>
       <m:oMath>
@@ -2073,15 +2260,21 @@
         </m:sSub>
       </m:oMath>
       <w:r>
+        <w:rPr>
+          <w:rFonts w:eastAsia="黑体"/>
+        </w:rPr>
         <w:t xml:space="preserve"> </w:t>
       </w:r>
       <w:r>
         <w:rPr>
-          <w:rFonts w:hint="eastAsia"/>
+          <w:rFonts w:hint="eastAsia" w:eastAsia="黑体"/>
         </w:rPr>
         <w:t xml:space="preserve">比</w:t>
       </w:r>
       <w:r>
+        <w:rPr>
+          <w:rFonts w:eastAsia="黑体"/>
+        </w:rPr>
         <w:t xml:space="preserve"> </w:t>
       </w:r>
       <m:oMath>
@@ -2099,15 +2292,21 @@
         </m:sSub>
       </m:oMath>
       <w:r>
+        <w:rPr>
+          <w:rFonts w:eastAsia="黑体"/>
+        </w:rPr>
         <w:t xml:space="preserve"> </w:t>
       </w:r>
       <w:r>
         <w:rPr>
-          <w:rFonts w:hint="eastAsia"/>
+          <w:rFonts w:hint="eastAsia" w:eastAsia="黑体"/>
         </w:rPr>
         <w:t xml:space="preserve">高约</w:t>
       </w:r>
       <w:r>
+        <w:rPr>
+          <w:rFonts w:eastAsia="黑体"/>
+        </w:rPr>
         <w:t xml:space="preserve"> 10 Hz。</w:t>
       </w:r>
     </w:p>
@@ -2121,16 +2320,19 @@
       </w:pPr>
       <w:r>
         <w:rPr>
-          <w:rFonts w:hint="eastAsia"/>
+          <w:rFonts w:hint="eastAsia" w:eastAsia="黑体"/>
         </w:rPr>
         <w:t xml:space="preserve">晶体</w:t>
       </w:r>
       <w:r>
+        <w:rPr>
+          <w:rFonts w:eastAsia="黑体"/>
+        </w:rPr>
         <w:t xml:space="preserve"> Q </w:t>
       </w:r>
       <w:r>
         <w:rPr>
-          <w:rFonts w:hint="eastAsia"/>
+          <w:rFonts w:hint="eastAsia" w:eastAsia="黑体"/>
         </w:rPr>
         <w:t xml:space="preserve">值：</w:t>
       </w:r>
@@ -2168,6 +2370,9 @@
         </m:r>
       </m:oMath>
       <w:r>
+        <w:rPr>
+          <w:rFonts w:eastAsia="黑体"/>
+        </w:rPr>
         <w:t xml:space="preserve">、</w:t>
       </w:r>
       <m:oMath>
@@ -2204,7 +2409,7 @@
       </m:oMath>
       <w:r>
         <w:rPr>
-          <w:rFonts w:hint="eastAsia"/>
+          <w:rFonts w:hint="eastAsia" w:eastAsia="黑体"/>
         </w:rPr>
         <w:t xml:space="preserve">，</w:t>
       </w:r>
@@ -2322,6 +2527,9 @@
         </m:sSup>
       </m:oMath>
       <w:r>
+        <w:rPr>
+          <w:rFonts w:eastAsia="黑体"/>
+        </w:rPr>
         <w:t xml:space="preserve">。</w:t>
       </w:r>
     </w:p>
@@ -2333,7 +2541,7 @@
       </w:pPr>
       <w:r>
         <w:rPr>
-          <w:rFonts w:hint="eastAsia"/>
+          <w:rFonts w:hint="eastAsia" w:eastAsia="黑体"/>
         </w:rPr>
         <w:t xml:space="preserve">常见器件型号</w:t>
       </w:r>
@@ -2348,25 +2556,31 @@
       </w:pPr>
       <w:r>
         <w:rPr>
-          <w:rFonts w:hint="eastAsia"/>
+          <w:rFonts w:hint="eastAsia" w:eastAsia="黑体"/>
         </w:rPr>
         <w:t xml:space="preserve">石英晶体：AT</w:t>
       </w:r>
       <w:r>
+        <w:rPr>
+          <w:rFonts w:eastAsia="黑体"/>
+        </w:rPr>
         <w:t xml:space="preserve"> </w:t>
       </w:r>
       <w:r>
         <w:rPr>
-          <w:rFonts w:hint="eastAsia"/>
+          <w:rFonts w:hint="eastAsia" w:eastAsia="黑体"/>
         </w:rPr>
         <w:t xml:space="preserve">切</w:t>
       </w:r>
       <w:r>
+        <w:rPr>
+          <w:rFonts w:eastAsia="黑体"/>
+        </w:rPr>
         <w:t xml:space="preserve"> / </w:t>
       </w:r>
       <w:r>
         <w:rPr>
-          <w:rFonts w:hint="eastAsia"/>
+          <w:rFonts w:hint="eastAsia" w:eastAsia="黑体"/>
         </w:rPr>
         <w:t xml:space="preserve">滤波级晶体。</w:t>
       </w:r>
@@ -2381,25 +2595,31 @@
       </w:pPr>
       <w:r>
         <w:rPr>
-          <w:rFonts w:hint="eastAsia"/>
+          <w:rFonts w:hint="eastAsia" w:eastAsia="黑体"/>
         </w:rPr>
         <w:t xml:space="preserve">常用：按需选型（通信</w:t>
       </w:r>
       <w:r>
+        <w:rPr>
+          <w:rFonts w:eastAsia="黑体"/>
+        </w:rPr>
         <w:t xml:space="preserve"> IF </w:t>
       </w:r>
       <w:r>
         <w:rPr>
-          <w:rFonts w:hint="eastAsia"/>
+          <w:rFonts w:hint="eastAsia" w:eastAsia="黑体"/>
         </w:rPr>
         <w:t xml:space="preserve">滤波用晶体，如</w:t>
       </w:r>
       <w:r>
+        <w:rPr>
+          <w:rFonts w:eastAsia="黑体"/>
+        </w:rPr>
         <w:t xml:space="preserve"> 10.7 </w:t>
       </w:r>
       <w:r>
         <w:rPr>
-          <w:rFonts w:hint="eastAsia"/>
+          <w:rFonts w:hint="eastAsia" w:eastAsia="黑体"/>
         </w:rPr>
         <w:t xml:space="preserve">MHz）。</w:t>
       </w:r>
@@ -2412,7 +2632,7 @@
       </w:pPr>
       <w:r>
         <w:rPr>
-          <w:rFonts w:hint="eastAsia"/>
+          <w:rFonts w:hint="eastAsia" w:eastAsia="黑体"/>
         </w:rPr>
         <w:t xml:space="preserve">注意事项</w:t>
       </w:r>
@@ -2427,16 +2647,19 @@
       </w:pPr>
       <w:r>
         <w:rPr>
-          <w:rFonts w:hint="eastAsia"/>
+          <w:rFonts w:hint="eastAsia" w:eastAsia="黑体"/>
         </w:rPr>
         <w:t xml:space="preserve">晶体滤波器带宽很窄（通常</w:t>
       </w:r>
       <w:r>
+        <w:rPr>
+          <w:rFonts w:eastAsia="黑体"/>
+        </w:rPr>
         <w:t xml:space="preserve"> kHz </w:t>
       </w:r>
       <w:r>
         <w:rPr>
-          <w:rFonts w:hint="eastAsia"/>
+          <w:rFonts w:hint="eastAsia" w:eastAsia="黑体"/>
         </w:rPr>
         <w:t xml:space="preserve">级），不适合宽带选频。</w:t>
       </w:r>
@@ -2451,7 +2674,7 @@
       </w:pPr>
       <w:r>
         <w:rPr>
-          <w:rFonts w:hint="eastAsia"/>
+          <w:rFonts w:hint="eastAsia" w:eastAsia="黑体"/>
         </w:rPr>
         <w:t xml:space="preserve">需良好阻抗匹配与屏蔽，避免杂散耦合。</w:t>
       </w:r>
@@ -2466,7 +2689,7 @@
       </w:pPr>
       <w:r>
         <w:rPr>
-          <w:rFonts w:hint="eastAsia"/>
+          <w:rFonts w:hint="eastAsia" w:eastAsia="黑体"/>
         </w:rPr>
         <w:t xml:space="preserve">晶体参数离散，需筛选配对，批量一致性重要。</w:t>
       </w:r>
@@ -2479,7 +2702,7 @@
       </w:pPr>
       <w:r>
         <w:rPr>
-          <w:rFonts w:hint="eastAsia"/>
+          <w:rFonts w:hint="eastAsia" w:eastAsia="黑体"/>
         </w:rPr>
         <w:t xml:space="preserve">参考资料</w:t>
       </w:r>
@@ -2493,6 +2716,9 @@
         </w:numPr>
       </w:pPr>
       <w:r>
+        <w:rPr>
+          <w:rFonts w:eastAsia="黑体"/>
+        </w:rPr>
         <w:t xml:space="preserve">Wikipedia: Crystal filter。</w:t>
       </w:r>
     </w:p>
@@ -2506,7 +2732,7 @@
       </w:pPr>
       <w:r>
         <w:rPr>
-          <w:rFonts w:hint="eastAsia"/>
+          <w:rFonts w:hint="eastAsia" w:eastAsia="黑体"/>
         </w:rPr>
         <w:t xml:space="preserve">《通信电子线路》相关章节。</w:t>
       </w:r>
@@ -2520,11 +2746,11 @@
       </w:pPr>
       <w:r>
         <w:rPr>
-          <w:rFonts w:ascii="Times New Roman" w:hAnsi="Times New Roman"/>
+          <w:rFonts w:ascii="Times New Roman" w:hAnsi="Times New Roman" w:eastAsia="黑体"/>
           <w:color w:val="555555"/>
           <w:sz w:val="21"/>
         </w:rPr>
-        <w:t>材料收集者：杜文杰</w:t>
+        <w:t>材料收集者：杜文杰，WX手机：19519196569，QQ:3478827729</w:t>
       </w:r>
     </w:p>
     <w:sectPr>
@@ -2544,7 +2770,7 @@
 </file>
 
 <file path=word/footer1.xml><?xml version="1.0" encoding="utf-8"?>
-<w:ftr xmlns:m="http://schemas.openxmlformats.org/officeDocument/2006/math" xmlns:mc="http://schemas.openxmlformats.org/markup-compatibility/2006" xmlns:mo="http://schemas.microsoft.com/office/mac/office/2008/main" xmlns:mv="urn:schemas-microsoft-com:mac:vml" xmlns:o="urn:schemas-microsoft-com:office:office" xmlns:r="http://schemas.openxmlformats.org/officeDocument/2006/relationships" xmlns:v="urn:schemas-microsoft-com:vml" xmlns:w10="urn:schemas-microsoft-com:office:word" xmlns:w14="http://schemas.microsoft.com/office/word/2010/wordml" xmlns:w="http://schemas.openxmlformats.org/wordprocessingml/2006/main" xmlns:wne="http://schemas.microsoft.com/office/word/2006/wordml" xmlns:wp14="http://schemas.microsoft.com/office/word/2010/wordprocessingDrawing" xmlns:wp="http://schemas.openxmlformats.org/drawingml/2006/wordprocessingDrawing" xmlns:wpc="http://schemas.microsoft.com/office/word/2010/wordprocessingCanvas" xmlns:wpg="http://schemas.microsoft.com/office/word/2010/wordprocessingGroup" xmlns:wpi="http://schemas.microsoft.com/office/word/2010/wordprocessingInk" xmlns:wps="http://schemas.microsoft.com/office/word/2010/wordprocessingShape" mc:Ignorable="w14 wp14">
+<w:ftr xmlns:mc="http://schemas.openxmlformats.org/markup-compatibility/2006" xmlns:w="http://schemas.openxmlformats.org/wordprocessingml/2006/main" xmlns:m="http://schemas.openxmlformats.org/officeDocument/2006/math" xmlns:mo="http://schemas.microsoft.com/office/mac/office/2008/main" xmlns:mv="urn:schemas-microsoft-com:mac:vml" xmlns:o="urn:schemas-microsoft-com:office:office" xmlns:r="http://schemas.openxmlformats.org/officeDocument/2006/relationships" xmlns:v="urn:schemas-microsoft-com:vml" xmlns:w10="urn:schemas-microsoft-com:office:word" xmlns:w14="http://schemas.microsoft.com/office/word/2010/wordml" xmlns:wne="http://schemas.microsoft.com/office/word/2006/wordml" xmlns:wp14="http://schemas.microsoft.com/office/word/2010/wordprocessingDrawing" xmlns:wp="http://schemas.openxmlformats.org/drawingml/2006/wordprocessingDrawing" xmlns:wpc="http://schemas.microsoft.com/office/word/2010/wordprocessingCanvas" xmlns:wpg="http://schemas.microsoft.com/office/word/2010/wordprocessingGroup" xmlns:wpi="http://schemas.microsoft.com/office/word/2010/wordprocessingInk" xmlns:wps="http://schemas.microsoft.com/office/word/2010/wordprocessingShape" mc:Ignorable="w14 wp14">
   <w:p>
     <w:pPr>
       <w:pStyle w:val="Footer"/>
@@ -2552,12 +2778,14 @@
     </w:pPr>
     <w:r>
       <w:rPr>
+        <w:rFonts w:eastAsia="黑体"/>
         <w:sz w:val="18"/>
       </w:rPr>
       <w:t xml:space="preserve">第 </w:t>
     </w:r>
     <w:r>
       <w:rPr>
+        <w:rFonts w:eastAsia="黑体"/>
         <w:sz w:val="18"/>
       </w:rPr>
       <w:fldChar w:fldCharType="begin"/>
@@ -2566,6 +2794,7 @@
     </w:r>
     <w:r>
       <w:rPr>
+        <w:rFonts w:eastAsia="黑体"/>
         <w:sz w:val="18"/>
       </w:rPr>
       <w:t xml:space="preserve"> 页</w:t>
@@ -2579,6 +2808,9 @@
   <w:footnote w:type="continuationSeparator" w:id="0">
     <w:p>
       <w:r>
+        <w:rPr>
+          <w:rFonts w:eastAsia="黑体"/>
+        </w:rPr>
         <w:continuationSeparator/>
       </w:r>
     </w:p>
@@ -2586,6 +2818,9 @@
   <w:footnote w:type="separator" w:id="-1">
     <w:p>
       <w:r>
+        <w:rPr>
+          <w:rFonts w:eastAsia="黑体"/>
+        </w:rPr>
         <w:separator/>
       </w:r>
     </w:p>
@@ -2594,7 +2829,7 @@
 </file>
 
 <file path=word/header1.xml><?xml version="1.0" encoding="utf-8"?>
-<w:hdr xmlns:m="http://schemas.openxmlformats.org/officeDocument/2006/math" xmlns:mc="http://schemas.openxmlformats.org/markup-compatibility/2006" xmlns:mo="http://schemas.microsoft.com/office/mac/office/2008/main" xmlns:mv="urn:schemas-microsoft-com:mac:vml" xmlns:o="urn:schemas-microsoft-com:office:office" xmlns:r="http://schemas.openxmlformats.org/officeDocument/2006/relationships" xmlns:v="urn:schemas-microsoft-com:vml" xmlns:w10="urn:schemas-microsoft-com:office:word" xmlns:w14="http://schemas.microsoft.com/office/word/2010/wordml" xmlns:w="http://schemas.openxmlformats.org/wordprocessingml/2006/main" xmlns:wne="http://schemas.microsoft.com/office/word/2006/wordml" xmlns:wp14="http://schemas.microsoft.com/office/word/2010/wordprocessingDrawing" xmlns:wp="http://schemas.openxmlformats.org/drawingml/2006/wordprocessingDrawing" xmlns:wpc="http://schemas.microsoft.com/office/word/2010/wordprocessingCanvas" xmlns:wpg="http://schemas.microsoft.com/office/word/2010/wordprocessingGroup" xmlns:wpi="http://schemas.microsoft.com/office/word/2010/wordprocessingInk" xmlns:wps="http://schemas.microsoft.com/office/word/2010/wordprocessingShape" mc:Ignorable="w14 wp14">
+<w:hdr xmlns:mc="http://schemas.openxmlformats.org/markup-compatibility/2006" xmlns:w="http://schemas.openxmlformats.org/wordprocessingml/2006/main" xmlns:m="http://schemas.openxmlformats.org/officeDocument/2006/math" xmlns:mo="http://schemas.microsoft.com/office/mac/office/2008/main" xmlns:mv="urn:schemas-microsoft-com:mac:vml" xmlns:o="urn:schemas-microsoft-com:office:office" xmlns:r="http://schemas.openxmlformats.org/officeDocument/2006/relationships" xmlns:v="urn:schemas-microsoft-com:vml" xmlns:w10="urn:schemas-microsoft-com:office:word" xmlns:w14="http://schemas.microsoft.com/office/word/2010/wordml" xmlns:wne="http://schemas.microsoft.com/office/word/2006/wordml" xmlns:wp14="http://schemas.microsoft.com/office/word/2010/wordprocessingDrawing" xmlns:wp="http://schemas.openxmlformats.org/drawingml/2006/wordprocessingDrawing" xmlns:wpc="http://schemas.microsoft.com/office/word/2010/wordprocessingCanvas" xmlns:wpg="http://schemas.microsoft.com/office/word/2010/wordprocessingGroup" xmlns:wpi="http://schemas.microsoft.com/office/word/2010/wordprocessingInk" xmlns:wps="http://schemas.microsoft.com/office/word/2010/wordprocessingShape" mc:Ignorable="w14 wp14">
   <w:p>
     <w:pPr>
       <w:pStyle w:val="Header"/>
@@ -2602,7 +2837,7 @@
     </w:pPr>
     <w:r>
       <w:rPr>
-        <w:rFonts w:ascii="Times New Roman" w:hAnsi="Times New Roman"/>
+        <w:rFonts w:ascii="Times New Roman" w:hAnsi="Times New Roman" w:eastAsia="黑体"/>
         <w:sz w:val="18"/>
         <w:rFonts w:eastAsia="黑体"/>
         <w:rFonts w:eastAsia="黑体"/>
@@ -2614,7 +2849,7 @@
 </file>
 
 <file path=word/numbering.xml><?xml version="1.0" encoding="utf-8"?>
-<w:numbering xmlns:m="http://schemas.openxmlformats.org/officeDocument/2006/math" xmlns:mc="http://schemas.openxmlformats.org/markup-compatibility/2006" xmlns:mo="http://schemas.microsoft.com/office/mac/office/2008/main" xmlns:mv="urn:schemas-microsoft-com:mac:vml" xmlns:o="urn:schemas-microsoft-com:office:office" xmlns:r="http://schemas.openxmlformats.org/officeDocument/2006/relationships" xmlns:v="urn:schemas-microsoft-com:vml" xmlns:w="http://schemas.openxmlformats.org/wordprocessingml/2006/main" xmlns:w10="urn:schemas-microsoft-com:office:word" xmlns:w14="http://schemas.microsoft.com/office/word/2010/wordml" xmlns:wne="http://schemas.microsoft.com/office/word/2006/wordml" xmlns:wp="http://schemas.openxmlformats.org/drawingml/2006/wordprocessingDrawing" xmlns:wp14="http://schemas.microsoft.com/office/word/2010/wordprocessingDrawing" xmlns:wpc="http://schemas.microsoft.com/office/word/2010/wordprocessingCanvas" xmlns:wpg="http://schemas.microsoft.com/office/word/2010/wordprocessingGroup" xmlns:wpi="http://schemas.microsoft.com/office/word/2010/wordprocessingInk" xmlns:wps="http://schemas.microsoft.com/office/word/2010/wordprocessingShape" mc:Ignorable="w14 wp14">
+<w:numbering xmlns:mc="http://schemas.openxmlformats.org/markup-compatibility/2006" xmlns:w="http://schemas.openxmlformats.org/wordprocessingml/2006/main" xmlns:m="http://schemas.openxmlformats.org/officeDocument/2006/math" xmlns:mo="http://schemas.microsoft.com/office/mac/office/2008/main" xmlns:mv="urn:schemas-microsoft-com:mac:vml" xmlns:o="urn:schemas-microsoft-com:office:office" xmlns:r="http://schemas.openxmlformats.org/officeDocument/2006/relationships" xmlns:v="urn:schemas-microsoft-com:vml" xmlns:w10="urn:schemas-microsoft-com:office:word" xmlns:w14="http://schemas.microsoft.com/office/word/2010/wordml" xmlns:wne="http://schemas.microsoft.com/office/word/2006/wordml" xmlns:wp="http://schemas.openxmlformats.org/drawingml/2006/wordprocessingDrawing" xmlns:wp14="http://schemas.microsoft.com/office/word/2010/wordprocessingDrawing" xmlns:wpc="http://schemas.microsoft.com/office/word/2010/wordprocessingCanvas" xmlns:wpg="http://schemas.microsoft.com/office/word/2010/wordprocessingGroup" xmlns:wpi="http://schemas.microsoft.com/office/word/2010/wordprocessingInk" xmlns:wps="http://schemas.microsoft.com/office/word/2010/wordprocessingShape" mc:Ignorable="w14 wp14">
   <w:abstractNum w:abstractNumId="0">
     <w:nsid w:val="FFFFFF7C"/>
     <w:multiLevelType w:val="singleLevel"/>
@@ -2701,7 +2936,7 @@
         <w:ind w:hanging="360" w:left="1440"/>
       </w:pPr>
       <w:rPr>
-        <w:rFonts w:ascii="Symbol" w:hAnsi="Symbol" w:hint="default"/>
+        <w:rFonts w:ascii="Symbol" w:hAnsi="Symbol" w:hint="default" w:eastAsia="黑体"/>
       </w:rPr>
     </w:lvl>
   </w:abstractNum>
@@ -2722,7 +2957,7 @@
         <w:ind w:hanging="360" w:left="1080"/>
       </w:pPr>
       <w:rPr>
-        <w:rFonts w:ascii="Symbol" w:hAnsi="Symbol" w:hint="default"/>
+        <w:rFonts w:ascii="Symbol" w:hAnsi="Symbol" w:hint="default" w:eastAsia="黑体"/>
       </w:rPr>
     </w:lvl>
   </w:abstractNum>
@@ -2743,7 +2978,7 @@
         <w:ind w:hanging="360" w:left="720"/>
       </w:pPr>
       <w:rPr>
-        <w:rFonts w:ascii="Symbol" w:hAnsi="Symbol" w:hint="default"/>
+        <w:rFonts w:ascii="Symbol" w:hAnsi="Symbol" w:hint="default" w:eastAsia="黑体"/>
       </w:rPr>
     </w:lvl>
   </w:abstractNum>
@@ -2782,7 +3017,7 @@
         <w:ind w:hanging="360" w:left="360"/>
       </w:pPr>
       <w:rPr>
-        <w:rFonts w:ascii="Symbol" w:hAnsi="Symbol" w:hint="default"/>
+        <w:rFonts w:ascii="Symbol" w:hAnsi="Symbol" w:hint="default" w:eastAsia="黑体"/>
       </w:rPr>
     </w:lvl>
   </w:abstractNum>
@@ -2873,7 +3108,7 @@
         <w:ind w:left="720" w:hanging="360"/>
       </w:pPr>
       <w:rPr>
-        <w:rFonts w:ascii="Symbol" w:hAnsi="Symbol" w:cs="Symbol" w:hint="default"/>
+        <w:rFonts w:ascii="Symbol" w:hAnsi="Symbol" w:cs="Symbol" w:hint="default" w:eastAsia="黑体"/>
       </w:rPr>
     </w:lvl>
     <w:lvl w:ilvl="1">
@@ -2884,7 +3119,7 @@
         <w:ind w:left="1440" w:hanging="360"/>
       </w:pPr>
       <w:rPr>
-        <w:rFonts w:ascii="Courier New" w:hAnsi="Courier New" w:cs="Courier New" w:hint="default"/>
+        <w:rFonts w:ascii="Courier New" w:hAnsi="Courier New" w:cs="Courier New" w:hint="default" w:eastAsia="黑体"/>
       </w:rPr>
     </w:lvl>
     <w:lvl w:ilvl="2">
@@ -2895,7 +3130,7 @@
         <w:ind w:left="2160" w:hanging="360"/>
       </w:pPr>
       <w:rPr>
-        <w:rFonts w:ascii="Wingdings" w:hAnsi="Wingdings" w:cs="Wingdings" w:hint="default"/>
+        <w:rFonts w:ascii="Wingdings" w:hAnsi="Wingdings" w:cs="Wingdings" w:hint="default" w:eastAsia="黑体"/>
       </w:rPr>
     </w:lvl>
     <w:lvl w:ilvl="3">
@@ -2906,7 +3141,7 @@
         <w:ind w:left="2880" w:hanging="360"/>
       </w:pPr>
       <w:rPr>
-        <w:rFonts w:ascii="Symbol" w:hAnsi="Symbol" w:cs="Symbol" w:hint="default"/>
+        <w:rFonts w:ascii="Symbol" w:hAnsi="Symbol" w:cs="Symbol" w:hint="default" w:eastAsia="黑体"/>
       </w:rPr>
     </w:lvl>
     <w:lvl w:ilvl="4">
@@ -2917,7 +3152,7 @@
         <w:ind w:left="3600" w:hanging="360"/>
       </w:pPr>
       <w:rPr>
-        <w:rFonts w:ascii="Courier New" w:hAnsi="Courier New" w:cs="Courier New" w:hint="default"/>
+        <w:rFonts w:ascii="Courier New" w:hAnsi="Courier New" w:cs="Courier New" w:hint="default" w:eastAsia="黑体"/>
       </w:rPr>
     </w:lvl>
     <w:lvl w:ilvl="5">
@@ -2928,7 +3163,7 @@
         <w:ind w:left="4320" w:hanging="360"/>
       </w:pPr>
       <w:rPr>
-        <w:rFonts w:ascii="Wingdings" w:hAnsi="Wingdings" w:cs="Wingdings" w:hint="default"/>
+        <w:rFonts w:ascii="Wingdings" w:hAnsi="Wingdings" w:cs="Wingdings" w:hint="default" w:eastAsia="黑体"/>
       </w:rPr>
     </w:lvl>
     <w:lvl w:ilvl="6">
@@ -2939,7 +3174,7 @@
         <w:ind w:left="5040" w:hanging="360"/>
       </w:pPr>
       <w:rPr>
-        <w:rFonts w:ascii="Symbol" w:hAnsi="Symbol" w:cs="Symbol" w:hint="default"/>
+        <w:rFonts w:ascii="Symbol" w:hAnsi="Symbol" w:cs="Symbol" w:hint="default" w:eastAsia="黑体"/>
       </w:rPr>
     </w:lvl>
     <w:lvl w:ilvl="7">
@@ -2950,7 +3185,7 @@
         <w:ind w:left="5760" w:hanging="360"/>
       </w:pPr>
       <w:rPr>
-        <w:rFonts w:ascii="Courier New" w:hAnsi="Courier New" w:cs="Courier New" w:hint="default"/>
+        <w:rFonts w:ascii="Courier New" w:hAnsi="Courier New" w:cs="Courier New" w:hint="default" w:eastAsia="黑体"/>
       </w:rPr>
     </w:lvl>
     <w:lvl w:ilvl="8">
@@ -2961,7 +3196,7 @@
         <w:ind w:left="6480" w:hanging="360"/>
       </w:pPr>
       <w:rPr>
-        <w:rFonts w:ascii="Wingdings" w:hAnsi="Wingdings" w:cs="Wingdings" w:hint="default"/>
+        <w:rFonts w:ascii="Wingdings" w:hAnsi="Wingdings" w:cs="Wingdings" w:hint="default" w:eastAsia="黑体"/>
       </w:rPr>
     </w:lvl>
   </w:abstractNum>
@@ -3017,11 +3252,11 @@
 </file>
 
 <file path=word/styles.xml><?xml version="1.0" encoding="utf-8"?>
-<w:styles xmlns:mc="http://schemas.openxmlformats.org/markup-compatibility/2006" xmlns:r="http://schemas.openxmlformats.org/officeDocument/2006/relationships" xmlns:w="http://schemas.openxmlformats.org/wordprocessingml/2006/main" xmlns:w14="http://schemas.microsoft.com/office/word/2010/wordml" mc:Ignorable="w14">
+<w:styles xmlns:mc="http://schemas.openxmlformats.org/markup-compatibility/2006" xmlns:w="http://schemas.openxmlformats.org/wordprocessingml/2006/main" xmlns:r="http://schemas.openxmlformats.org/officeDocument/2006/relationships" xmlns:w14="http://schemas.microsoft.com/office/word/2010/wordml" mc:Ignorable="w14">
   <w:docDefaults>
     <w:rPrDefault>
       <w:rPr>
-        <w:rFonts w:asciiTheme="minorHAnsi" w:cstheme="minorBidi" w:eastAsiaTheme="minorEastAsia" w:hAnsiTheme="minorHAnsi"/>
+        <w:rFonts w:asciiTheme="minorHAnsi" w:cstheme="minorBidi" w:hAnsiTheme="minorHAnsi" w:eastAsia="黑体"/>
         <w:sz w:val="22"/>
         <w:szCs w:val="22"/>
         <w:lang w:bidi="ar-SA" w:eastAsia="en-US" w:val="en-US"/>
@@ -3243,7 +3478,7 @@
       <w:outlineLvl w:val="0"/>
     </w:pPr>
     <w:rPr>
-      <w:rFonts w:ascii="Times New Roman" w:asciiTheme="majorHAnsi" w:cstheme="majorBidi" w:eastAsia="黑体" w:eastAsiaTheme="majorEastAsia" w:hAnsi="Times New Roman" w:hAnsiTheme="majorHAnsi"/>
+      <w:rFonts w:ascii="Times New Roman" w:asciiTheme="majorHAnsi" w:cstheme="majorBidi" w:eastAsia="黑体" w:hAnsi="Times New Roman" w:hAnsiTheme="majorHAnsi"/>
       <w:b/>
       <w:bCs/>
       <w:color w:val="1F3864"/>
@@ -3267,7 +3502,7 @@
       <w:outlineLvl w:val="1"/>
     </w:pPr>
     <w:rPr>
-      <w:rFonts w:ascii="Times New Roman" w:asciiTheme="majorHAnsi" w:cstheme="majorBidi" w:eastAsia="黑体" w:eastAsiaTheme="majorEastAsia" w:hAnsi="Times New Roman" w:hAnsiTheme="majorHAnsi"/>
+      <w:rFonts w:ascii="Times New Roman" w:asciiTheme="majorHAnsi" w:cstheme="majorBidi" w:eastAsia="黑体" w:hAnsi="Times New Roman" w:hAnsiTheme="majorHAnsi"/>
       <w:b/>
       <w:bCs/>
       <w:color w:val="2E4E7E"/>
@@ -3291,7 +3526,7 @@
       <w:outlineLvl w:val="2"/>
     </w:pPr>
     <w:rPr>
-      <w:rFonts w:ascii="Times New Roman" w:asciiTheme="majorHAnsi" w:cstheme="majorBidi" w:eastAsia="黑体" w:eastAsiaTheme="majorEastAsia" w:hAnsi="Times New Roman" w:hAnsiTheme="majorHAnsi"/>
+      <w:rFonts w:ascii="Times New Roman" w:asciiTheme="majorHAnsi" w:cstheme="majorBidi" w:eastAsia="黑体" w:hAnsi="Times New Roman" w:hAnsiTheme="majorHAnsi"/>
       <w:b/>
       <w:bCs/>
       <w:color w:val="2E4E7E"/>
@@ -3315,7 +3550,7 @@
       <w:outlineLvl w:val="3"/>
     </w:pPr>
     <w:rPr>
-      <w:rFonts w:ascii="Times New Roman" w:asciiTheme="majorHAnsi" w:cstheme="majorBidi" w:eastAsia="黑体" w:eastAsiaTheme="majorEastAsia" w:hAnsi="Times New Roman" w:hAnsiTheme="majorHAnsi"/>
+      <w:rFonts w:ascii="Times New Roman" w:asciiTheme="majorHAnsi" w:cstheme="majorBidi" w:eastAsia="黑体" w:hAnsi="Times New Roman" w:hAnsiTheme="majorHAnsi"/>
       <w:b/>
       <w:bCs/>
       <w:i/>
@@ -3341,7 +3576,7 @@
       <w:outlineLvl w:val="4"/>
     </w:pPr>
     <w:rPr>
-      <w:rFonts w:ascii="Times New Roman" w:asciiTheme="majorHAnsi" w:cstheme="majorBidi" w:eastAsia="黑体" w:eastAsiaTheme="majorEastAsia" w:hAnsi="Times New Roman" w:hAnsiTheme="majorHAnsi"/>
+      <w:rFonts w:ascii="Times New Roman" w:asciiTheme="majorHAnsi" w:cstheme="majorBidi" w:eastAsia="黑体" w:hAnsi="Times New Roman" w:hAnsiTheme="majorHAnsi"/>
       <w:b/>
       <w:color w:val="333333"/>
       <w:sz w:val="22"/>
@@ -3364,7 +3599,7 @@
       <w:outlineLvl w:val="5"/>
     </w:pPr>
     <w:rPr>
-      <w:rFonts w:asciiTheme="majorHAnsi" w:cstheme="majorBidi" w:eastAsiaTheme="majorEastAsia" w:hAnsiTheme="majorHAnsi"/>
+      <w:rFonts w:asciiTheme="majorHAnsi" w:cstheme="majorBidi" w:hAnsiTheme="majorHAnsi" w:eastAsia="黑体"/>
       <w:i/>
       <w:iCs/>
       <w:color w:themeColor="accent1" w:themeShade="7F" w:val="243F60"/>
@@ -3387,7 +3622,7 @@
       <w:outlineLvl w:val="6"/>
     </w:pPr>
     <w:rPr>
-      <w:rFonts w:asciiTheme="majorHAnsi" w:cstheme="majorBidi" w:eastAsiaTheme="majorEastAsia" w:hAnsiTheme="majorHAnsi"/>
+      <w:rFonts w:asciiTheme="majorHAnsi" w:cstheme="majorBidi" w:hAnsiTheme="majorHAnsi" w:eastAsia="黑体"/>
       <w:i/>
       <w:iCs/>
       <w:color w:themeColor="text1" w:themeTint="BF" w:val="404040"/>
@@ -3410,7 +3645,7 @@
       <w:outlineLvl w:val="7"/>
     </w:pPr>
     <w:rPr>
-      <w:rFonts w:asciiTheme="majorHAnsi" w:cstheme="majorBidi" w:eastAsiaTheme="majorEastAsia" w:hAnsiTheme="majorHAnsi"/>
+      <w:rFonts w:asciiTheme="majorHAnsi" w:cstheme="majorBidi" w:hAnsiTheme="majorHAnsi" w:eastAsia="黑体"/>
       <w:color w:themeColor="accent1" w:val="4F81BD"/>
       <w:sz w:val="20"/>
       <w:szCs w:val="20"/>
@@ -3433,7 +3668,7 @@
       <w:outlineLvl w:val="8"/>
     </w:pPr>
     <w:rPr>
-      <w:rFonts w:asciiTheme="majorHAnsi" w:cstheme="majorBidi" w:eastAsiaTheme="majorEastAsia" w:hAnsiTheme="majorHAnsi"/>
+      <w:rFonts w:asciiTheme="majorHAnsi" w:cstheme="majorBidi" w:hAnsiTheme="majorHAnsi" w:eastAsia="黑体"/>
       <w:i/>
       <w:iCs/>
       <w:color w:themeColor="text1" w:themeTint="BF" w:val="404040"/>
@@ -3484,7 +3719,7 @@
     <w:uiPriority w:val="9"/>
     <w:rsid w:val="00FC693F"/>
     <w:rPr>
-      <w:rFonts w:asciiTheme="majorHAnsi" w:cstheme="majorBidi" w:eastAsiaTheme="majorEastAsia" w:hAnsiTheme="majorHAnsi"/>
+      <w:rFonts w:asciiTheme="majorHAnsi" w:cstheme="majorBidi" w:hAnsiTheme="majorHAnsi" w:eastAsia="黑体"/>
       <w:b/>
       <w:bCs/>
       <w:color w:themeColor="accent1" w:themeShade="BF" w:val="365F91"/>
@@ -3499,7 +3734,7 @@
     <w:uiPriority w:val="9"/>
     <w:rsid w:val="00FC693F"/>
     <w:rPr>
-      <w:rFonts w:asciiTheme="majorHAnsi" w:cstheme="majorBidi" w:eastAsiaTheme="majorEastAsia" w:hAnsiTheme="majorHAnsi"/>
+      <w:rFonts w:asciiTheme="majorHAnsi" w:cstheme="majorBidi" w:hAnsiTheme="majorHAnsi" w:eastAsia="黑体"/>
       <w:b/>
       <w:bCs/>
       <w:color w:themeColor="accent1" w:val="4F81BD"/>
@@ -3514,7 +3749,7 @@
     <w:uiPriority w:val="9"/>
     <w:rsid w:val="00FC693F"/>
     <w:rPr>
-      <w:rFonts w:asciiTheme="majorHAnsi" w:cstheme="majorBidi" w:eastAsiaTheme="majorEastAsia" w:hAnsiTheme="majorHAnsi"/>
+      <w:rFonts w:asciiTheme="majorHAnsi" w:cstheme="majorBidi" w:hAnsiTheme="majorHAnsi" w:eastAsia="黑体"/>
       <w:b/>
       <w:bCs/>
       <w:color w:themeColor="accent1" w:val="4F81BD"/>
@@ -3537,7 +3772,7 @@
       <w:contextualSpacing/>
     </w:pPr>
     <w:rPr>
-      <w:rFonts w:ascii="Times New Roman" w:asciiTheme="majorHAnsi" w:cstheme="majorBidi" w:eastAsia="黑体" w:eastAsiaTheme="majorEastAsia" w:hAnsi="Times New Roman" w:hAnsiTheme="majorHAnsi"/>
+      <w:rFonts w:ascii="Times New Roman" w:asciiTheme="majorHAnsi" w:cstheme="majorBidi" w:eastAsia="黑体" w:hAnsi="Times New Roman" w:hAnsiTheme="majorHAnsi"/>
       <w:b/>
       <w:color w:val="1F3864"/>
       <w:spacing w:val="5"/>
@@ -3553,7 +3788,7 @@
     <w:uiPriority w:val="10"/>
     <w:rsid w:val="00FC693F"/>
     <w:rPr>
-      <w:rFonts w:asciiTheme="majorHAnsi" w:cstheme="majorBidi" w:eastAsiaTheme="majorEastAsia" w:hAnsiTheme="majorHAnsi"/>
+      <w:rFonts w:asciiTheme="majorHAnsi" w:cstheme="majorBidi" w:hAnsiTheme="majorHAnsi" w:eastAsia="黑体"/>
       <w:color w:themeColor="text2" w:themeShade="BF" w:val="17365D"/>
       <w:spacing w:val="5"/>
       <w:kern w:val="28"/>
@@ -3575,7 +3810,7 @@
       </w:numPr>
     </w:pPr>
     <w:rPr>
-      <w:rFonts w:asciiTheme="majorHAnsi" w:cstheme="majorBidi" w:eastAsiaTheme="majorEastAsia" w:hAnsiTheme="majorHAnsi"/>
+      <w:rFonts w:asciiTheme="majorHAnsi" w:cstheme="majorBidi" w:hAnsiTheme="majorHAnsi" w:eastAsia="黑体"/>
       <w:i/>
       <w:iCs/>
       <w:color w:themeColor="accent1" w:val="4F81BD"/>
@@ -3591,7 +3826,7 @@
     <w:uiPriority w:val="11"/>
     <w:rsid w:val="00FC693F"/>
     <w:rPr>
-      <w:rFonts w:asciiTheme="majorHAnsi" w:cstheme="majorBidi" w:eastAsiaTheme="majorEastAsia" w:hAnsiTheme="majorHAnsi"/>
+      <w:rFonts w:asciiTheme="majorHAnsi" w:cstheme="majorBidi" w:hAnsiTheme="majorHAnsi" w:eastAsia="黑体"/>
       <w:i/>
       <w:iCs/>
       <w:color w:themeColor="accent1" w:val="4F81BD"/>
@@ -3658,6 +3893,7 @@
       <w:spacing w:after="120"/>
     </w:pPr>
     <w:rPr>
+      <w:rFonts w:eastAsia="黑体"/>
       <w:sz w:val="16"/>
       <w:szCs w:val="16"/>
     </w:rPr>
@@ -3669,6 +3905,7 @@
     <w:uiPriority w:val="99"/>
     <w:rsid w:val="00AA1D8D"/>
     <w:rPr>
+      <w:rFonts w:eastAsia="黑体"/>
       <w:sz w:val="16"/>
       <w:szCs w:val="16"/>
     </w:rPr>
@@ -3838,7 +4075,7 @@
       </w:tabs>
     </w:pPr>
     <w:rPr>
-      <w:rFonts w:ascii="Courier" w:hAnsi="Courier"/>
+      <w:rFonts w:ascii="Courier" w:hAnsi="Courier" w:eastAsia="黑体"/>
       <w:sz w:val="20"/>
       <w:szCs w:val="20"/>
     </w:rPr>
@@ -3850,7 +4087,7 @@
     <w:uiPriority w:val="99"/>
     <w:rsid w:val="0029639D"/>
     <w:rPr>
-      <w:rFonts w:ascii="Courier" w:hAnsi="Courier"/>
+      <w:rFonts w:ascii="Courier" w:hAnsi="Courier" w:eastAsia="黑体"/>
       <w:sz w:val="20"/>
       <w:szCs w:val="20"/>
     </w:rPr>
@@ -3886,6 +4123,7 @@
     <w:uiPriority w:val="29"/>
     <w:rsid w:val="00FC693F"/>
     <w:rPr>
+      <w:rFonts w:eastAsia="黑体"/>
       <w:i/>
       <w:iCs/>
       <w:color w:themeColor="text1" w:val="000000"/>
@@ -3899,7 +4137,7 @@
     <w:semiHidden/>
     <w:rsid w:val="00FC693F"/>
     <w:rPr>
-      <w:rFonts w:asciiTheme="majorHAnsi" w:cstheme="majorBidi" w:eastAsiaTheme="majorEastAsia" w:hAnsiTheme="majorHAnsi"/>
+      <w:rFonts w:asciiTheme="majorHAnsi" w:cstheme="majorBidi" w:hAnsiTheme="majorHAnsi" w:eastAsia="黑体"/>
       <w:b/>
       <w:bCs/>
       <w:i/>
@@ -3915,7 +4153,7 @@
     <w:semiHidden/>
     <w:rsid w:val="00FC693F"/>
     <w:rPr>
-      <w:rFonts w:asciiTheme="majorHAnsi" w:cstheme="majorBidi" w:eastAsiaTheme="majorEastAsia" w:hAnsiTheme="majorHAnsi"/>
+      <w:rFonts w:asciiTheme="majorHAnsi" w:cstheme="majorBidi" w:hAnsiTheme="majorHAnsi" w:eastAsia="黑体"/>
       <w:color w:themeColor="accent1" w:themeShade="7F" w:val="243F60"/>
     </w:rPr>
   </w:style>
@@ -3927,7 +4165,7 @@
     <w:semiHidden/>
     <w:rsid w:val="00FC693F"/>
     <w:rPr>
-      <w:rFonts w:asciiTheme="majorHAnsi" w:cstheme="majorBidi" w:eastAsiaTheme="majorEastAsia" w:hAnsiTheme="majorHAnsi"/>
+      <w:rFonts w:asciiTheme="majorHAnsi" w:cstheme="majorBidi" w:hAnsiTheme="majorHAnsi" w:eastAsia="黑体"/>
       <w:i/>
       <w:iCs/>
       <w:color w:themeColor="accent1" w:themeShade="7F" w:val="243F60"/>
@@ -3941,7 +4179,7 @@
     <w:semiHidden/>
     <w:rsid w:val="00FC693F"/>
     <w:rPr>
-      <w:rFonts w:asciiTheme="majorHAnsi" w:cstheme="majorBidi" w:eastAsiaTheme="majorEastAsia" w:hAnsiTheme="majorHAnsi"/>
+      <w:rFonts w:asciiTheme="majorHAnsi" w:cstheme="majorBidi" w:hAnsiTheme="majorHAnsi" w:eastAsia="黑体"/>
       <w:i/>
       <w:iCs/>
       <w:color w:themeColor="text1" w:themeTint="BF" w:val="404040"/>
@@ -3955,7 +4193,7 @@
     <w:semiHidden/>
     <w:rsid w:val="00FC693F"/>
     <w:rPr>
-      <w:rFonts w:asciiTheme="majorHAnsi" w:cstheme="majorBidi" w:eastAsiaTheme="majorEastAsia" w:hAnsiTheme="majorHAnsi"/>
+      <w:rFonts w:asciiTheme="majorHAnsi" w:cstheme="majorBidi" w:hAnsiTheme="majorHAnsi" w:eastAsia="黑体"/>
       <w:color w:themeColor="accent1" w:val="4F81BD"/>
       <w:sz w:val="20"/>
       <w:szCs w:val="20"/>
@@ -3969,7 +4207,7 @@
     <w:semiHidden/>
     <w:rsid w:val="00FC693F"/>
     <w:rPr>
-      <w:rFonts w:asciiTheme="majorHAnsi" w:cstheme="majorBidi" w:eastAsiaTheme="majorEastAsia" w:hAnsiTheme="majorHAnsi"/>
+      <w:rFonts w:asciiTheme="majorHAnsi" w:cstheme="majorBidi" w:hAnsiTheme="majorHAnsi" w:eastAsia="黑体"/>
       <w:i/>
       <w:iCs/>
       <w:color w:themeColor="text1" w:themeTint="BF" w:val="404040"/>
@@ -3990,6 +4228,7 @@
       <w:spacing w:line="240" w:lineRule="auto"/>
     </w:pPr>
     <w:rPr>
+      <w:rFonts w:eastAsia="黑体"/>
       <w:b/>
       <w:bCs/>
       <w:color w:themeColor="accent1" w:val="4F81BD"/>
@@ -4004,6 +4243,7 @@
     <w:qFormat/>
     <w:rsid w:val="00FC693F"/>
     <w:rPr>
+      <w:rFonts w:eastAsia="黑体"/>
       <w:b/>
       <w:bCs/>
     </w:rPr>
@@ -4015,6 +4255,7 @@
     <w:qFormat/>
     <w:rsid w:val="00FC693F"/>
     <w:rPr>
+      <w:rFonts w:eastAsia="黑体"/>
       <w:i/>
       <w:iCs/>
     </w:rPr>
@@ -4035,6 +4276,7 @@
       <w:ind w:left="936" w:right="936"/>
     </w:pPr>
     <w:rPr>
+      <w:rFonts w:eastAsia="黑体"/>
       <w:b/>
       <w:bCs/>
       <w:i/>
@@ -4049,6 +4291,7 @@
     <w:uiPriority w:val="30"/>
     <w:rsid w:val="00FC693F"/>
     <w:rPr>
+      <w:rFonts w:eastAsia="黑体"/>
       <w:b/>
       <w:bCs/>
       <w:i/>
@@ -4063,6 +4306,7 @@
     <w:qFormat/>
     <w:rsid w:val="00FC693F"/>
     <w:rPr>
+      <w:rFonts w:eastAsia="黑体"/>
       <w:i/>
       <w:iCs/>
       <w:color w:themeColor="text1" w:themeTint="7F" w:val="808080"/>
@@ -4075,6 +4319,7 @@
     <w:qFormat/>
     <w:rsid w:val="00FC693F"/>
     <w:rPr>
+      <w:rFonts w:eastAsia="黑体"/>
       <w:b/>
       <w:bCs/>
       <w:i/>
@@ -4089,6 +4334,7 @@
     <w:qFormat/>
     <w:rsid w:val="00FC693F"/>
     <w:rPr>
+      <w:rFonts w:eastAsia="黑体"/>
       <w:smallCaps/>
       <w:color w:themeColor="accent2" w:val="C0504D"/>
       <w:u w:val="single"/>
@@ -4101,6 +4347,7 @@
     <w:qFormat/>
     <w:rsid w:val="00FC693F"/>
     <w:rPr>
+      <w:rFonts w:eastAsia="黑体"/>
       <w:b/>
       <w:bCs/>
       <w:smallCaps/>
@@ -4116,6 +4363,7 @@
     <w:qFormat/>
     <w:rsid w:val="00FC693F"/>
     <w:rPr>
+      <w:rFonts w:eastAsia="黑体"/>
       <w:b/>
       <w:bCs/>
       <w:smallCaps/>
@@ -4170,6 +4418,7 @@
       <w:spacing w:after="0" w:line="240" w:lineRule="auto"/>
     </w:pPr>
     <w:rPr>
+      <w:rFonts w:eastAsia="黑体"/>
       <w:color w:themeColor="text1" w:themeShade="BF" w:val="000000"/>
     </w:rPr>
     <w:tblPr>
@@ -4192,6 +4441,7 @@
         <w:spacing w:after="0" w:before="0" w:line="240" w:lineRule="auto"/>
       </w:pPr>
       <w:rPr>
+        <w:rFonts w:eastAsia="黑体"/>
         <w:b/>
         <w:bCs/>
       </w:rPr>
@@ -4212,6 +4462,7 @@
         <w:spacing w:after="0" w:before="0" w:line="240" w:lineRule="auto"/>
       </w:pPr>
       <w:rPr>
+        <w:rFonts w:eastAsia="黑体"/>
         <w:b/>
         <w:bCs/>
       </w:rPr>
@@ -4229,12 +4480,14 @@
     </w:tblStylePr>
     <w:tblStylePr w:type="firstCol">
       <w:rPr>
+        <w:rFonts w:eastAsia="黑体"/>
         <w:b/>
         <w:bCs/>
       </w:rPr>
     </w:tblStylePr>
     <w:tblStylePr w:type="lastCol">
       <w:rPr>
+        <w:rFonts w:eastAsia="黑体"/>
         <w:b/>
         <w:bCs/>
       </w:rPr>
@@ -4273,6 +4526,7 @@
       <w:spacing w:after="0" w:line="240" w:lineRule="auto"/>
     </w:pPr>
     <w:rPr>
+      <w:rFonts w:eastAsia="黑体"/>
       <w:color w:themeColor="accent1" w:themeShade="BF" w:val="365F91"/>
     </w:rPr>
     <w:tblPr>
@@ -4295,6 +4549,7 @@
         <w:spacing w:after="0" w:before="0" w:line="240" w:lineRule="auto"/>
       </w:pPr>
       <w:rPr>
+        <w:rFonts w:eastAsia="黑体"/>
         <w:b/>
         <w:bCs/>
       </w:rPr>
@@ -4315,6 +4570,7 @@
         <w:spacing w:after="0" w:before="0" w:line="240" w:lineRule="auto"/>
       </w:pPr>
       <w:rPr>
+        <w:rFonts w:eastAsia="黑体"/>
         <w:b/>
         <w:bCs/>
       </w:rPr>
@@ -4332,12 +4588,14 @@
     </w:tblStylePr>
     <w:tblStylePr w:type="firstCol">
       <w:rPr>
+        <w:rFonts w:eastAsia="黑体"/>
         <w:b/>
         <w:bCs/>
       </w:rPr>
     </w:tblStylePr>
     <w:tblStylePr w:type="lastCol">
       <w:rPr>
+        <w:rFonts w:eastAsia="黑体"/>
         <w:b/>
         <w:bCs/>
       </w:rPr>
@@ -4376,6 +4634,7 @@
       <w:spacing w:after="0" w:line="240" w:lineRule="auto"/>
     </w:pPr>
     <w:rPr>
+      <w:rFonts w:eastAsia="黑体"/>
       <w:color w:themeColor="accent2" w:themeShade="BF" w:val="943634"/>
     </w:rPr>
     <w:tblPr>
@@ -4398,6 +4657,7 @@
         <w:spacing w:after="0" w:before="0" w:line="240" w:lineRule="auto"/>
       </w:pPr>
       <w:rPr>
+        <w:rFonts w:eastAsia="黑体"/>
         <w:b/>
         <w:bCs/>
       </w:rPr>
@@ -4418,6 +4678,7 @@
         <w:spacing w:after="0" w:before="0" w:line="240" w:lineRule="auto"/>
       </w:pPr>
       <w:rPr>
+        <w:rFonts w:eastAsia="黑体"/>
         <w:b/>
         <w:bCs/>
       </w:rPr>
@@ -4435,12 +4696,14 @@
     </w:tblStylePr>
     <w:tblStylePr w:type="firstCol">
       <w:rPr>
+        <w:rFonts w:eastAsia="黑体"/>
         <w:b/>
         <w:bCs/>
       </w:rPr>
     </w:tblStylePr>
     <w:tblStylePr w:type="lastCol">
       <w:rPr>
+        <w:rFonts w:eastAsia="黑体"/>
         <w:b/>
         <w:bCs/>
       </w:rPr>
@@ -4479,6 +4742,7 @@
       <w:spacing w:after="0" w:line="240" w:lineRule="auto"/>
     </w:pPr>
     <w:rPr>
+      <w:rFonts w:eastAsia="黑体"/>
       <w:color w:themeColor="accent3" w:themeShade="BF" w:val="76923C"/>
     </w:rPr>
     <w:tblPr>
@@ -4501,6 +4765,7 @@
         <w:spacing w:after="0" w:before="0" w:line="240" w:lineRule="auto"/>
       </w:pPr>
       <w:rPr>
+        <w:rFonts w:eastAsia="黑体"/>
         <w:b/>
         <w:bCs/>
       </w:rPr>
@@ -4521,6 +4786,7 @@
         <w:spacing w:after="0" w:before="0" w:line="240" w:lineRule="auto"/>
       </w:pPr>
       <w:rPr>
+        <w:rFonts w:eastAsia="黑体"/>
         <w:b/>
         <w:bCs/>
       </w:rPr>
@@ -4538,12 +4804,14 @@
     </w:tblStylePr>
     <w:tblStylePr w:type="firstCol">
       <w:rPr>
+        <w:rFonts w:eastAsia="黑体"/>
         <w:b/>
         <w:bCs/>
       </w:rPr>
     </w:tblStylePr>
     <w:tblStylePr w:type="lastCol">
       <w:rPr>
+        <w:rFonts w:eastAsia="黑体"/>
         <w:b/>
         <w:bCs/>
       </w:rPr>
@@ -4582,6 +4850,7 @@
       <w:spacing w:after="0" w:line="240" w:lineRule="auto"/>
     </w:pPr>
     <w:rPr>
+      <w:rFonts w:eastAsia="黑体"/>
       <w:color w:themeColor="accent4" w:themeShade="BF" w:val="5F497A"/>
     </w:rPr>
     <w:tblPr>
@@ -4604,6 +4873,7 @@
         <w:spacing w:after="0" w:before="0" w:line="240" w:lineRule="auto"/>
       </w:pPr>
       <w:rPr>
+        <w:rFonts w:eastAsia="黑体"/>
         <w:b/>
         <w:bCs/>
       </w:rPr>
@@ -4624,6 +4894,7 @@
         <w:spacing w:after="0" w:before="0" w:line="240" w:lineRule="auto"/>
       </w:pPr>
       <w:rPr>
+        <w:rFonts w:eastAsia="黑体"/>
         <w:b/>
         <w:bCs/>
       </w:rPr>
@@ -4641,12 +4912,14 @@
     </w:tblStylePr>
     <w:tblStylePr w:type="firstCol">
       <w:rPr>
+        <w:rFonts w:eastAsia="黑体"/>
         <w:b/>
         <w:bCs/>
       </w:rPr>
     </w:tblStylePr>
     <w:tblStylePr w:type="lastCol">
       <w:rPr>
+        <w:rFonts w:eastAsia="黑体"/>
         <w:b/>
         <w:bCs/>
       </w:rPr>
@@ -4685,6 +4958,7 @@
       <w:spacing w:after="0" w:line="240" w:lineRule="auto"/>
     </w:pPr>
     <w:rPr>
+      <w:rFonts w:eastAsia="黑体"/>
       <w:color w:themeColor="accent5" w:themeShade="BF" w:val="31849B"/>
     </w:rPr>
     <w:tblPr>
@@ -4707,6 +4981,7 @@
         <w:spacing w:after="0" w:before="0" w:line="240" w:lineRule="auto"/>
       </w:pPr>
       <w:rPr>
+        <w:rFonts w:eastAsia="黑体"/>
         <w:b/>
         <w:bCs/>
       </w:rPr>
@@ -4727,6 +5002,7 @@
         <w:spacing w:after="0" w:before="0" w:line="240" w:lineRule="auto"/>
       </w:pPr>
       <w:rPr>
+        <w:rFonts w:eastAsia="黑体"/>
         <w:b/>
         <w:bCs/>
       </w:rPr>
@@ -4744,12 +5020,14 @@
     </w:tblStylePr>
     <w:tblStylePr w:type="firstCol">
       <w:rPr>
+        <w:rFonts w:eastAsia="黑体"/>
         <w:b/>
         <w:bCs/>
       </w:rPr>
     </w:tblStylePr>
     <w:tblStylePr w:type="lastCol">
       <w:rPr>
+        <w:rFonts w:eastAsia="黑体"/>
         <w:b/>
         <w:bCs/>
       </w:rPr>
@@ -4788,6 +5066,7 @@
       <w:spacing w:after="0" w:line="240" w:lineRule="auto"/>
     </w:pPr>
     <w:rPr>
+      <w:rFonts w:eastAsia="黑体"/>
       <w:color w:themeColor="accent6" w:themeShade="BF" w:val="E36C0A"/>
     </w:rPr>
     <w:tblPr>
@@ -4810,6 +5089,7 @@
         <w:spacing w:after="0" w:before="0" w:line="240" w:lineRule="auto"/>
       </w:pPr>
       <w:rPr>
+        <w:rFonts w:eastAsia="黑体"/>
         <w:b/>
         <w:bCs/>
       </w:rPr>
@@ -4830,6 +5110,7 @@
         <w:spacing w:after="0" w:before="0" w:line="240" w:lineRule="auto"/>
       </w:pPr>
       <w:rPr>
+        <w:rFonts w:eastAsia="黑体"/>
         <w:b/>
         <w:bCs/>
       </w:rPr>
@@ -4847,12 +5128,14 @@
     </w:tblStylePr>
     <w:tblStylePr w:type="firstCol">
       <w:rPr>
+        <w:rFonts w:eastAsia="黑体"/>
         <w:b/>
         <w:bCs/>
       </w:rPr>
     </w:tblStylePr>
     <w:tblStylePr w:type="lastCol">
       <w:rPr>
+        <w:rFonts w:eastAsia="黑体"/>
         <w:b/>
         <w:bCs/>
       </w:rPr>
@@ -4912,6 +5195,7 @@
         <w:spacing w:after="0" w:before="0" w:line="240" w:lineRule="auto"/>
       </w:pPr>
       <w:rPr>
+        <w:rFonts w:eastAsia="黑体"/>
         <w:b/>
         <w:bCs/>
         <w:color w:themeColor="background1" w:val="FFFFFF"/>
@@ -4926,6 +5210,7 @@
         <w:spacing w:after="0" w:before="0" w:line="240" w:lineRule="auto"/>
       </w:pPr>
       <w:rPr>
+        <w:rFonts w:eastAsia="黑体"/>
         <w:b/>
         <w:bCs/>
       </w:rPr>
@@ -4941,12 +5226,14 @@
     </w:tblStylePr>
     <w:tblStylePr w:type="firstCol">
       <w:rPr>
+        <w:rFonts w:eastAsia="黑体"/>
         <w:b/>
         <w:bCs/>
       </w:rPr>
     </w:tblStylePr>
     <w:tblStylePr w:type="lastCol">
       <w:rPr>
+        <w:rFonts w:eastAsia="黑体"/>
         <w:b/>
         <w:bCs/>
       </w:rPr>
@@ -5004,6 +5291,7 @@
         <w:spacing w:after="0" w:before="0" w:line="240" w:lineRule="auto"/>
       </w:pPr>
       <w:rPr>
+        <w:rFonts w:eastAsia="黑体"/>
         <w:b/>
         <w:bCs/>
         <w:color w:themeColor="background1" w:val="FFFFFF"/>
@@ -5018,6 +5306,7 @@
         <w:spacing w:after="0" w:before="0" w:line="240" w:lineRule="auto"/>
       </w:pPr>
       <w:rPr>
+        <w:rFonts w:eastAsia="黑体"/>
         <w:b/>
         <w:bCs/>
       </w:rPr>
@@ -5033,12 +5322,14 @@
     </w:tblStylePr>
     <w:tblStylePr w:type="firstCol">
       <w:rPr>
+        <w:rFonts w:eastAsia="黑体"/>
         <w:b/>
         <w:bCs/>
       </w:rPr>
     </w:tblStylePr>
     <w:tblStylePr w:type="lastCol">
       <w:rPr>
+        <w:rFonts w:eastAsia="黑体"/>
         <w:b/>
         <w:bCs/>
       </w:rPr>
@@ -5096,6 +5387,7 @@
         <w:spacing w:after="0" w:before="0" w:line="240" w:lineRule="auto"/>
       </w:pPr>
       <w:rPr>
+        <w:rFonts w:eastAsia="黑体"/>
         <w:b/>
         <w:bCs/>
         <w:color w:themeColor="background1" w:val="FFFFFF"/>
@@ -5110,6 +5402,7 @@
         <w:spacing w:after="0" w:before="0" w:line="240" w:lineRule="auto"/>
       </w:pPr>
       <w:rPr>
+        <w:rFonts w:eastAsia="黑体"/>
         <w:b/>
         <w:bCs/>
       </w:rPr>
@@ -5125,12 +5418,14 @@
     </w:tblStylePr>
     <w:tblStylePr w:type="firstCol">
       <w:rPr>
+        <w:rFonts w:eastAsia="黑体"/>
         <w:b/>
         <w:bCs/>
       </w:rPr>
     </w:tblStylePr>
     <w:tblStylePr w:type="lastCol">
       <w:rPr>
+        <w:rFonts w:eastAsia="黑体"/>
         <w:b/>
         <w:bCs/>
       </w:rPr>
@@ -5188,6 +5483,7 @@
         <w:spacing w:after="0" w:before="0" w:line="240" w:lineRule="auto"/>
       </w:pPr>
       <w:rPr>
+        <w:rFonts w:eastAsia="黑体"/>
         <w:b/>
         <w:bCs/>
         <w:color w:themeColor="background1" w:val="FFFFFF"/>
@@ -5202,6 +5498,7 @@
         <w:spacing w:after="0" w:before="0" w:line="240" w:lineRule="auto"/>
       </w:pPr>
       <w:rPr>
+        <w:rFonts w:eastAsia="黑体"/>
         <w:b/>
         <w:bCs/>
       </w:rPr>
@@ -5217,12 +5514,14 @@
     </w:tblStylePr>
     <w:tblStylePr w:type="firstCol">
       <w:rPr>
+        <w:rFonts w:eastAsia="黑体"/>
         <w:b/>
         <w:bCs/>
       </w:rPr>
     </w:tblStylePr>
     <w:tblStylePr w:type="lastCol">
       <w:rPr>
+        <w:rFonts w:eastAsia="黑体"/>
         <w:b/>
         <w:bCs/>
       </w:rPr>
@@ -5280,6 +5579,7 @@
         <w:spacing w:after="0" w:before="0" w:line="240" w:lineRule="auto"/>
       </w:pPr>
       <w:rPr>
+        <w:rFonts w:eastAsia="黑体"/>
         <w:b/>
         <w:bCs/>
         <w:color w:themeColor="background1" w:val="FFFFFF"/>
@@ -5294,6 +5594,7 @@
         <w:spacing w:after="0" w:before="0" w:line="240" w:lineRule="auto"/>
       </w:pPr>
       <w:rPr>
+        <w:rFonts w:eastAsia="黑体"/>
         <w:b/>
         <w:bCs/>
       </w:rPr>
@@ -5309,12 +5610,14 @@
     </w:tblStylePr>
     <w:tblStylePr w:type="firstCol">
       <w:rPr>
+        <w:rFonts w:eastAsia="黑体"/>
         <w:b/>
         <w:bCs/>
       </w:rPr>
     </w:tblStylePr>
     <w:tblStylePr w:type="lastCol">
       <w:rPr>
+        <w:rFonts w:eastAsia="黑体"/>
         <w:b/>
         <w:bCs/>
       </w:rPr>
@@ -5372,6 +5675,7 @@
         <w:spacing w:after="0" w:before="0" w:line="240" w:lineRule="auto"/>
       </w:pPr>
       <w:rPr>
+        <w:rFonts w:eastAsia="黑体"/>
         <w:b/>
         <w:bCs/>
         <w:color w:themeColor="background1" w:val="FFFFFF"/>
@@ -5386,6 +5690,7 @@
         <w:spacing w:after="0" w:before="0" w:line="240" w:lineRule="auto"/>
       </w:pPr>
       <w:rPr>
+        <w:rFonts w:eastAsia="黑体"/>
         <w:b/>
         <w:bCs/>
       </w:rPr>
@@ -5401,12 +5706,14 @@
     </w:tblStylePr>
     <w:tblStylePr w:type="firstCol">
       <w:rPr>
+        <w:rFonts w:eastAsia="黑体"/>
         <w:b/>
         <w:bCs/>
       </w:rPr>
     </w:tblStylePr>
     <w:tblStylePr w:type="lastCol">
       <w:rPr>
+        <w:rFonts w:eastAsia="黑体"/>
         <w:b/>
         <w:bCs/>
       </w:rPr>
@@ -5464,6 +5771,7 @@
         <w:spacing w:after="0" w:before="0" w:line="240" w:lineRule="auto"/>
       </w:pPr>
       <w:rPr>
+        <w:rFonts w:eastAsia="黑体"/>
         <w:b/>
         <w:bCs/>
         <w:color w:themeColor="background1" w:val="FFFFFF"/>
@@ -5478,6 +5786,7 @@
         <w:spacing w:after="0" w:before="0" w:line="240" w:lineRule="auto"/>
       </w:pPr>
       <w:rPr>
+        <w:rFonts w:eastAsia="黑体"/>
         <w:b/>
         <w:bCs/>
       </w:rPr>
@@ -5493,12 +5802,14 @@
     </w:tblStylePr>
     <w:tblStylePr w:type="firstCol">
       <w:rPr>
+        <w:rFonts w:eastAsia="黑体"/>
         <w:b/>
         <w:bCs/>
       </w:rPr>
     </w:tblStylePr>
     <w:tblStylePr w:type="lastCol">
       <w:rPr>
+        <w:rFonts w:eastAsia="黑体"/>
         <w:b/>
         <w:bCs/>
       </w:rPr>
@@ -5558,7 +5869,7 @@
         <w:spacing w:after="0" w:before="0" w:line="240" w:lineRule="auto"/>
       </w:pPr>
       <w:rPr>
-        <w:rFonts w:asciiTheme="majorHAnsi" w:cstheme="majorBidi" w:eastAsiaTheme="majorEastAsia" w:hAnsiTheme="majorHAnsi"/>
+        <w:rFonts w:asciiTheme="majorHAnsi" w:cstheme="majorBidi" w:hAnsiTheme="majorHAnsi" w:eastAsia="黑体"/>
         <w:b/>
         <w:bCs/>
       </w:rPr>
@@ -5579,7 +5890,7 @@
         <w:spacing w:after="0" w:before="0" w:line="240" w:lineRule="auto"/>
       </w:pPr>
       <w:rPr>
-        <w:rFonts w:asciiTheme="majorHAnsi" w:cstheme="majorBidi" w:eastAsiaTheme="majorEastAsia" w:hAnsiTheme="majorHAnsi"/>
+        <w:rFonts w:asciiTheme="majorHAnsi" w:cstheme="majorBidi" w:hAnsiTheme="majorHAnsi" w:eastAsia="黑体"/>
         <w:b/>
         <w:bCs/>
       </w:rPr>
@@ -5597,14 +5908,14 @@
     </w:tblStylePr>
     <w:tblStylePr w:type="firstCol">
       <w:rPr>
-        <w:rFonts w:asciiTheme="majorHAnsi" w:cstheme="majorBidi" w:eastAsiaTheme="majorEastAsia" w:hAnsiTheme="majorHAnsi"/>
+        <w:rFonts w:asciiTheme="majorHAnsi" w:cstheme="majorBidi" w:hAnsiTheme="majorHAnsi" w:eastAsia="黑体"/>
         <w:b/>
         <w:bCs/>
       </w:rPr>
     </w:tblStylePr>
     <w:tblStylePr w:type="lastCol">
       <w:rPr>
-        <w:rFonts w:asciiTheme="majorHAnsi" w:cstheme="majorBidi" w:eastAsiaTheme="majorEastAsia" w:hAnsiTheme="majorHAnsi"/>
+        <w:rFonts w:asciiTheme="majorHAnsi" w:cstheme="majorBidi" w:hAnsiTheme="majorHAnsi" w:eastAsia="黑体"/>
         <w:b/>
         <w:bCs/>
       </w:rPr>
@@ -5688,7 +5999,7 @@
         <w:spacing w:after="0" w:before="0" w:line="240" w:lineRule="auto"/>
       </w:pPr>
       <w:rPr>
-        <w:rFonts w:asciiTheme="majorHAnsi" w:cstheme="majorBidi" w:eastAsiaTheme="majorEastAsia" w:hAnsiTheme="majorHAnsi"/>
+        <w:rFonts w:asciiTheme="majorHAnsi" w:cstheme="majorBidi" w:hAnsiTheme="majorHAnsi" w:eastAsia="黑体"/>
         <w:b/>
         <w:bCs/>
       </w:rPr>
@@ -5709,7 +6020,7 @@
         <w:spacing w:after="0" w:before="0" w:line="240" w:lineRule="auto"/>
       </w:pPr>
       <w:rPr>
-        <w:rFonts w:asciiTheme="majorHAnsi" w:cstheme="majorBidi" w:eastAsiaTheme="majorEastAsia" w:hAnsiTheme="majorHAnsi"/>
+        <w:rFonts w:asciiTheme="majorHAnsi" w:cstheme="majorBidi" w:hAnsiTheme="majorHAnsi" w:eastAsia="黑体"/>
         <w:b/>
         <w:bCs/>
       </w:rPr>
@@ -5727,14 +6038,14 @@
     </w:tblStylePr>
     <w:tblStylePr w:type="firstCol">
       <w:rPr>
-        <w:rFonts w:asciiTheme="majorHAnsi" w:cstheme="majorBidi" w:eastAsiaTheme="majorEastAsia" w:hAnsiTheme="majorHAnsi"/>
+        <w:rFonts w:asciiTheme="majorHAnsi" w:cstheme="majorBidi" w:hAnsiTheme="majorHAnsi" w:eastAsia="黑体"/>
         <w:b/>
         <w:bCs/>
       </w:rPr>
     </w:tblStylePr>
     <w:tblStylePr w:type="lastCol">
       <w:rPr>
-        <w:rFonts w:asciiTheme="majorHAnsi" w:cstheme="majorBidi" w:eastAsiaTheme="majorEastAsia" w:hAnsiTheme="majorHAnsi"/>
+        <w:rFonts w:asciiTheme="majorHAnsi" w:cstheme="majorBidi" w:hAnsiTheme="majorHAnsi" w:eastAsia="黑体"/>
         <w:b/>
         <w:bCs/>
       </w:rPr>
@@ -5818,7 +6129,7 @@
         <w:spacing w:after="0" w:before="0" w:line="240" w:lineRule="auto"/>
       </w:pPr>
       <w:rPr>
-        <w:rFonts w:asciiTheme="majorHAnsi" w:cstheme="majorBidi" w:eastAsiaTheme="majorEastAsia" w:hAnsiTheme="majorHAnsi"/>
+        <w:rFonts w:asciiTheme="majorHAnsi" w:cstheme="majorBidi" w:hAnsiTheme="majorHAnsi" w:eastAsia="黑体"/>
         <w:b/>
         <w:bCs/>
       </w:rPr>
@@ -5839,7 +6150,7 @@
         <w:spacing w:after="0" w:before="0" w:line="240" w:lineRule="auto"/>
       </w:pPr>
       <w:rPr>
-        <w:rFonts w:asciiTheme="majorHAnsi" w:cstheme="majorBidi" w:eastAsiaTheme="majorEastAsia" w:hAnsiTheme="majorHAnsi"/>
+        <w:rFonts w:asciiTheme="majorHAnsi" w:cstheme="majorBidi" w:hAnsiTheme="majorHAnsi" w:eastAsia="黑体"/>
         <w:b/>
         <w:bCs/>
       </w:rPr>
@@ -5857,14 +6168,14 @@
     </w:tblStylePr>
     <w:tblStylePr w:type="firstCol">
       <w:rPr>
-        <w:rFonts w:asciiTheme="majorHAnsi" w:cstheme="majorBidi" w:eastAsiaTheme="majorEastAsia" w:hAnsiTheme="majorHAnsi"/>
+        <w:rFonts w:asciiTheme="majorHAnsi" w:cstheme="majorBidi" w:hAnsiTheme="majorHAnsi" w:eastAsia="黑体"/>
         <w:b/>
         <w:bCs/>
       </w:rPr>
     </w:tblStylePr>
     <w:tblStylePr w:type="lastCol">
       <w:rPr>
-        <w:rFonts w:asciiTheme="majorHAnsi" w:cstheme="majorBidi" w:eastAsiaTheme="majorEastAsia" w:hAnsiTheme="majorHAnsi"/>
+        <w:rFonts w:asciiTheme="majorHAnsi" w:cstheme="majorBidi" w:hAnsiTheme="majorHAnsi" w:eastAsia="黑体"/>
         <w:b/>
         <w:bCs/>
       </w:rPr>
@@ -5948,7 +6259,7 @@
         <w:spacing w:after="0" w:before="0" w:line="240" w:lineRule="auto"/>
       </w:pPr>
       <w:rPr>
-        <w:rFonts w:asciiTheme="majorHAnsi" w:cstheme="majorBidi" w:eastAsiaTheme="majorEastAsia" w:hAnsiTheme="majorHAnsi"/>
+        <w:rFonts w:asciiTheme="majorHAnsi" w:cstheme="majorBidi" w:hAnsiTheme="majorHAnsi" w:eastAsia="黑体"/>
         <w:b/>
         <w:bCs/>
       </w:rPr>
@@ -5969,7 +6280,7 @@
         <w:spacing w:after="0" w:before="0" w:line="240" w:lineRule="auto"/>
       </w:pPr>
       <w:rPr>
-        <w:rFonts w:asciiTheme="majorHAnsi" w:cstheme="majorBidi" w:eastAsiaTheme="majorEastAsia" w:hAnsiTheme="majorHAnsi"/>
+        <w:rFonts w:asciiTheme="majorHAnsi" w:cstheme="majorBidi" w:hAnsiTheme="majorHAnsi" w:eastAsia="黑体"/>
         <w:b/>
         <w:bCs/>
       </w:rPr>
@@ -5987,14 +6298,14 @@
     </w:tblStylePr>
     <w:tblStylePr w:type="firstCol">
       <w:rPr>
-        <w:rFonts w:asciiTheme="majorHAnsi" w:cstheme="majorBidi" w:eastAsiaTheme="majorEastAsia" w:hAnsiTheme="majorHAnsi"/>
+        <w:rFonts w:asciiTheme="majorHAnsi" w:cstheme="majorBidi" w:hAnsiTheme="majorHAnsi" w:eastAsia="黑体"/>
         <w:b/>
         <w:bCs/>
       </w:rPr>
     </w:tblStylePr>
     <w:tblStylePr w:type="lastCol">
       <w:rPr>
-        <w:rFonts w:asciiTheme="majorHAnsi" w:cstheme="majorBidi" w:eastAsiaTheme="majorEastAsia" w:hAnsiTheme="majorHAnsi"/>
+        <w:rFonts w:asciiTheme="majorHAnsi" w:cstheme="majorBidi" w:hAnsiTheme="majorHAnsi" w:eastAsia="黑体"/>
         <w:b/>
         <w:bCs/>
       </w:rPr>
@@ -6078,7 +6389,7 @@
         <w:spacing w:after="0" w:before="0" w:line="240" w:lineRule="auto"/>
       </w:pPr>
       <w:rPr>
-        <w:rFonts w:asciiTheme="majorHAnsi" w:cstheme="majorBidi" w:eastAsiaTheme="majorEastAsia" w:hAnsiTheme="majorHAnsi"/>
+        <w:rFonts w:asciiTheme="majorHAnsi" w:cstheme="majorBidi" w:hAnsiTheme="majorHAnsi" w:eastAsia="黑体"/>
         <w:b/>
         <w:bCs/>
       </w:rPr>
@@ -6099,7 +6410,7 @@
         <w:spacing w:after="0" w:before="0" w:line="240" w:lineRule="auto"/>
       </w:pPr>
       <w:rPr>
-        <w:rFonts w:asciiTheme="majorHAnsi" w:cstheme="majorBidi" w:eastAsiaTheme="majorEastAsia" w:hAnsiTheme="majorHAnsi"/>
+        <w:rFonts w:asciiTheme="majorHAnsi" w:cstheme="majorBidi" w:hAnsiTheme="majorHAnsi" w:eastAsia="黑体"/>
         <w:b/>
         <w:bCs/>
       </w:rPr>
@@ -6117,14 +6428,14 @@
     </w:tblStylePr>
     <w:tblStylePr w:type="firstCol">
       <w:rPr>
-        <w:rFonts w:asciiTheme="majorHAnsi" w:cstheme="majorBidi" w:eastAsiaTheme="majorEastAsia" w:hAnsiTheme="majorHAnsi"/>
+        <w:rFonts w:asciiTheme="majorHAnsi" w:cstheme="majorBidi" w:hAnsiTheme="majorHAnsi" w:eastAsia="黑体"/>
         <w:b/>
         <w:bCs/>
       </w:rPr>
     </w:tblStylePr>
     <w:tblStylePr w:type="lastCol">
       <w:rPr>
-        <w:rFonts w:asciiTheme="majorHAnsi" w:cstheme="majorBidi" w:eastAsiaTheme="majorEastAsia" w:hAnsiTheme="majorHAnsi"/>
+        <w:rFonts w:asciiTheme="majorHAnsi" w:cstheme="majorBidi" w:hAnsiTheme="majorHAnsi" w:eastAsia="黑体"/>
         <w:b/>
         <w:bCs/>
       </w:rPr>
@@ -6208,7 +6519,7 @@
         <w:spacing w:after="0" w:before="0" w:line="240" w:lineRule="auto"/>
       </w:pPr>
       <w:rPr>
-        <w:rFonts w:asciiTheme="majorHAnsi" w:cstheme="majorBidi" w:eastAsiaTheme="majorEastAsia" w:hAnsiTheme="majorHAnsi"/>
+        <w:rFonts w:asciiTheme="majorHAnsi" w:cstheme="majorBidi" w:hAnsiTheme="majorHAnsi" w:eastAsia="黑体"/>
         <w:b/>
         <w:bCs/>
       </w:rPr>
@@ -6229,7 +6540,7 @@
         <w:spacing w:after="0" w:before="0" w:line="240" w:lineRule="auto"/>
       </w:pPr>
       <w:rPr>
-        <w:rFonts w:asciiTheme="majorHAnsi" w:cstheme="majorBidi" w:eastAsiaTheme="majorEastAsia" w:hAnsiTheme="majorHAnsi"/>
+        <w:rFonts w:asciiTheme="majorHAnsi" w:cstheme="majorBidi" w:hAnsiTheme="majorHAnsi" w:eastAsia="黑体"/>
         <w:b/>
         <w:bCs/>
       </w:rPr>
@@ -6247,14 +6558,14 @@
     </w:tblStylePr>
     <w:tblStylePr w:type="firstCol">
       <w:rPr>
-        <w:rFonts w:asciiTheme="majorHAnsi" w:cstheme="majorBidi" w:eastAsiaTheme="majorEastAsia" w:hAnsiTheme="majorHAnsi"/>
+        <w:rFonts w:asciiTheme="majorHAnsi" w:cstheme="majorBidi" w:hAnsiTheme="majorHAnsi" w:eastAsia="黑体"/>
         <w:b/>
         <w:bCs/>
       </w:rPr>
     </w:tblStylePr>
     <w:tblStylePr w:type="lastCol">
       <w:rPr>
-        <w:rFonts w:asciiTheme="majorHAnsi" w:cstheme="majorBidi" w:eastAsiaTheme="majorEastAsia" w:hAnsiTheme="majorHAnsi"/>
+        <w:rFonts w:asciiTheme="majorHAnsi" w:cstheme="majorBidi" w:hAnsiTheme="majorHAnsi" w:eastAsia="黑体"/>
         <w:b/>
         <w:bCs/>
       </w:rPr>
@@ -6338,7 +6649,7 @@
         <w:spacing w:after="0" w:before="0" w:line="240" w:lineRule="auto"/>
       </w:pPr>
       <w:rPr>
-        <w:rFonts w:asciiTheme="majorHAnsi" w:cstheme="majorBidi" w:eastAsiaTheme="majorEastAsia" w:hAnsiTheme="majorHAnsi"/>
+        <w:rFonts w:asciiTheme="majorHAnsi" w:cstheme="majorBidi" w:hAnsiTheme="majorHAnsi" w:eastAsia="黑体"/>
         <w:b/>
         <w:bCs/>
       </w:rPr>
@@ -6359,7 +6670,7 @@
         <w:spacing w:after="0" w:before="0" w:line="240" w:lineRule="auto"/>
       </w:pPr>
       <w:rPr>
-        <w:rFonts w:asciiTheme="majorHAnsi" w:cstheme="majorBidi" w:eastAsiaTheme="majorEastAsia" w:hAnsiTheme="majorHAnsi"/>
+        <w:rFonts w:asciiTheme="majorHAnsi" w:cstheme="majorBidi" w:hAnsiTheme="majorHAnsi" w:eastAsia="黑体"/>
         <w:b/>
         <w:bCs/>
       </w:rPr>
@@ -6377,14 +6688,14 @@
     </w:tblStylePr>
     <w:tblStylePr w:type="firstCol">
       <w:rPr>
-        <w:rFonts w:asciiTheme="majorHAnsi" w:cstheme="majorBidi" w:eastAsiaTheme="majorEastAsia" w:hAnsiTheme="majorHAnsi"/>
+        <w:rFonts w:asciiTheme="majorHAnsi" w:cstheme="majorBidi" w:hAnsiTheme="majorHAnsi" w:eastAsia="黑体"/>
         <w:b/>
         <w:bCs/>
       </w:rPr>
     </w:tblStylePr>
     <w:tblStylePr w:type="lastCol">
       <w:rPr>
-        <w:rFonts w:asciiTheme="majorHAnsi" w:cstheme="majorBidi" w:eastAsiaTheme="majorEastAsia" w:hAnsiTheme="majorHAnsi"/>
+        <w:rFonts w:asciiTheme="majorHAnsi" w:cstheme="majorBidi" w:hAnsiTheme="majorHAnsi" w:eastAsia="黑体"/>
         <w:b/>
         <w:bCs/>
       </w:rPr>
@@ -6467,6 +6778,7 @@
         <w:spacing w:after="0" w:before="0" w:line="240" w:lineRule="auto"/>
       </w:pPr>
       <w:rPr>
+        <w:rFonts w:eastAsia="黑体"/>
         <w:b/>
         <w:bCs/>
         <w:color w:themeColor="background1" w:val="FFFFFF"/>
@@ -6489,6 +6801,7 @@
         <w:spacing w:after="0" w:before="0" w:line="240" w:lineRule="auto"/>
       </w:pPr>
       <w:rPr>
+        <w:rFonts w:eastAsia="黑体"/>
         <w:b/>
         <w:bCs/>
       </w:rPr>
@@ -6506,12 +6819,14 @@
     </w:tblStylePr>
     <w:tblStylePr w:type="firstCol">
       <w:rPr>
+        <w:rFonts w:eastAsia="黑体"/>
         <w:b/>
         <w:bCs/>
       </w:rPr>
     </w:tblStylePr>
     <w:tblStylePr w:type="lastCol">
       <w:rPr>
+        <w:rFonts w:eastAsia="黑体"/>
         <w:b/>
         <w:bCs/>
       </w:rPr>
@@ -6573,6 +6888,7 @@
         <w:spacing w:after="0" w:before="0" w:line="240" w:lineRule="auto"/>
       </w:pPr>
       <w:rPr>
+        <w:rFonts w:eastAsia="黑体"/>
         <w:b/>
         <w:bCs/>
         <w:color w:themeColor="background1" w:val="FFFFFF"/>
@@ -6595,6 +6911,7 @@
         <w:spacing w:after="0" w:before="0" w:line="240" w:lineRule="auto"/>
       </w:pPr>
       <w:rPr>
+        <w:rFonts w:eastAsia="黑体"/>
         <w:b/>
         <w:bCs/>
       </w:rPr>
@@ -6612,12 +6929,14 @@
     </w:tblStylePr>
     <w:tblStylePr w:type="firstCol">
       <w:rPr>
+        <w:rFonts w:eastAsia="黑体"/>
         <w:b/>
         <w:bCs/>
       </w:rPr>
     </w:tblStylePr>
     <w:tblStylePr w:type="lastCol">
       <w:rPr>
+        <w:rFonts w:eastAsia="黑体"/>
         <w:b/>
         <w:bCs/>
       </w:rPr>
@@ -6679,6 +6998,7 @@
         <w:spacing w:after="0" w:before="0" w:line="240" w:lineRule="auto"/>
       </w:pPr>
       <w:rPr>
+        <w:rFonts w:eastAsia="黑体"/>
         <w:b/>
         <w:bCs/>
         <w:color w:themeColor="background1" w:val="FFFFFF"/>
@@ -6701,6 +7021,7 @@
         <w:spacing w:after="0" w:before="0" w:line="240" w:lineRule="auto"/>
       </w:pPr>
       <w:rPr>
+        <w:rFonts w:eastAsia="黑体"/>
         <w:b/>
         <w:bCs/>
       </w:rPr>
@@ -6718,12 +7039,14 @@
     </w:tblStylePr>
     <w:tblStylePr w:type="firstCol">
       <w:rPr>
+        <w:rFonts w:eastAsia="黑体"/>
         <w:b/>
         <w:bCs/>
       </w:rPr>
     </w:tblStylePr>
     <w:tblStylePr w:type="lastCol">
       <w:rPr>
+        <w:rFonts w:eastAsia="黑体"/>
         <w:b/>
         <w:bCs/>
       </w:rPr>
@@ -6785,6 +7108,7 @@
         <w:spacing w:after="0" w:before="0" w:line="240" w:lineRule="auto"/>
       </w:pPr>
       <w:rPr>
+        <w:rFonts w:eastAsia="黑体"/>
         <w:b/>
         <w:bCs/>
         <w:color w:themeColor="background1" w:val="FFFFFF"/>
@@ -6807,6 +7131,7 @@
         <w:spacing w:after="0" w:before="0" w:line="240" w:lineRule="auto"/>
       </w:pPr>
       <w:rPr>
+        <w:rFonts w:eastAsia="黑体"/>
         <w:b/>
         <w:bCs/>
       </w:rPr>
@@ -6824,12 +7149,14 @@
     </w:tblStylePr>
     <w:tblStylePr w:type="firstCol">
       <w:rPr>
+        <w:rFonts w:eastAsia="黑体"/>
         <w:b/>
         <w:bCs/>
       </w:rPr>
     </w:tblStylePr>
     <w:tblStylePr w:type="lastCol">
       <w:rPr>
+        <w:rFonts w:eastAsia="黑体"/>
         <w:b/>
         <w:bCs/>
       </w:rPr>
@@ -6891,6 +7218,7 @@
         <w:spacing w:after="0" w:before="0" w:line="240" w:lineRule="auto"/>
       </w:pPr>
       <w:rPr>
+        <w:rFonts w:eastAsia="黑体"/>
         <w:b/>
         <w:bCs/>
         <w:color w:themeColor="background1" w:val="FFFFFF"/>
@@ -6913,6 +7241,7 @@
         <w:spacing w:after="0" w:before="0" w:line="240" w:lineRule="auto"/>
       </w:pPr>
       <w:rPr>
+        <w:rFonts w:eastAsia="黑体"/>
         <w:b/>
         <w:bCs/>
       </w:rPr>
@@ -6930,12 +7259,14 @@
     </w:tblStylePr>
     <w:tblStylePr w:type="firstCol">
       <w:rPr>
+        <w:rFonts w:eastAsia="黑体"/>
         <w:b/>
         <w:bCs/>
       </w:rPr>
     </w:tblStylePr>
     <w:tblStylePr w:type="lastCol">
       <w:rPr>
+        <w:rFonts w:eastAsia="黑体"/>
         <w:b/>
         <w:bCs/>
       </w:rPr>
@@ -6997,6 +7328,7 @@
         <w:spacing w:after="0" w:before="0" w:line="240" w:lineRule="auto"/>
       </w:pPr>
       <w:rPr>
+        <w:rFonts w:eastAsia="黑体"/>
         <w:b/>
         <w:bCs/>
         <w:color w:themeColor="background1" w:val="FFFFFF"/>
@@ -7019,6 +7351,7 @@
         <w:spacing w:after="0" w:before="0" w:line="240" w:lineRule="auto"/>
       </w:pPr>
       <w:rPr>
+        <w:rFonts w:eastAsia="黑体"/>
         <w:b/>
         <w:bCs/>
       </w:rPr>
@@ -7036,12 +7369,14 @@
     </w:tblStylePr>
     <w:tblStylePr w:type="firstCol">
       <w:rPr>
+        <w:rFonts w:eastAsia="黑体"/>
         <w:b/>
         <w:bCs/>
       </w:rPr>
     </w:tblStylePr>
     <w:tblStylePr w:type="lastCol">
       <w:rPr>
+        <w:rFonts w:eastAsia="黑体"/>
         <w:b/>
         <w:bCs/>
       </w:rPr>
@@ -7103,6 +7438,7 @@
         <w:spacing w:after="0" w:before="0" w:line="240" w:lineRule="auto"/>
       </w:pPr>
       <w:rPr>
+        <w:rFonts w:eastAsia="黑体"/>
         <w:b/>
         <w:bCs/>
         <w:color w:themeColor="background1" w:val="FFFFFF"/>
@@ -7125,6 +7461,7 @@
         <w:spacing w:after="0" w:before="0" w:line="240" w:lineRule="auto"/>
       </w:pPr>
       <w:rPr>
+        <w:rFonts w:eastAsia="黑体"/>
         <w:b/>
         <w:bCs/>
       </w:rPr>
@@ -7142,12 +7479,14 @@
     </w:tblStylePr>
     <w:tblStylePr w:type="firstCol">
       <w:rPr>
+        <w:rFonts w:eastAsia="黑体"/>
         <w:b/>
         <w:bCs/>
       </w:rPr>
     </w:tblStylePr>
     <w:tblStylePr w:type="lastCol">
       <w:rPr>
+        <w:rFonts w:eastAsia="黑体"/>
         <w:b/>
         <w:bCs/>
       </w:rPr>
@@ -7206,6 +7545,7 @@
         <w:spacing w:after="0" w:before="0" w:line="240" w:lineRule="auto"/>
       </w:pPr>
       <w:rPr>
+        <w:rFonts w:eastAsia="黑体"/>
         <w:b/>
         <w:bCs/>
         <w:color w:themeColor="background1" w:val="FFFFFF"/>
@@ -7228,6 +7568,7 @@
         <w:spacing w:after="0" w:before="0" w:line="240" w:lineRule="auto"/>
       </w:pPr>
       <w:rPr>
+        <w:rFonts w:eastAsia="黑体"/>
         <w:color w:val="auto"/>
       </w:rPr>
       <w:tblPr/>
@@ -7245,6 +7586,7 @@
     </w:tblStylePr>
     <w:tblStylePr w:type="firstCol">
       <w:rPr>
+        <w:rFonts w:eastAsia="黑体"/>
         <w:b/>
         <w:bCs/>
         <w:color w:themeColor="background1" w:val="FFFFFF"/>
@@ -7264,6 +7606,7 @@
     </w:tblStylePr>
     <w:tblStylePr w:type="lastCol">
       <w:rPr>
+        <w:rFonts w:eastAsia="黑体"/>
         <w:b/>
         <w:bCs/>
         <w:color w:themeColor="background1" w:val="FFFFFF"/>
@@ -7312,6 +7655,7 @@
     </w:tblStylePr>
     <w:tblStylePr w:type="nwCell">
       <w:rPr>
+        <w:rFonts w:eastAsia="黑体"/>
         <w:color w:themeColor="background1" w:val="FFFFFF"/>
       </w:rPr>
       <w:tblPr/>
@@ -7355,6 +7699,7 @@
         <w:spacing w:after="0" w:before="0" w:line="240" w:lineRule="auto"/>
       </w:pPr>
       <w:rPr>
+        <w:rFonts w:eastAsia="黑体"/>
         <w:b/>
         <w:bCs/>
         <w:color w:themeColor="background1" w:val="FFFFFF"/>
@@ -7377,6 +7722,7 @@
         <w:spacing w:after="0" w:before="0" w:line="240" w:lineRule="auto"/>
       </w:pPr>
       <w:rPr>
+        <w:rFonts w:eastAsia="黑体"/>
         <w:color w:val="auto"/>
       </w:rPr>
       <w:tblPr/>
@@ -7394,6 +7740,7 @@
     </w:tblStylePr>
     <w:tblStylePr w:type="firstCol">
       <w:rPr>
+        <w:rFonts w:eastAsia="黑体"/>
         <w:b/>
         <w:bCs/>
         <w:color w:themeColor="background1" w:val="FFFFFF"/>
@@ -7413,6 +7760,7 @@
     </w:tblStylePr>
     <w:tblStylePr w:type="lastCol">
       <w:rPr>
+        <w:rFonts w:eastAsia="黑体"/>
         <w:b/>
         <w:bCs/>
         <w:color w:themeColor="background1" w:val="FFFFFF"/>
@@ -7461,6 +7809,7 @@
     </w:tblStylePr>
     <w:tblStylePr w:type="nwCell">
       <w:rPr>
+        <w:rFonts w:eastAsia="黑体"/>
         <w:color w:themeColor="background1" w:val="FFFFFF"/>
       </w:rPr>
       <w:tblPr/>
@@ -7504,6 +7853,7 @@
         <w:spacing w:after="0" w:before="0" w:line="240" w:lineRule="auto"/>
       </w:pPr>
       <w:rPr>
+        <w:rFonts w:eastAsia="黑体"/>
         <w:b/>
         <w:bCs/>
         <w:color w:themeColor="background1" w:val="FFFFFF"/>
@@ -7526,6 +7876,7 @@
         <w:spacing w:after="0" w:before="0" w:line="240" w:lineRule="auto"/>
       </w:pPr>
       <w:rPr>
+        <w:rFonts w:eastAsia="黑体"/>
         <w:color w:val="auto"/>
       </w:rPr>
       <w:tblPr/>
@@ -7543,6 +7894,7 @@
     </w:tblStylePr>
     <w:tblStylePr w:type="firstCol">
       <w:rPr>
+        <w:rFonts w:eastAsia="黑体"/>
         <w:b/>
         <w:bCs/>
         <w:color w:themeColor="background1" w:val="FFFFFF"/>
@@ -7562,6 +7914,7 @@
     </w:tblStylePr>
     <w:tblStylePr w:type="lastCol">
       <w:rPr>
+        <w:rFonts w:eastAsia="黑体"/>
         <w:b/>
         <w:bCs/>
         <w:color w:themeColor="background1" w:val="FFFFFF"/>
@@ -7610,6 +7963,7 @@
     </w:tblStylePr>
     <w:tblStylePr w:type="nwCell">
       <w:rPr>
+        <w:rFonts w:eastAsia="黑体"/>
         <w:color w:themeColor="background1" w:val="FFFFFF"/>
       </w:rPr>
       <w:tblPr/>
@@ -7653,6 +8007,7 @@
         <w:spacing w:after="0" w:before="0" w:line="240" w:lineRule="auto"/>
       </w:pPr>
       <w:rPr>
+        <w:rFonts w:eastAsia="黑体"/>
         <w:b/>
         <w:bCs/>
         <w:color w:themeColor="background1" w:val="FFFFFF"/>
@@ -7675,6 +8030,7 @@
         <w:spacing w:after="0" w:before="0" w:line="240" w:lineRule="auto"/>
       </w:pPr>
       <w:rPr>
+        <w:rFonts w:eastAsia="黑体"/>
         <w:color w:val="auto"/>
       </w:rPr>
       <w:tblPr/>
@@ -7692,6 +8048,7 @@
     </w:tblStylePr>
     <w:tblStylePr w:type="firstCol">
       <w:rPr>
+        <w:rFonts w:eastAsia="黑体"/>
         <w:b/>
         <w:bCs/>
         <w:color w:themeColor="background1" w:val="FFFFFF"/>
@@ -7711,6 +8068,7 @@
     </w:tblStylePr>
     <w:tblStylePr w:type="lastCol">
       <w:rPr>
+        <w:rFonts w:eastAsia="黑体"/>
         <w:b/>
         <w:bCs/>
         <w:color w:themeColor="background1" w:val="FFFFFF"/>
@@ -7759,6 +8117,7 @@
     </w:tblStylePr>
     <w:tblStylePr w:type="nwCell">
       <w:rPr>
+        <w:rFonts w:eastAsia="黑体"/>
         <w:color w:themeColor="background1" w:val="FFFFFF"/>
       </w:rPr>
       <w:tblPr/>
@@ -7802,6 +8161,7 @@
         <w:spacing w:after="0" w:before="0" w:line="240" w:lineRule="auto"/>
       </w:pPr>
       <w:rPr>
+        <w:rFonts w:eastAsia="黑体"/>
         <w:b/>
         <w:bCs/>
         <w:color w:themeColor="background1" w:val="FFFFFF"/>
@@ -7824,6 +8184,7 @@
         <w:spacing w:after="0" w:before="0" w:line="240" w:lineRule="auto"/>
       </w:pPr>
       <w:rPr>
+        <w:rFonts w:eastAsia="黑体"/>
         <w:color w:val="auto"/>
       </w:rPr>
       <w:tblPr/>
@@ -7841,6 +8202,7 @@
     </w:tblStylePr>
     <w:tblStylePr w:type="firstCol">
       <w:rPr>
+        <w:rFonts w:eastAsia="黑体"/>
         <w:b/>
         <w:bCs/>
         <w:color w:themeColor="background1" w:val="FFFFFF"/>
@@ -7860,6 +8222,7 @@
     </w:tblStylePr>
     <w:tblStylePr w:type="lastCol">
       <w:rPr>
+        <w:rFonts w:eastAsia="黑体"/>
         <w:b/>
         <w:bCs/>
         <w:color w:themeColor="background1" w:val="FFFFFF"/>
@@ -7908,6 +8271,7 @@
     </w:tblStylePr>
     <w:tblStylePr w:type="nwCell">
       <w:rPr>
+        <w:rFonts w:eastAsia="黑体"/>
         <w:color w:themeColor="background1" w:val="FFFFFF"/>
       </w:rPr>
       <w:tblPr/>
@@ -7951,6 +8315,7 @@
         <w:spacing w:after="0" w:before="0" w:line="240" w:lineRule="auto"/>
       </w:pPr>
       <w:rPr>
+        <w:rFonts w:eastAsia="黑体"/>
         <w:b/>
         <w:bCs/>
         <w:color w:themeColor="background1" w:val="FFFFFF"/>
@@ -7973,6 +8338,7 @@
         <w:spacing w:after="0" w:before="0" w:line="240" w:lineRule="auto"/>
       </w:pPr>
       <w:rPr>
+        <w:rFonts w:eastAsia="黑体"/>
         <w:color w:val="auto"/>
       </w:rPr>
       <w:tblPr/>
@@ -7990,6 +8356,7 @@
     </w:tblStylePr>
     <w:tblStylePr w:type="firstCol">
       <w:rPr>
+        <w:rFonts w:eastAsia="黑体"/>
         <w:b/>
         <w:bCs/>
         <w:color w:themeColor="background1" w:val="FFFFFF"/>
@@ -8009,6 +8376,7 @@
     </w:tblStylePr>
     <w:tblStylePr w:type="lastCol">
       <w:rPr>
+        <w:rFonts w:eastAsia="黑体"/>
         <w:b/>
         <w:bCs/>
         <w:color w:themeColor="background1" w:val="FFFFFF"/>
@@ -8057,6 +8425,7 @@
     </w:tblStylePr>
     <w:tblStylePr w:type="nwCell">
       <w:rPr>
+        <w:rFonts w:eastAsia="黑体"/>
         <w:color w:themeColor="background1" w:val="FFFFFF"/>
       </w:rPr>
       <w:tblPr/>
@@ -8100,6 +8469,7 @@
         <w:spacing w:after="0" w:before="0" w:line="240" w:lineRule="auto"/>
       </w:pPr>
       <w:rPr>
+        <w:rFonts w:eastAsia="黑体"/>
         <w:b/>
         <w:bCs/>
         <w:color w:themeColor="background1" w:val="FFFFFF"/>
@@ -8122,6 +8492,7 @@
         <w:spacing w:after="0" w:before="0" w:line="240" w:lineRule="auto"/>
       </w:pPr>
       <w:rPr>
+        <w:rFonts w:eastAsia="黑体"/>
         <w:color w:val="auto"/>
       </w:rPr>
       <w:tblPr/>
@@ -8139,6 +8510,7 @@
     </w:tblStylePr>
     <w:tblStylePr w:type="firstCol">
       <w:rPr>
+        <w:rFonts w:eastAsia="黑体"/>
         <w:b/>
         <w:bCs/>
         <w:color w:themeColor="background1" w:val="FFFFFF"/>
@@ -8158,6 +8530,7 @@
     </w:tblStylePr>
     <w:tblStylePr w:type="lastCol">
       <w:rPr>
+        <w:rFonts w:eastAsia="黑体"/>
         <w:b/>
         <w:bCs/>
         <w:color w:themeColor="background1" w:val="FFFFFF"/>
@@ -8206,6 +8579,7 @@
     </w:tblStylePr>
     <w:tblStylePr w:type="nwCell">
       <w:rPr>
+        <w:rFonts w:eastAsia="黑体"/>
         <w:color w:themeColor="background1" w:val="FFFFFF"/>
       </w:rPr>
       <w:tblPr/>
@@ -8230,6 +8604,7 @@
       <w:spacing w:after="0" w:line="240" w:lineRule="auto"/>
     </w:pPr>
     <w:rPr>
+      <w:rFonts w:eastAsia="黑体"/>
       <w:color w:themeColor="text1" w:val="000000"/>
     </w:rPr>
     <w:tblPr>
@@ -8249,7 +8624,7 @@
     </w:tblPr>
     <w:tblStylePr w:type="firstRow">
       <w:rPr>
-        <w:rFonts w:asciiTheme="majorHAnsi" w:cstheme="majorBidi" w:eastAsiaTheme="majorEastAsia" w:hAnsiTheme="majorHAnsi"/>
+        <w:rFonts w:asciiTheme="majorHAnsi" w:cstheme="majorBidi" w:hAnsiTheme="majorHAnsi" w:eastAsia="黑体"/>
       </w:rPr>
       <w:tblPr/>
       <w:tcPr>
@@ -8261,6 +8636,7 @@
     </w:tblStylePr>
     <w:tblStylePr w:type="lastRow">
       <w:rPr>
+        <w:rFonts w:eastAsia="黑体"/>
         <w:b/>
         <w:bCs/>
         <w:color w:themeColor="text2" w:val="1F497D"/>
@@ -8275,12 +8651,14 @@
     </w:tblStylePr>
     <w:tblStylePr w:type="firstCol">
       <w:rPr>
+        <w:rFonts w:eastAsia="黑体"/>
         <w:b/>
         <w:bCs/>
       </w:rPr>
     </w:tblStylePr>
     <w:tblStylePr w:type="lastCol">
       <w:rPr>
+        <w:rFonts w:eastAsia="黑体"/>
         <w:b/>
         <w:bCs/>
       </w:rPr>
@@ -8314,6 +8692,7 @@
       <w:spacing w:after="0" w:line="240" w:lineRule="auto"/>
     </w:pPr>
     <w:rPr>
+      <w:rFonts w:eastAsia="黑体"/>
       <w:color w:themeColor="text1" w:val="000000"/>
     </w:rPr>
     <w:tblPr>
@@ -8333,7 +8712,7 @@
     </w:tblPr>
     <w:tblStylePr w:type="firstRow">
       <w:rPr>
-        <w:rFonts w:asciiTheme="majorHAnsi" w:cstheme="majorBidi" w:eastAsiaTheme="majorEastAsia" w:hAnsiTheme="majorHAnsi"/>
+        <w:rFonts w:asciiTheme="majorHAnsi" w:cstheme="majorBidi" w:hAnsiTheme="majorHAnsi" w:eastAsia="黑体"/>
       </w:rPr>
       <w:tblPr/>
       <w:tcPr>
@@ -8345,6 +8724,7 @@
     </w:tblStylePr>
     <w:tblStylePr w:type="lastRow">
       <w:rPr>
+        <w:rFonts w:eastAsia="黑体"/>
         <w:b/>
         <w:bCs/>
         <w:color w:themeColor="text2" w:val="1F497D"/>
@@ -8359,12 +8739,14 @@
     </w:tblStylePr>
     <w:tblStylePr w:type="firstCol">
       <w:rPr>
+        <w:rFonts w:eastAsia="黑体"/>
         <w:b/>
         <w:bCs/>
       </w:rPr>
     </w:tblStylePr>
     <w:tblStylePr w:type="lastCol">
       <w:rPr>
+        <w:rFonts w:eastAsia="黑体"/>
         <w:b/>
         <w:bCs/>
       </w:rPr>
@@ -8398,6 +8780,7 @@
       <w:spacing w:after="0" w:line="240" w:lineRule="auto"/>
     </w:pPr>
     <w:rPr>
+      <w:rFonts w:eastAsia="黑体"/>
       <w:color w:themeColor="text1" w:val="000000"/>
     </w:rPr>
     <w:tblPr>
@@ -8417,7 +8800,7 @@
     </w:tblPr>
     <w:tblStylePr w:type="firstRow">
       <w:rPr>
-        <w:rFonts w:asciiTheme="majorHAnsi" w:cstheme="majorBidi" w:eastAsiaTheme="majorEastAsia" w:hAnsiTheme="majorHAnsi"/>
+        <w:rFonts w:asciiTheme="majorHAnsi" w:cstheme="majorBidi" w:hAnsiTheme="majorHAnsi" w:eastAsia="黑体"/>
       </w:rPr>
       <w:tblPr/>
       <w:tcPr>
@@ -8429,6 +8812,7 @@
     </w:tblStylePr>
     <w:tblStylePr w:type="lastRow">
       <w:rPr>
+        <w:rFonts w:eastAsia="黑体"/>
         <w:b/>
         <w:bCs/>
         <w:color w:themeColor="text2" w:val="1F497D"/>
@@ -8443,12 +8827,14 @@
     </w:tblStylePr>
     <w:tblStylePr w:type="firstCol">
       <w:rPr>
+        <w:rFonts w:eastAsia="黑体"/>
         <w:b/>
         <w:bCs/>
       </w:rPr>
     </w:tblStylePr>
     <w:tblStylePr w:type="lastCol">
       <w:rPr>
+        <w:rFonts w:eastAsia="黑体"/>
         <w:b/>
         <w:bCs/>
       </w:rPr>
@@ -8482,6 +8868,7 @@
       <w:spacing w:after="0" w:line="240" w:lineRule="auto"/>
     </w:pPr>
     <w:rPr>
+      <w:rFonts w:eastAsia="黑体"/>
       <w:color w:themeColor="text1" w:val="000000"/>
     </w:rPr>
     <w:tblPr>
@@ -8501,7 +8888,7 @@
     </w:tblPr>
     <w:tblStylePr w:type="firstRow">
       <w:rPr>
-        <w:rFonts w:asciiTheme="majorHAnsi" w:cstheme="majorBidi" w:eastAsiaTheme="majorEastAsia" w:hAnsiTheme="majorHAnsi"/>
+        <w:rFonts w:asciiTheme="majorHAnsi" w:cstheme="majorBidi" w:hAnsiTheme="majorHAnsi" w:eastAsia="黑体"/>
       </w:rPr>
       <w:tblPr/>
       <w:tcPr>
@@ -8513,6 +8900,7 @@
     </w:tblStylePr>
     <w:tblStylePr w:type="lastRow">
       <w:rPr>
+        <w:rFonts w:eastAsia="黑体"/>
         <w:b/>
         <w:bCs/>
         <w:color w:themeColor="text2" w:val="1F497D"/>
@@ -8527,12 +8915,14 @@
     </w:tblStylePr>
     <w:tblStylePr w:type="firstCol">
       <w:rPr>
+        <w:rFonts w:eastAsia="黑体"/>
         <w:b/>
         <w:bCs/>
       </w:rPr>
     </w:tblStylePr>
     <w:tblStylePr w:type="lastCol">
       <w:rPr>
+        <w:rFonts w:eastAsia="黑体"/>
         <w:b/>
         <w:bCs/>
       </w:rPr>
@@ -8566,6 +8956,7 @@
       <w:spacing w:after="0" w:line="240" w:lineRule="auto"/>
     </w:pPr>
     <w:rPr>
+      <w:rFonts w:eastAsia="黑体"/>
       <w:color w:themeColor="text1" w:val="000000"/>
     </w:rPr>
     <w:tblPr>
@@ -8585,7 +8976,7 @@
     </w:tblPr>
     <w:tblStylePr w:type="firstRow">
       <w:rPr>
-        <w:rFonts w:asciiTheme="majorHAnsi" w:cstheme="majorBidi" w:eastAsiaTheme="majorEastAsia" w:hAnsiTheme="majorHAnsi"/>
+        <w:rFonts w:asciiTheme="majorHAnsi" w:cstheme="majorBidi" w:hAnsiTheme="majorHAnsi" w:eastAsia="黑体"/>
       </w:rPr>
       <w:tblPr/>
       <w:tcPr>
@@ -8597,6 +8988,7 @@
     </w:tblStylePr>
     <w:tblStylePr w:type="lastRow">
       <w:rPr>
+        <w:rFonts w:eastAsia="黑体"/>
         <w:b/>
         <w:bCs/>
         <w:color w:themeColor="text2" w:val="1F497D"/>
@@ -8611,12 +9003,14 @@
     </w:tblStylePr>
     <w:tblStylePr w:type="firstCol">
       <w:rPr>
+        <w:rFonts w:eastAsia="黑体"/>
         <w:b/>
         <w:bCs/>
       </w:rPr>
     </w:tblStylePr>
     <w:tblStylePr w:type="lastCol">
       <w:rPr>
+        <w:rFonts w:eastAsia="黑体"/>
         <w:b/>
         <w:bCs/>
       </w:rPr>
@@ -8650,6 +9044,7 @@
       <w:spacing w:after="0" w:line="240" w:lineRule="auto"/>
     </w:pPr>
     <w:rPr>
+      <w:rFonts w:eastAsia="黑体"/>
       <w:color w:themeColor="text1" w:val="000000"/>
     </w:rPr>
     <w:tblPr>
@@ -8669,7 +9064,7 @@
     </w:tblPr>
     <w:tblStylePr w:type="firstRow">
       <w:rPr>
-        <w:rFonts w:asciiTheme="majorHAnsi" w:cstheme="majorBidi" w:eastAsiaTheme="majorEastAsia" w:hAnsiTheme="majorHAnsi"/>
+        <w:rFonts w:asciiTheme="majorHAnsi" w:cstheme="majorBidi" w:hAnsiTheme="majorHAnsi" w:eastAsia="黑体"/>
       </w:rPr>
       <w:tblPr/>
       <w:tcPr>
@@ -8681,6 +9076,7 @@
     </w:tblStylePr>
     <w:tblStylePr w:type="lastRow">
       <w:rPr>
+        <w:rFonts w:eastAsia="黑体"/>
         <w:b/>
         <w:bCs/>
         <w:color w:themeColor="text2" w:val="1F497D"/>
@@ -8695,12 +9091,14 @@
     </w:tblStylePr>
     <w:tblStylePr w:type="firstCol">
       <w:rPr>
+        <w:rFonts w:eastAsia="黑体"/>
         <w:b/>
         <w:bCs/>
       </w:rPr>
     </w:tblStylePr>
     <w:tblStylePr w:type="lastCol">
       <w:rPr>
+        <w:rFonts w:eastAsia="黑体"/>
         <w:b/>
         <w:bCs/>
       </w:rPr>
@@ -8734,6 +9132,7 @@
       <w:spacing w:after="0" w:line="240" w:lineRule="auto"/>
     </w:pPr>
     <w:rPr>
+      <w:rFonts w:eastAsia="黑体"/>
       <w:color w:themeColor="text1" w:val="000000"/>
     </w:rPr>
     <w:tblPr>
@@ -8753,7 +9152,7 @@
     </w:tblPr>
     <w:tblStylePr w:type="firstRow">
       <w:rPr>
-        <w:rFonts w:asciiTheme="majorHAnsi" w:cstheme="majorBidi" w:eastAsiaTheme="majorEastAsia" w:hAnsiTheme="majorHAnsi"/>
+        <w:rFonts w:asciiTheme="majorHAnsi" w:cstheme="majorBidi" w:hAnsiTheme="majorHAnsi" w:eastAsia="黑体"/>
       </w:rPr>
       <w:tblPr/>
       <w:tcPr>
@@ -8765,6 +9164,7 @@
     </w:tblStylePr>
     <w:tblStylePr w:type="lastRow">
       <w:rPr>
+        <w:rFonts w:eastAsia="黑体"/>
         <w:b/>
         <w:bCs/>
         <w:color w:themeColor="text2" w:val="1F497D"/>
@@ -8779,12 +9179,14 @@
     </w:tblStylePr>
     <w:tblStylePr w:type="firstCol">
       <w:rPr>
+        <w:rFonts w:eastAsia="黑体"/>
         <w:b/>
         <w:bCs/>
       </w:rPr>
     </w:tblStylePr>
     <w:tblStylePr w:type="lastCol">
       <w:rPr>
+        <w:rFonts w:eastAsia="黑体"/>
         <w:b/>
         <w:bCs/>
       </w:rPr>
@@ -8818,7 +9220,7 @@
       <w:spacing w:after="0" w:line="240" w:lineRule="auto"/>
     </w:pPr>
     <w:rPr>
-      <w:rFonts w:asciiTheme="majorHAnsi" w:cstheme="majorBidi" w:eastAsiaTheme="majorEastAsia" w:hAnsiTheme="majorHAnsi"/>
+      <w:rFonts w:asciiTheme="majorHAnsi" w:cstheme="majorBidi" w:hAnsiTheme="majorHAnsi" w:eastAsia="黑体"/>
       <w:color w:themeColor="text1" w:val="000000"/>
     </w:rPr>
     <w:tblPr>
@@ -8840,6 +9242,7 @@
     </w:tblPr>
     <w:tblStylePr w:type="firstRow">
       <w:rPr>
+        <w:rFonts w:eastAsia="黑体"/>
         <w:sz w:val="24"/>
         <w:szCs w:val="24"/>
       </w:rPr>
@@ -8946,7 +9349,7 @@
       <w:spacing w:after="0" w:line="240" w:lineRule="auto"/>
     </w:pPr>
     <w:rPr>
-      <w:rFonts w:asciiTheme="majorHAnsi" w:cstheme="majorBidi" w:eastAsiaTheme="majorEastAsia" w:hAnsiTheme="majorHAnsi"/>
+      <w:rFonts w:asciiTheme="majorHAnsi" w:cstheme="majorBidi" w:hAnsiTheme="majorHAnsi" w:eastAsia="黑体"/>
       <w:color w:themeColor="text1" w:val="000000"/>
     </w:rPr>
     <w:tblPr>
@@ -8968,6 +9371,7 @@
     </w:tblPr>
     <w:tblStylePr w:type="firstRow">
       <w:rPr>
+        <w:rFonts w:eastAsia="黑体"/>
         <w:sz w:val="24"/>
         <w:szCs w:val="24"/>
       </w:rPr>
@@ -9074,7 +9478,7 @@
       <w:spacing w:after="0" w:line="240" w:lineRule="auto"/>
     </w:pPr>
     <w:rPr>
-      <w:rFonts w:asciiTheme="majorHAnsi" w:cstheme="majorBidi" w:eastAsiaTheme="majorEastAsia" w:hAnsiTheme="majorHAnsi"/>
+      <w:rFonts w:asciiTheme="majorHAnsi" w:cstheme="majorBidi" w:hAnsiTheme="majorHAnsi" w:eastAsia="黑体"/>
       <w:color w:themeColor="text1" w:val="000000"/>
     </w:rPr>
     <w:tblPr>
@@ -9096,6 +9500,7 @@
     </w:tblPr>
     <w:tblStylePr w:type="firstRow">
       <w:rPr>
+        <w:rFonts w:eastAsia="黑体"/>
         <w:sz w:val="24"/>
         <w:szCs w:val="24"/>
       </w:rPr>
@@ -9202,7 +9607,7 @@
       <w:spacing w:after="0" w:line="240" w:lineRule="auto"/>
     </w:pPr>
     <w:rPr>
-      <w:rFonts w:asciiTheme="majorHAnsi" w:cstheme="majorBidi" w:eastAsiaTheme="majorEastAsia" w:hAnsiTheme="majorHAnsi"/>
+      <w:rFonts w:asciiTheme="majorHAnsi" w:cstheme="majorBidi" w:hAnsiTheme="majorHAnsi" w:eastAsia="黑体"/>
       <w:color w:themeColor="text1" w:val="000000"/>
     </w:rPr>
     <w:tblPr>
@@ -9224,6 +9629,7 @@
     </w:tblPr>
     <w:tblStylePr w:type="firstRow">
       <w:rPr>
+        <w:rFonts w:eastAsia="黑体"/>
         <w:sz w:val="24"/>
         <w:szCs w:val="24"/>
       </w:rPr>
@@ -9330,7 +9736,7 @@
       <w:spacing w:after="0" w:line="240" w:lineRule="auto"/>
     </w:pPr>
     <w:rPr>
-      <w:rFonts w:asciiTheme="majorHAnsi" w:cstheme="majorBidi" w:eastAsiaTheme="majorEastAsia" w:hAnsiTheme="majorHAnsi"/>
+      <w:rFonts w:asciiTheme="majorHAnsi" w:cstheme="majorBidi" w:hAnsiTheme="majorHAnsi" w:eastAsia="黑体"/>
       <w:color w:themeColor="text1" w:val="000000"/>
     </w:rPr>
     <w:tblPr>
@@ -9352,6 +9758,7 @@
     </w:tblPr>
     <w:tblStylePr w:type="firstRow">
       <w:rPr>
+        <w:rFonts w:eastAsia="黑体"/>
         <w:sz w:val="24"/>
         <w:szCs w:val="24"/>
       </w:rPr>
@@ -9458,7 +9865,7 @@
       <w:spacing w:after="0" w:line="240" w:lineRule="auto"/>
     </w:pPr>
     <w:rPr>
-      <w:rFonts w:asciiTheme="majorHAnsi" w:cstheme="majorBidi" w:eastAsiaTheme="majorEastAsia" w:hAnsiTheme="majorHAnsi"/>
+      <w:rFonts w:asciiTheme="majorHAnsi" w:cstheme="majorBidi" w:hAnsiTheme="majorHAnsi" w:eastAsia="黑体"/>
       <w:color w:themeColor="text1" w:val="000000"/>
     </w:rPr>
     <w:tblPr>
@@ -9480,6 +9887,7 @@
     </w:tblPr>
     <w:tblStylePr w:type="firstRow">
       <w:rPr>
+        <w:rFonts w:eastAsia="黑体"/>
         <w:sz w:val="24"/>
         <w:szCs w:val="24"/>
       </w:rPr>
@@ -9586,7 +9994,7 @@
       <w:spacing w:after="0" w:line="240" w:lineRule="auto"/>
     </w:pPr>
     <w:rPr>
-      <w:rFonts w:asciiTheme="majorHAnsi" w:cstheme="majorBidi" w:eastAsiaTheme="majorEastAsia" w:hAnsiTheme="majorHAnsi"/>
+      <w:rFonts w:asciiTheme="majorHAnsi" w:cstheme="majorBidi" w:hAnsiTheme="majorHAnsi" w:eastAsia="黑体"/>
       <w:color w:themeColor="text1" w:val="000000"/>
     </w:rPr>
     <w:tblPr>
@@ -9608,6 +10016,7 @@
     </w:tblPr>
     <w:tblStylePr w:type="firstRow">
       <w:rPr>
+        <w:rFonts w:eastAsia="黑体"/>
         <w:sz w:val="24"/>
         <w:szCs w:val="24"/>
       </w:rPr>
@@ -9737,12 +10146,14 @@
     </w:tcPr>
     <w:tblStylePr w:type="firstRow">
       <w:rPr>
+        <w:rFonts w:eastAsia="黑体"/>
         <w:b/>
         <w:bCs/>
       </w:rPr>
     </w:tblStylePr>
     <w:tblStylePr w:type="lastRow">
       <w:rPr>
+        <w:rFonts w:eastAsia="黑体"/>
         <w:b/>
         <w:bCs/>
       </w:rPr>
@@ -9755,12 +10166,14 @@
     </w:tblStylePr>
     <w:tblStylePr w:type="firstCol">
       <w:rPr>
+        <w:rFonts w:eastAsia="黑体"/>
         <w:b/>
         <w:bCs/>
       </w:rPr>
     </w:tblStylePr>
     <w:tblStylePr w:type="lastCol">
       <w:rPr>
+        <w:rFonts w:eastAsia="黑体"/>
         <w:b/>
         <w:bCs/>
       </w:rPr>
@@ -9810,12 +10223,14 @@
     </w:tcPr>
     <w:tblStylePr w:type="firstRow">
       <w:rPr>
+        <w:rFonts w:eastAsia="黑体"/>
         <w:b/>
         <w:bCs/>
       </w:rPr>
     </w:tblStylePr>
     <w:tblStylePr w:type="lastRow">
       <w:rPr>
+        <w:rFonts w:eastAsia="黑体"/>
         <w:b/>
         <w:bCs/>
       </w:rPr>
@@ -9828,12 +10243,14 @@
     </w:tblStylePr>
     <w:tblStylePr w:type="firstCol">
       <w:rPr>
+        <w:rFonts w:eastAsia="黑体"/>
         <w:b/>
         <w:bCs/>
       </w:rPr>
     </w:tblStylePr>
     <w:tblStylePr w:type="lastCol">
       <w:rPr>
+        <w:rFonts w:eastAsia="黑体"/>
         <w:b/>
         <w:bCs/>
       </w:rPr>
@@ -9883,12 +10300,14 @@
     </w:tcPr>
     <w:tblStylePr w:type="firstRow">
       <w:rPr>
+        <w:rFonts w:eastAsia="黑体"/>
         <w:b/>
         <w:bCs/>
       </w:rPr>
     </w:tblStylePr>
     <w:tblStylePr w:type="lastRow">
       <w:rPr>
+        <w:rFonts w:eastAsia="黑体"/>
         <w:b/>
         <w:bCs/>
       </w:rPr>
@@ -9901,12 +10320,14 @@
     </w:tblStylePr>
     <w:tblStylePr w:type="firstCol">
       <w:rPr>
+        <w:rFonts w:eastAsia="黑体"/>
         <w:b/>
         <w:bCs/>
       </w:rPr>
     </w:tblStylePr>
     <w:tblStylePr w:type="lastCol">
       <w:rPr>
+        <w:rFonts w:eastAsia="黑体"/>
         <w:b/>
         <w:bCs/>
       </w:rPr>
@@ -9956,12 +10377,14 @@
     </w:tcPr>
     <w:tblStylePr w:type="firstRow">
       <w:rPr>
+        <w:rFonts w:eastAsia="黑体"/>
         <w:b/>
         <w:bCs/>
       </w:rPr>
     </w:tblStylePr>
     <w:tblStylePr w:type="lastRow">
       <w:rPr>
+        <w:rFonts w:eastAsia="黑体"/>
         <w:b/>
         <w:bCs/>
       </w:rPr>
@@ -9974,12 +10397,14 @@
     </w:tblStylePr>
     <w:tblStylePr w:type="firstCol">
       <w:rPr>
+        <w:rFonts w:eastAsia="黑体"/>
         <w:b/>
         <w:bCs/>
       </w:rPr>
     </w:tblStylePr>
     <w:tblStylePr w:type="lastCol">
       <w:rPr>
+        <w:rFonts w:eastAsia="黑体"/>
         <w:b/>
         <w:bCs/>
       </w:rPr>
@@ -10029,12 +10454,14 @@
     </w:tcPr>
     <w:tblStylePr w:type="firstRow">
       <w:rPr>
+        <w:rFonts w:eastAsia="黑体"/>
         <w:b/>
         <w:bCs/>
       </w:rPr>
     </w:tblStylePr>
     <w:tblStylePr w:type="lastRow">
       <w:rPr>
+        <w:rFonts w:eastAsia="黑体"/>
         <w:b/>
         <w:bCs/>
       </w:rPr>
@@ -10047,12 +10474,14 @@
     </w:tblStylePr>
     <w:tblStylePr w:type="firstCol">
       <w:rPr>
+        <w:rFonts w:eastAsia="黑体"/>
         <w:b/>
         <w:bCs/>
       </w:rPr>
     </w:tblStylePr>
     <w:tblStylePr w:type="lastCol">
       <w:rPr>
+        <w:rFonts w:eastAsia="黑体"/>
         <w:b/>
         <w:bCs/>
       </w:rPr>
@@ -10102,12 +10531,14 @@
     </w:tcPr>
     <w:tblStylePr w:type="firstRow">
       <w:rPr>
+        <w:rFonts w:eastAsia="黑体"/>
         <w:b/>
         <w:bCs/>
       </w:rPr>
     </w:tblStylePr>
     <w:tblStylePr w:type="lastRow">
       <w:rPr>
+        <w:rFonts w:eastAsia="黑体"/>
         <w:b/>
         <w:bCs/>
       </w:rPr>
@@ -10120,12 +10551,14 @@
     </w:tblStylePr>
     <w:tblStylePr w:type="firstCol">
       <w:rPr>
+        <w:rFonts w:eastAsia="黑体"/>
         <w:b/>
         <w:bCs/>
       </w:rPr>
     </w:tblStylePr>
     <w:tblStylePr w:type="lastCol">
       <w:rPr>
+        <w:rFonts w:eastAsia="黑体"/>
         <w:b/>
         <w:bCs/>
       </w:rPr>
@@ -10175,12 +10608,14 @@
     </w:tcPr>
     <w:tblStylePr w:type="firstRow">
       <w:rPr>
+        <w:rFonts w:eastAsia="黑体"/>
         <w:b/>
         <w:bCs/>
       </w:rPr>
     </w:tblStylePr>
     <w:tblStylePr w:type="lastRow">
       <w:rPr>
+        <w:rFonts w:eastAsia="黑体"/>
         <w:b/>
         <w:bCs/>
       </w:rPr>
@@ -10193,12 +10628,14 @@
     </w:tblStylePr>
     <w:tblStylePr w:type="firstCol">
       <w:rPr>
+        <w:rFonts w:eastAsia="黑体"/>
         <w:b/>
         <w:bCs/>
       </w:rPr>
     </w:tblStylePr>
     <w:tblStylePr w:type="lastCol">
       <w:rPr>
+        <w:rFonts w:eastAsia="黑体"/>
         <w:b/>
         <w:bCs/>
       </w:rPr>
@@ -10225,7 +10662,7 @@
       <w:spacing w:after="0" w:line="240" w:lineRule="auto"/>
     </w:pPr>
     <w:rPr>
-      <w:rFonts w:asciiTheme="majorHAnsi" w:cstheme="majorBidi" w:eastAsiaTheme="majorEastAsia" w:hAnsiTheme="majorHAnsi"/>
+      <w:rFonts w:asciiTheme="majorHAnsi" w:cstheme="majorBidi" w:hAnsiTheme="majorHAnsi" w:eastAsia="黑体"/>
       <w:color w:themeColor="text1" w:val="000000"/>
     </w:rPr>
     <w:tblPr>
@@ -10252,6 +10689,7 @@
     </w:tcPr>
     <w:tblStylePr w:type="firstRow">
       <w:rPr>
+        <w:rFonts w:eastAsia="黑体"/>
         <w:b/>
         <w:bCs/>
         <w:color w:themeColor="text1" w:val="000000"/>
@@ -10263,6 +10701,7 @@
     </w:tblStylePr>
     <w:tblStylePr w:type="lastRow">
       <w:rPr>
+        <w:rFonts w:eastAsia="黑体"/>
         <w:b/>
         <w:bCs/>
         <w:color w:themeColor="text1" w:val="000000"/>
@@ -10282,6 +10721,7 @@
     </w:tblStylePr>
     <w:tblStylePr w:type="firstCol">
       <w:rPr>
+        <w:rFonts w:eastAsia="黑体"/>
         <w:b/>
         <w:bCs/>
         <w:color w:themeColor="text1" w:val="000000"/>
@@ -10301,6 +10741,7 @@
     </w:tblStylePr>
     <w:tblStylePr w:type="lastCol">
       <w:rPr>
+        <w:rFonts w:eastAsia="黑体"/>
         <w:b w:val="0"/>
         <w:bCs w:val="0"/>
         <w:color w:themeColor="text1" w:val="000000"/>
@@ -10350,7 +10791,7 @@
       <w:spacing w:after="0" w:line="240" w:lineRule="auto"/>
     </w:pPr>
     <w:rPr>
-      <w:rFonts w:asciiTheme="majorHAnsi" w:cstheme="majorBidi" w:eastAsiaTheme="majorEastAsia" w:hAnsiTheme="majorHAnsi"/>
+      <w:rFonts w:asciiTheme="majorHAnsi" w:cstheme="majorBidi" w:hAnsiTheme="majorHAnsi" w:eastAsia="黑体"/>
       <w:color w:themeColor="text1" w:val="000000"/>
     </w:rPr>
     <w:tblPr>
@@ -10377,6 +10818,7 @@
     </w:tcPr>
     <w:tblStylePr w:type="firstRow">
       <w:rPr>
+        <w:rFonts w:eastAsia="黑体"/>
         <w:b/>
         <w:bCs/>
         <w:color w:themeColor="text1" w:val="000000"/>
@@ -10388,6 +10830,7 @@
     </w:tblStylePr>
     <w:tblStylePr w:type="lastRow">
       <w:rPr>
+        <w:rFonts w:eastAsia="黑体"/>
         <w:b/>
         <w:bCs/>
         <w:color w:themeColor="text1" w:val="000000"/>
@@ -10407,6 +10850,7 @@
     </w:tblStylePr>
     <w:tblStylePr w:type="firstCol">
       <w:rPr>
+        <w:rFonts w:eastAsia="黑体"/>
         <w:b/>
         <w:bCs/>
         <w:color w:themeColor="text1" w:val="000000"/>
@@ -10426,6 +10870,7 @@
     </w:tblStylePr>
     <w:tblStylePr w:type="lastCol">
       <w:rPr>
+        <w:rFonts w:eastAsia="黑体"/>
         <w:b w:val="0"/>
         <w:bCs w:val="0"/>
         <w:color w:themeColor="text1" w:val="000000"/>
@@ -10475,7 +10920,7 @@
       <w:spacing w:after="0" w:line="240" w:lineRule="auto"/>
     </w:pPr>
     <w:rPr>
-      <w:rFonts w:asciiTheme="majorHAnsi" w:cstheme="majorBidi" w:eastAsiaTheme="majorEastAsia" w:hAnsiTheme="majorHAnsi"/>
+      <w:rFonts w:asciiTheme="majorHAnsi" w:cstheme="majorBidi" w:hAnsiTheme="majorHAnsi" w:eastAsia="黑体"/>
       <w:color w:themeColor="text1" w:val="000000"/>
     </w:rPr>
     <w:tblPr>
@@ -10502,6 +10947,7 @@
     </w:tcPr>
     <w:tblStylePr w:type="firstRow">
       <w:rPr>
+        <w:rFonts w:eastAsia="黑体"/>
         <w:b/>
         <w:bCs/>
         <w:color w:themeColor="text1" w:val="000000"/>
@@ -10513,6 +10959,7 @@
     </w:tblStylePr>
     <w:tblStylePr w:type="lastRow">
       <w:rPr>
+        <w:rFonts w:eastAsia="黑体"/>
         <w:b/>
         <w:bCs/>
         <w:color w:themeColor="text1" w:val="000000"/>
@@ -10532,6 +10979,7 @@
     </w:tblStylePr>
     <w:tblStylePr w:type="firstCol">
       <w:rPr>
+        <w:rFonts w:eastAsia="黑体"/>
         <w:b/>
         <w:bCs/>
         <w:color w:themeColor="text1" w:val="000000"/>
@@ -10551,6 +10999,7 @@
     </w:tblStylePr>
     <w:tblStylePr w:type="lastCol">
       <w:rPr>
+        <w:rFonts w:eastAsia="黑体"/>
         <w:b w:val="0"/>
         <w:bCs w:val="0"/>
         <w:color w:themeColor="text1" w:val="000000"/>
@@ -10600,7 +11049,7 @@
       <w:spacing w:after="0" w:line="240" w:lineRule="auto"/>
     </w:pPr>
     <w:rPr>
-      <w:rFonts w:asciiTheme="majorHAnsi" w:cstheme="majorBidi" w:eastAsiaTheme="majorEastAsia" w:hAnsiTheme="majorHAnsi"/>
+      <w:rFonts w:asciiTheme="majorHAnsi" w:cstheme="majorBidi" w:hAnsiTheme="majorHAnsi" w:eastAsia="黑体"/>
       <w:color w:themeColor="text1" w:val="000000"/>
     </w:rPr>
     <w:tblPr>
@@ -10627,6 +11076,7 @@
     </w:tcPr>
     <w:tblStylePr w:type="firstRow">
       <w:rPr>
+        <w:rFonts w:eastAsia="黑体"/>
         <w:b/>
         <w:bCs/>
         <w:color w:themeColor="text1" w:val="000000"/>
@@ -10638,6 +11088,7 @@
     </w:tblStylePr>
     <w:tblStylePr w:type="lastRow">
       <w:rPr>
+        <w:rFonts w:eastAsia="黑体"/>
         <w:b/>
         <w:bCs/>
         <w:color w:themeColor="text1" w:val="000000"/>
@@ -10657,6 +11108,7 @@
     </w:tblStylePr>
     <w:tblStylePr w:type="firstCol">
       <w:rPr>
+        <w:rFonts w:eastAsia="黑体"/>
         <w:b/>
         <w:bCs/>
         <w:color w:themeColor="text1" w:val="000000"/>
@@ -10676,6 +11128,7 @@
     </w:tblStylePr>
     <w:tblStylePr w:type="lastCol">
       <w:rPr>
+        <w:rFonts w:eastAsia="黑体"/>
         <w:b w:val="0"/>
         <w:bCs w:val="0"/>
         <w:color w:themeColor="text1" w:val="000000"/>
@@ -10725,7 +11178,7 @@
       <w:spacing w:after="0" w:line="240" w:lineRule="auto"/>
     </w:pPr>
     <w:rPr>
-      <w:rFonts w:asciiTheme="majorHAnsi" w:cstheme="majorBidi" w:eastAsiaTheme="majorEastAsia" w:hAnsiTheme="majorHAnsi"/>
+      <w:rFonts w:asciiTheme="majorHAnsi" w:cstheme="majorBidi" w:hAnsiTheme="majorHAnsi" w:eastAsia="黑体"/>
       <w:color w:themeColor="text1" w:val="000000"/>
     </w:rPr>
     <w:tblPr>
@@ -10752,6 +11205,7 @@
     </w:tcPr>
     <w:tblStylePr w:type="firstRow">
       <w:rPr>
+        <w:rFonts w:eastAsia="黑体"/>
         <w:b/>
         <w:bCs/>
         <w:color w:themeColor="text1" w:val="000000"/>
@@ -10763,6 +11217,7 @@
     </w:tblStylePr>
     <w:tblStylePr w:type="lastRow">
       <w:rPr>
+        <w:rFonts w:eastAsia="黑体"/>
         <w:b/>
         <w:bCs/>
         <w:color w:themeColor="text1" w:val="000000"/>
@@ -10782,6 +11237,7 @@
     </w:tblStylePr>
     <w:tblStylePr w:type="firstCol">
       <w:rPr>
+        <w:rFonts w:eastAsia="黑体"/>
         <w:b/>
         <w:bCs/>
         <w:color w:themeColor="text1" w:val="000000"/>
@@ -10801,6 +11257,7 @@
     </w:tblStylePr>
     <w:tblStylePr w:type="lastCol">
       <w:rPr>
+        <w:rFonts w:eastAsia="黑体"/>
         <w:b w:val="0"/>
         <w:bCs w:val="0"/>
         <w:color w:themeColor="text1" w:val="000000"/>
@@ -10850,7 +11307,7 @@
       <w:spacing w:after="0" w:line="240" w:lineRule="auto"/>
     </w:pPr>
     <w:rPr>
-      <w:rFonts w:asciiTheme="majorHAnsi" w:cstheme="majorBidi" w:eastAsiaTheme="majorEastAsia" w:hAnsiTheme="majorHAnsi"/>
+      <w:rFonts w:asciiTheme="majorHAnsi" w:cstheme="majorBidi" w:hAnsiTheme="majorHAnsi" w:eastAsia="黑体"/>
       <w:color w:themeColor="text1" w:val="000000"/>
     </w:rPr>
     <w:tblPr>
@@ -10877,6 +11334,7 @@
     </w:tcPr>
     <w:tblStylePr w:type="firstRow">
       <w:rPr>
+        <w:rFonts w:eastAsia="黑体"/>
         <w:b/>
         <w:bCs/>
         <w:color w:themeColor="text1" w:val="000000"/>
@@ -10888,6 +11346,7 @@
     </w:tblStylePr>
     <w:tblStylePr w:type="lastRow">
       <w:rPr>
+        <w:rFonts w:eastAsia="黑体"/>
         <w:b/>
         <w:bCs/>
         <w:color w:themeColor="text1" w:val="000000"/>
@@ -10907,6 +11366,7 @@
     </w:tblStylePr>
     <w:tblStylePr w:type="firstCol">
       <w:rPr>
+        <w:rFonts w:eastAsia="黑体"/>
         <w:b/>
         <w:bCs/>
         <w:color w:themeColor="text1" w:val="000000"/>
@@ -10926,6 +11386,7 @@
     </w:tblStylePr>
     <w:tblStylePr w:type="lastCol">
       <w:rPr>
+        <w:rFonts w:eastAsia="黑体"/>
         <w:b w:val="0"/>
         <w:bCs w:val="0"/>
         <w:color w:themeColor="text1" w:val="000000"/>
@@ -10975,7 +11436,7 @@
       <w:spacing w:after="0" w:line="240" w:lineRule="auto"/>
     </w:pPr>
     <w:rPr>
-      <w:rFonts w:asciiTheme="majorHAnsi" w:cstheme="majorBidi" w:eastAsiaTheme="majorEastAsia" w:hAnsiTheme="majorHAnsi"/>
+      <w:rFonts w:asciiTheme="majorHAnsi" w:cstheme="majorBidi" w:hAnsiTheme="majorHAnsi" w:eastAsia="黑体"/>
       <w:color w:themeColor="text1" w:val="000000"/>
     </w:rPr>
     <w:tblPr>
@@ -11002,6 +11463,7 @@
     </w:tcPr>
     <w:tblStylePr w:type="firstRow">
       <w:rPr>
+        <w:rFonts w:eastAsia="黑体"/>
         <w:b/>
         <w:bCs/>
         <w:color w:themeColor="text1" w:val="000000"/>
@@ -11013,6 +11475,7 @@
     </w:tblStylePr>
     <w:tblStylePr w:type="lastRow">
       <w:rPr>
+        <w:rFonts w:eastAsia="黑体"/>
         <w:b/>
         <w:bCs/>
         <w:color w:themeColor="text1" w:val="000000"/>
@@ -11032,6 +11495,7 @@
     </w:tblStylePr>
     <w:tblStylePr w:type="firstCol">
       <w:rPr>
+        <w:rFonts w:eastAsia="黑体"/>
         <w:b/>
         <w:bCs/>
         <w:color w:themeColor="text1" w:val="000000"/>
@@ -11051,6 +11515,7 @@
     </w:tblStylePr>
     <w:tblStylePr w:type="lastCol">
       <w:rPr>
+        <w:rFonts w:eastAsia="黑体"/>
         <w:b w:val="0"/>
         <w:bCs w:val="0"/>
         <w:color w:themeColor="text1" w:val="000000"/>
@@ -11123,6 +11588,7 @@
     </w:tcPr>
     <w:tblStylePr w:type="firstRow">
       <w:rPr>
+        <w:rFonts w:eastAsia="黑体"/>
         <w:b/>
         <w:bCs/>
         <w:i w:val="0"/>
@@ -11144,6 +11610,7 @@
     </w:tblStylePr>
     <w:tblStylePr w:type="lastRow">
       <w:rPr>
+        <w:rFonts w:eastAsia="黑体"/>
         <w:b/>
         <w:bCs/>
         <w:i w:val="0"/>
@@ -11165,6 +11632,7 @@
     </w:tblStylePr>
     <w:tblStylePr w:type="firstCol">
       <w:rPr>
+        <w:rFonts w:eastAsia="黑体"/>
         <w:b/>
         <w:bCs/>
         <w:i w:val="0"/>
@@ -11184,6 +11652,7 @@
     </w:tblStylePr>
     <w:tblStylePr w:type="lastCol">
       <w:rPr>
+        <w:rFonts w:eastAsia="黑体"/>
         <w:b/>
         <w:bCs/>
         <w:i w:val="0"/>
@@ -11264,6 +11733,7 @@
     </w:tcPr>
     <w:tblStylePr w:type="firstRow">
       <w:rPr>
+        <w:rFonts w:eastAsia="黑体"/>
         <w:b/>
         <w:bCs/>
         <w:i w:val="0"/>
@@ -11285,6 +11755,7 @@
     </w:tblStylePr>
     <w:tblStylePr w:type="lastRow">
       <w:rPr>
+        <w:rFonts w:eastAsia="黑体"/>
         <w:b/>
         <w:bCs/>
         <w:i w:val="0"/>
@@ -11306,6 +11777,7 @@
     </w:tblStylePr>
     <w:tblStylePr w:type="firstCol">
       <w:rPr>
+        <w:rFonts w:eastAsia="黑体"/>
         <w:b/>
         <w:bCs/>
         <w:i w:val="0"/>
@@ -11325,6 +11797,7 @@
     </w:tblStylePr>
     <w:tblStylePr w:type="lastCol">
       <w:rPr>
+        <w:rFonts w:eastAsia="黑体"/>
         <w:b/>
         <w:bCs/>
         <w:i w:val="0"/>
@@ -11405,6 +11878,7 @@
     </w:tcPr>
     <w:tblStylePr w:type="firstRow">
       <w:rPr>
+        <w:rFonts w:eastAsia="黑体"/>
         <w:b/>
         <w:bCs/>
         <w:i w:val="0"/>
@@ -11426,6 +11900,7 @@
     </w:tblStylePr>
     <w:tblStylePr w:type="lastRow">
       <w:rPr>
+        <w:rFonts w:eastAsia="黑体"/>
         <w:b/>
         <w:bCs/>
         <w:i w:val="0"/>
@@ -11447,6 +11922,7 @@
     </w:tblStylePr>
     <w:tblStylePr w:type="firstCol">
       <w:rPr>
+        <w:rFonts w:eastAsia="黑体"/>
         <w:b/>
         <w:bCs/>
         <w:i w:val="0"/>
@@ -11466,6 +11942,7 @@
     </w:tblStylePr>
     <w:tblStylePr w:type="lastCol">
       <w:rPr>
+        <w:rFonts w:eastAsia="黑体"/>
         <w:b/>
         <w:bCs/>
         <w:i w:val="0"/>
@@ -11546,6 +12023,7 @@
     </w:tcPr>
     <w:tblStylePr w:type="firstRow">
       <w:rPr>
+        <w:rFonts w:eastAsia="黑体"/>
         <w:b/>
         <w:bCs/>
         <w:i w:val="0"/>
@@ -11567,6 +12045,7 @@
     </w:tblStylePr>
     <w:tblStylePr w:type="lastRow">
       <w:rPr>
+        <w:rFonts w:eastAsia="黑体"/>
         <w:b/>
         <w:bCs/>
         <w:i w:val="0"/>
@@ -11588,6 +12067,7 @@
     </w:tblStylePr>
     <w:tblStylePr w:type="firstCol">
       <w:rPr>
+        <w:rFonts w:eastAsia="黑体"/>
         <w:b/>
         <w:bCs/>
         <w:i w:val="0"/>
@@ -11607,6 +12087,7 @@
     </w:tblStylePr>
     <w:tblStylePr w:type="lastCol">
       <w:rPr>
+        <w:rFonts w:eastAsia="黑体"/>
         <w:b/>
         <w:bCs/>
         <w:i w:val="0"/>
@@ -11687,6 +12168,7 @@
     </w:tcPr>
     <w:tblStylePr w:type="firstRow">
       <w:rPr>
+        <w:rFonts w:eastAsia="黑体"/>
         <w:b/>
         <w:bCs/>
         <w:i w:val="0"/>
@@ -11708,6 +12190,7 @@
     </w:tblStylePr>
     <w:tblStylePr w:type="lastRow">
       <w:rPr>
+        <w:rFonts w:eastAsia="黑体"/>
         <w:b/>
         <w:bCs/>
         <w:i w:val="0"/>
@@ -11729,6 +12212,7 @@
     </w:tblStylePr>
     <w:tblStylePr w:type="firstCol">
       <w:rPr>
+        <w:rFonts w:eastAsia="黑体"/>
         <w:b/>
         <w:bCs/>
         <w:i w:val="0"/>
@@ -11748,6 +12232,7 @@
     </w:tblStylePr>
     <w:tblStylePr w:type="lastCol">
       <w:rPr>
+        <w:rFonts w:eastAsia="黑体"/>
         <w:b/>
         <w:bCs/>
         <w:i w:val="0"/>
@@ -11828,6 +12313,7 @@
     </w:tcPr>
     <w:tblStylePr w:type="firstRow">
       <w:rPr>
+        <w:rFonts w:eastAsia="黑体"/>
         <w:b/>
         <w:bCs/>
         <w:i w:val="0"/>
@@ -11849,6 +12335,7 @@
     </w:tblStylePr>
     <w:tblStylePr w:type="lastRow">
       <w:rPr>
+        <w:rFonts w:eastAsia="黑体"/>
         <w:b/>
         <w:bCs/>
         <w:i w:val="0"/>
@@ -11870,6 +12357,7 @@
     </w:tblStylePr>
     <w:tblStylePr w:type="firstCol">
       <w:rPr>
+        <w:rFonts w:eastAsia="黑体"/>
         <w:b/>
         <w:bCs/>
         <w:i w:val="0"/>
@@ -11889,6 +12377,7 @@
     </w:tblStylePr>
     <w:tblStylePr w:type="lastCol">
       <w:rPr>
+        <w:rFonts w:eastAsia="黑体"/>
         <w:b/>
         <w:bCs/>
         <w:i w:val="0"/>
@@ -11969,6 +12458,7 @@
     </w:tcPr>
     <w:tblStylePr w:type="firstRow">
       <w:rPr>
+        <w:rFonts w:eastAsia="黑体"/>
         <w:b/>
         <w:bCs/>
         <w:i w:val="0"/>
@@ -11990,6 +12480,7 @@
     </w:tblStylePr>
     <w:tblStylePr w:type="lastRow">
       <w:rPr>
+        <w:rFonts w:eastAsia="黑体"/>
         <w:b/>
         <w:bCs/>
         <w:i w:val="0"/>
@@ -12011,6 +12502,7 @@
     </w:tblStylePr>
     <w:tblStylePr w:type="firstCol">
       <w:rPr>
+        <w:rFonts w:eastAsia="黑体"/>
         <w:b/>
         <w:bCs/>
         <w:i w:val="0"/>
@@ -12030,6 +12522,7 @@
     </w:tblStylePr>
     <w:tblStylePr w:type="lastCol">
       <w:rPr>
+        <w:rFonts w:eastAsia="黑体"/>
         <w:b/>
         <w:bCs/>
         <w:i w:val="0"/>
@@ -12087,6 +12580,7 @@
       <w:spacing w:after="0" w:line="240" w:lineRule="auto"/>
     </w:pPr>
     <w:rPr>
+      <w:rFonts w:eastAsia="黑体"/>
       <w:color w:themeColor="background1" w:val="FFFFFF"/>
     </w:rPr>
     <w:tblPr>
@@ -12105,6 +12599,7 @@
     </w:tcPr>
     <w:tblStylePr w:type="firstRow">
       <w:rPr>
+        <w:rFonts w:eastAsia="黑体"/>
         <w:b/>
         <w:bCs/>
       </w:rPr>
@@ -12201,6 +12696,7 @@
       <w:spacing w:after="0" w:line="240" w:lineRule="auto"/>
     </w:pPr>
     <w:rPr>
+      <w:rFonts w:eastAsia="黑体"/>
       <w:color w:themeColor="background1" w:val="FFFFFF"/>
     </w:rPr>
     <w:tblPr>
@@ -12219,6 +12715,7 @@
     </w:tcPr>
     <w:tblStylePr w:type="firstRow">
       <w:rPr>
+        <w:rFonts w:eastAsia="黑体"/>
         <w:b/>
         <w:bCs/>
       </w:rPr>
@@ -12315,6 +12812,7 @@
       <w:spacing w:after="0" w:line="240" w:lineRule="auto"/>
     </w:pPr>
     <w:rPr>
+      <w:rFonts w:eastAsia="黑体"/>
       <w:color w:themeColor="background1" w:val="FFFFFF"/>
     </w:rPr>
     <w:tblPr>
@@ -12333,6 +12831,7 @@
     </w:tcPr>
     <w:tblStylePr w:type="firstRow">
       <w:rPr>
+        <w:rFonts w:eastAsia="黑体"/>
         <w:b/>
         <w:bCs/>
       </w:rPr>
@@ -12429,6 +12928,7 @@
       <w:spacing w:after="0" w:line="240" w:lineRule="auto"/>
     </w:pPr>
     <w:rPr>
+      <w:rFonts w:eastAsia="黑体"/>
       <w:color w:themeColor="background1" w:val="FFFFFF"/>
     </w:rPr>
     <w:tblPr>
@@ -12447,6 +12947,7 @@
     </w:tcPr>
     <w:tblStylePr w:type="firstRow">
       <w:rPr>
+        <w:rFonts w:eastAsia="黑体"/>
         <w:b/>
         <w:bCs/>
       </w:rPr>
@@ -12543,6 +13044,7 @@
       <w:spacing w:after="0" w:line="240" w:lineRule="auto"/>
     </w:pPr>
     <w:rPr>
+      <w:rFonts w:eastAsia="黑体"/>
       <w:color w:themeColor="background1" w:val="FFFFFF"/>
     </w:rPr>
     <w:tblPr>
@@ -12561,6 +13063,7 @@
     </w:tcPr>
     <w:tblStylePr w:type="firstRow">
       <w:rPr>
+        <w:rFonts w:eastAsia="黑体"/>
         <w:b/>
         <w:bCs/>
       </w:rPr>
@@ -12657,6 +13160,7 @@
       <w:spacing w:after="0" w:line="240" w:lineRule="auto"/>
     </w:pPr>
     <w:rPr>
+      <w:rFonts w:eastAsia="黑体"/>
       <w:color w:themeColor="background1" w:val="FFFFFF"/>
     </w:rPr>
     <w:tblPr>
@@ -12675,6 +13179,7 @@
     </w:tcPr>
     <w:tblStylePr w:type="firstRow">
       <w:rPr>
+        <w:rFonts w:eastAsia="黑体"/>
         <w:b/>
         <w:bCs/>
       </w:rPr>
@@ -12771,6 +13276,7 @@
       <w:spacing w:after="0" w:line="240" w:lineRule="auto"/>
     </w:pPr>
     <w:rPr>
+      <w:rFonts w:eastAsia="黑体"/>
       <w:color w:themeColor="background1" w:val="FFFFFF"/>
     </w:rPr>
     <w:tblPr>
@@ -12789,6 +13295,7 @@
     </w:tcPr>
     <w:tblStylePr w:type="firstRow">
       <w:rPr>
+        <w:rFonts w:eastAsia="黑体"/>
         <w:b/>
         <w:bCs/>
       </w:rPr>
@@ -12885,6 +13392,7 @@
       <w:spacing w:after="0" w:line="240" w:lineRule="auto"/>
     </w:pPr>
     <w:rPr>
+      <w:rFonts w:eastAsia="黑体"/>
       <w:color w:themeColor="text1" w:val="000000"/>
     </w:rPr>
     <w:tblPr>
@@ -12911,6 +13419,7 @@
     </w:tcPr>
     <w:tblStylePr w:type="firstRow">
       <w:rPr>
+        <w:rFonts w:eastAsia="黑体"/>
         <w:b/>
         <w:bCs/>
       </w:rPr>
@@ -12929,6 +13438,7 @@
     </w:tblStylePr>
     <w:tblStylePr w:type="lastRow">
       <w:rPr>
+        <w:rFonts w:eastAsia="黑体"/>
         <w:b/>
         <w:bCs/>
         <w:color w:themeColor="background1" w:val="FFFFFF"/>
@@ -12943,6 +13453,7 @@
     </w:tblStylePr>
     <w:tblStylePr w:type="firstCol">
       <w:rPr>
+        <w:rFonts w:eastAsia="黑体"/>
         <w:color w:themeColor="background1" w:val="FFFFFF"/>
       </w:rPr>
       <w:tblPr/>
@@ -12960,6 +13471,7 @@
     </w:tblStylePr>
     <w:tblStylePr w:type="lastCol">
       <w:rPr>
+        <w:rFonts w:eastAsia="黑体"/>
         <w:color w:themeColor="background1" w:val="FFFFFF"/>
       </w:rPr>
       <w:tblPr/>
@@ -12989,11 +13501,13 @@
     </w:tblStylePr>
     <w:tblStylePr w:type="neCell">
       <w:rPr>
+        <w:rFonts w:eastAsia="黑体"/>
         <w:color w:themeColor="text1" w:val="000000"/>
       </w:rPr>
     </w:tblStylePr>
     <w:tblStylePr w:type="nwCell">
       <w:rPr>
+        <w:rFonts w:eastAsia="黑体"/>
         <w:color w:themeColor="text1" w:val="000000"/>
       </w:rPr>
     </w:tblStylePr>
@@ -13007,6 +13521,7 @@
       <w:spacing w:after="0" w:line="240" w:lineRule="auto"/>
     </w:pPr>
     <w:rPr>
+      <w:rFonts w:eastAsia="黑体"/>
       <w:color w:themeColor="text1" w:val="000000"/>
     </w:rPr>
     <w:tblPr>
@@ -13033,6 +13548,7 @@
     </w:tcPr>
     <w:tblStylePr w:type="firstRow">
       <w:rPr>
+        <w:rFonts w:eastAsia="黑体"/>
         <w:b/>
         <w:bCs/>
       </w:rPr>
@@ -13051,6 +13567,7 @@
     </w:tblStylePr>
     <w:tblStylePr w:type="lastRow">
       <w:rPr>
+        <w:rFonts w:eastAsia="黑体"/>
         <w:b/>
         <w:bCs/>
         <w:color w:themeColor="background1" w:val="FFFFFF"/>
@@ -13065,6 +13582,7 @@
     </w:tblStylePr>
     <w:tblStylePr w:type="firstCol">
       <w:rPr>
+        <w:rFonts w:eastAsia="黑体"/>
         <w:color w:themeColor="background1" w:val="FFFFFF"/>
       </w:rPr>
       <w:tblPr/>
@@ -13082,6 +13600,7 @@
     </w:tblStylePr>
     <w:tblStylePr w:type="lastCol">
       <w:rPr>
+        <w:rFonts w:eastAsia="黑体"/>
         <w:color w:themeColor="background1" w:val="FFFFFF"/>
       </w:rPr>
       <w:tblPr/>
@@ -13111,11 +13630,13 @@
     </w:tblStylePr>
     <w:tblStylePr w:type="neCell">
       <w:rPr>
+        <w:rFonts w:eastAsia="黑体"/>
         <w:color w:themeColor="text1" w:val="000000"/>
       </w:rPr>
     </w:tblStylePr>
     <w:tblStylePr w:type="nwCell">
       <w:rPr>
+        <w:rFonts w:eastAsia="黑体"/>
         <w:color w:themeColor="text1" w:val="000000"/>
       </w:rPr>
     </w:tblStylePr>
@@ -13129,6 +13650,7 @@
       <w:spacing w:after="0" w:line="240" w:lineRule="auto"/>
     </w:pPr>
     <w:rPr>
+      <w:rFonts w:eastAsia="黑体"/>
       <w:color w:themeColor="text1" w:val="000000"/>
     </w:rPr>
     <w:tblPr>
@@ -13155,6 +13677,7 @@
     </w:tcPr>
     <w:tblStylePr w:type="firstRow">
       <w:rPr>
+        <w:rFonts w:eastAsia="黑体"/>
         <w:b/>
         <w:bCs/>
       </w:rPr>
@@ -13173,6 +13696,7 @@
     </w:tblStylePr>
     <w:tblStylePr w:type="lastRow">
       <w:rPr>
+        <w:rFonts w:eastAsia="黑体"/>
         <w:b/>
         <w:bCs/>
         <w:color w:themeColor="background1" w:val="FFFFFF"/>
@@ -13187,6 +13711,7 @@
     </w:tblStylePr>
     <w:tblStylePr w:type="firstCol">
       <w:rPr>
+        <w:rFonts w:eastAsia="黑体"/>
         <w:color w:themeColor="background1" w:val="FFFFFF"/>
       </w:rPr>
       <w:tblPr/>
@@ -13204,6 +13729,7 @@
     </w:tblStylePr>
     <w:tblStylePr w:type="lastCol">
       <w:rPr>
+        <w:rFonts w:eastAsia="黑体"/>
         <w:color w:themeColor="background1" w:val="FFFFFF"/>
       </w:rPr>
       <w:tblPr/>
@@ -13233,11 +13759,13 @@
     </w:tblStylePr>
     <w:tblStylePr w:type="neCell">
       <w:rPr>
+        <w:rFonts w:eastAsia="黑体"/>
         <w:color w:themeColor="text1" w:val="000000"/>
       </w:rPr>
     </w:tblStylePr>
     <w:tblStylePr w:type="nwCell">
       <w:rPr>
+        <w:rFonts w:eastAsia="黑体"/>
         <w:color w:themeColor="text1" w:val="000000"/>
       </w:rPr>
     </w:tblStylePr>
@@ -13251,6 +13779,7 @@
       <w:spacing w:after="0" w:line="240" w:lineRule="auto"/>
     </w:pPr>
     <w:rPr>
+      <w:rFonts w:eastAsia="黑体"/>
       <w:color w:themeColor="text1" w:val="000000"/>
     </w:rPr>
     <w:tblPr>
@@ -13277,6 +13806,7 @@
     </w:tcPr>
     <w:tblStylePr w:type="firstRow">
       <w:rPr>
+        <w:rFonts w:eastAsia="黑体"/>
         <w:b/>
         <w:bCs/>
       </w:rPr>
@@ -13295,6 +13825,7 @@
     </w:tblStylePr>
     <w:tblStylePr w:type="lastRow">
       <w:rPr>
+        <w:rFonts w:eastAsia="黑体"/>
         <w:b/>
         <w:bCs/>
         <w:color w:themeColor="background1" w:val="FFFFFF"/>
@@ -13309,6 +13840,7 @@
     </w:tblStylePr>
     <w:tblStylePr w:type="firstCol">
       <w:rPr>
+        <w:rFonts w:eastAsia="黑体"/>
         <w:color w:themeColor="background1" w:val="FFFFFF"/>
       </w:rPr>
       <w:tblPr/>
@@ -13326,6 +13858,7 @@
     </w:tblStylePr>
     <w:tblStylePr w:type="lastCol">
       <w:rPr>
+        <w:rFonts w:eastAsia="黑体"/>
         <w:color w:themeColor="background1" w:val="FFFFFF"/>
       </w:rPr>
       <w:tblPr/>
@@ -13363,6 +13896,7 @@
       <w:spacing w:after="0" w:line="240" w:lineRule="auto"/>
     </w:pPr>
     <w:rPr>
+      <w:rFonts w:eastAsia="黑体"/>
       <w:color w:themeColor="text1" w:val="000000"/>
     </w:rPr>
     <w:tblPr>
@@ -13389,6 +13923,7 @@
     </w:tcPr>
     <w:tblStylePr w:type="firstRow">
       <w:rPr>
+        <w:rFonts w:eastAsia="黑体"/>
         <w:b/>
         <w:bCs/>
       </w:rPr>
@@ -13407,6 +13942,7 @@
     </w:tblStylePr>
     <w:tblStylePr w:type="lastRow">
       <w:rPr>
+        <w:rFonts w:eastAsia="黑体"/>
         <w:b/>
         <w:bCs/>
         <w:color w:themeColor="background1" w:val="FFFFFF"/>
@@ -13421,6 +13957,7 @@
     </w:tblStylePr>
     <w:tblStylePr w:type="firstCol">
       <w:rPr>
+        <w:rFonts w:eastAsia="黑体"/>
         <w:color w:themeColor="background1" w:val="FFFFFF"/>
       </w:rPr>
       <w:tblPr/>
@@ -13438,6 +13975,7 @@
     </w:tblStylePr>
     <w:tblStylePr w:type="lastCol">
       <w:rPr>
+        <w:rFonts w:eastAsia="黑体"/>
         <w:color w:themeColor="background1" w:val="FFFFFF"/>
       </w:rPr>
       <w:tblPr/>
@@ -13467,11 +14005,13 @@
     </w:tblStylePr>
     <w:tblStylePr w:type="neCell">
       <w:rPr>
+        <w:rFonts w:eastAsia="黑体"/>
         <w:color w:themeColor="text1" w:val="000000"/>
       </w:rPr>
     </w:tblStylePr>
     <w:tblStylePr w:type="nwCell">
       <w:rPr>
+        <w:rFonts w:eastAsia="黑体"/>
         <w:color w:themeColor="text1" w:val="000000"/>
       </w:rPr>
     </w:tblStylePr>
@@ -13485,6 +14025,7 @@
       <w:spacing w:after="0" w:line="240" w:lineRule="auto"/>
     </w:pPr>
     <w:rPr>
+      <w:rFonts w:eastAsia="黑体"/>
       <w:color w:themeColor="text1" w:val="000000"/>
     </w:rPr>
     <w:tblPr>
@@ -13511,6 +14052,7 @@
     </w:tcPr>
     <w:tblStylePr w:type="firstRow">
       <w:rPr>
+        <w:rFonts w:eastAsia="黑体"/>
         <w:b/>
         <w:bCs/>
       </w:rPr>
@@ -13529,6 +14071,7 @@
     </w:tblStylePr>
     <w:tblStylePr w:type="lastRow">
       <w:rPr>
+        <w:rFonts w:eastAsia="黑体"/>
         <w:b/>
         <w:bCs/>
         <w:color w:themeColor="background1" w:val="FFFFFF"/>
@@ -13543,6 +14086,7 @@
     </w:tblStylePr>
     <w:tblStylePr w:type="firstCol">
       <w:rPr>
+        <w:rFonts w:eastAsia="黑体"/>
         <w:color w:themeColor="background1" w:val="FFFFFF"/>
       </w:rPr>
       <w:tblPr/>
@@ -13560,6 +14104,7 @@
     </w:tblStylePr>
     <w:tblStylePr w:type="lastCol">
       <w:rPr>
+        <w:rFonts w:eastAsia="黑体"/>
         <w:color w:themeColor="background1" w:val="FFFFFF"/>
       </w:rPr>
       <w:tblPr/>
@@ -13589,11 +14134,13 @@
     </w:tblStylePr>
     <w:tblStylePr w:type="neCell">
       <w:rPr>
+        <w:rFonts w:eastAsia="黑体"/>
         <w:color w:themeColor="text1" w:val="000000"/>
       </w:rPr>
     </w:tblStylePr>
     <w:tblStylePr w:type="nwCell">
       <w:rPr>
+        <w:rFonts w:eastAsia="黑体"/>
         <w:color w:themeColor="text1" w:val="000000"/>
       </w:rPr>
     </w:tblStylePr>
@@ -13607,6 +14154,7 @@
       <w:spacing w:after="0" w:line="240" w:lineRule="auto"/>
     </w:pPr>
     <w:rPr>
+      <w:rFonts w:eastAsia="黑体"/>
       <w:color w:themeColor="text1" w:val="000000"/>
     </w:rPr>
     <w:tblPr>
@@ -13633,6 +14181,7 @@
     </w:tcPr>
     <w:tblStylePr w:type="firstRow">
       <w:rPr>
+        <w:rFonts w:eastAsia="黑体"/>
         <w:b/>
         <w:bCs/>
       </w:rPr>
@@ -13651,6 +14200,7 @@
     </w:tblStylePr>
     <w:tblStylePr w:type="lastRow">
       <w:rPr>
+        <w:rFonts w:eastAsia="黑体"/>
         <w:b/>
         <w:bCs/>
         <w:color w:themeColor="background1" w:val="FFFFFF"/>
@@ -13665,6 +14215,7 @@
     </w:tblStylePr>
     <w:tblStylePr w:type="firstCol">
       <w:rPr>
+        <w:rFonts w:eastAsia="黑体"/>
         <w:color w:themeColor="background1" w:val="FFFFFF"/>
       </w:rPr>
       <w:tblPr/>
@@ -13682,6 +14233,7 @@
     </w:tblStylePr>
     <w:tblStylePr w:type="lastCol">
       <w:rPr>
+        <w:rFonts w:eastAsia="黑体"/>
         <w:color w:themeColor="background1" w:val="FFFFFF"/>
       </w:rPr>
       <w:tblPr/>
@@ -13711,11 +14263,13 @@
     </w:tblStylePr>
     <w:tblStylePr w:type="neCell">
       <w:rPr>
+        <w:rFonts w:eastAsia="黑体"/>
         <w:color w:themeColor="text1" w:val="000000"/>
       </w:rPr>
     </w:tblStylePr>
     <w:tblStylePr w:type="nwCell">
       <w:rPr>
+        <w:rFonts w:eastAsia="黑体"/>
         <w:color w:themeColor="text1" w:val="000000"/>
       </w:rPr>
     </w:tblStylePr>
@@ -13729,6 +14283,7 @@
       <w:spacing w:after="0" w:line="240" w:lineRule="auto"/>
     </w:pPr>
     <w:rPr>
+      <w:rFonts w:eastAsia="黑体"/>
       <w:color w:themeColor="text1" w:val="000000"/>
     </w:rPr>
     <w:tblPr>
@@ -13747,6 +14302,7 @@
     </w:tcPr>
     <w:tblStylePr w:type="firstRow">
       <w:rPr>
+        <w:rFonts w:eastAsia="黑体"/>
         <w:b/>
         <w:bCs/>
         <w:color w:themeColor="background1" w:val="FFFFFF"/>
@@ -13761,6 +14317,7 @@
     </w:tblStylePr>
     <w:tblStylePr w:type="lastRow">
       <w:rPr>
+        <w:rFonts w:eastAsia="黑体"/>
         <w:b/>
         <w:bCs/>
         <w:color w:themeColor="accent2" w:themeShade="CC" w:val="9E3A38"/>
@@ -13775,12 +14332,14 @@
     </w:tblStylePr>
     <w:tblStylePr w:type="firstCol">
       <w:rPr>
+        <w:rFonts w:eastAsia="黑体"/>
         <w:b/>
         <w:bCs/>
       </w:rPr>
     </w:tblStylePr>
     <w:tblStylePr w:type="lastCol">
       <w:rPr>
+        <w:rFonts w:eastAsia="黑体"/>
         <w:b/>
         <w:bCs/>
       </w:rPr>
@@ -13815,6 +14374,7 @@
       <w:spacing w:after="0" w:line="240" w:lineRule="auto"/>
     </w:pPr>
     <w:rPr>
+      <w:rFonts w:eastAsia="黑体"/>
       <w:color w:themeColor="text1" w:val="000000"/>
     </w:rPr>
     <w:tblPr>
@@ -13833,6 +14393,7 @@
     </w:tcPr>
     <w:tblStylePr w:type="firstRow">
       <w:rPr>
+        <w:rFonts w:eastAsia="黑体"/>
         <w:b/>
         <w:bCs/>
         <w:color w:themeColor="background1" w:val="FFFFFF"/>
@@ -13847,6 +14408,7 @@
     </w:tblStylePr>
     <w:tblStylePr w:type="lastRow">
       <w:rPr>
+        <w:rFonts w:eastAsia="黑体"/>
         <w:b/>
         <w:bCs/>
         <w:color w:themeColor="accent2" w:themeShade="CC" w:val="9E3A38"/>
@@ -13861,12 +14423,14 @@
     </w:tblStylePr>
     <w:tblStylePr w:type="firstCol">
       <w:rPr>
+        <w:rFonts w:eastAsia="黑体"/>
         <w:b/>
         <w:bCs/>
       </w:rPr>
     </w:tblStylePr>
     <w:tblStylePr w:type="lastCol">
       <w:rPr>
+        <w:rFonts w:eastAsia="黑体"/>
         <w:b/>
         <w:bCs/>
       </w:rPr>
@@ -13901,6 +14465,7 @@
       <w:spacing w:after="0" w:line="240" w:lineRule="auto"/>
     </w:pPr>
     <w:rPr>
+      <w:rFonts w:eastAsia="黑体"/>
       <w:color w:themeColor="text1" w:val="000000"/>
     </w:rPr>
     <w:tblPr>
@@ -13919,6 +14484,7 @@
     </w:tcPr>
     <w:tblStylePr w:type="firstRow">
       <w:rPr>
+        <w:rFonts w:eastAsia="黑体"/>
         <w:b/>
         <w:bCs/>
         <w:color w:themeColor="background1" w:val="FFFFFF"/>
@@ -13933,6 +14499,7 @@
     </w:tblStylePr>
     <w:tblStylePr w:type="lastRow">
       <w:rPr>
+        <w:rFonts w:eastAsia="黑体"/>
         <w:b/>
         <w:bCs/>
         <w:color w:themeColor="accent2" w:themeShade="CC" w:val="9E3A38"/>
@@ -13947,12 +14514,14 @@
     </w:tblStylePr>
     <w:tblStylePr w:type="firstCol">
       <w:rPr>
+        <w:rFonts w:eastAsia="黑体"/>
         <w:b/>
         <w:bCs/>
       </w:rPr>
     </w:tblStylePr>
     <w:tblStylePr w:type="lastCol">
       <w:rPr>
+        <w:rFonts w:eastAsia="黑体"/>
         <w:b/>
         <w:bCs/>
       </w:rPr>
@@ -13987,6 +14556,7 @@
       <w:spacing w:after="0" w:line="240" w:lineRule="auto"/>
     </w:pPr>
     <w:rPr>
+      <w:rFonts w:eastAsia="黑体"/>
       <w:color w:themeColor="text1" w:val="000000"/>
     </w:rPr>
     <w:tblPr>
@@ -14005,6 +14575,7 @@
     </w:tcPr>
     <w:tblStylePr w:type="firstRow">
       <w:rPr>
+        <w:rFonts w:eastAsia="黑体"/>
         <w:b/>
         <w:bCs/>
         <w:color w:themeColor="background1" w:val="FFFFFF"/>
@@ -14019,6 +14590,7 @@
     </w:tblStylePr>
     <w:tblStylePr w:type="lastRow">
       <w:rPr>
+        <w:rFonts w:eastAsia="黑体"/>
         <w:b/>
         <w:bCs/>
         <w:color w:themeColor="accent4" w:themeShade="CC" w:val="664E82"/>
@@ -14033,12 +14605,14 @@
     </w:tblStylePr>
     <w:tblStylePr w:type="firstCol">
       <w:rPr>
+        <w:rFonts w:eastAsia="黑体"/>
         <w:b/>
         <w:bCs/>
       </w:rPr>
     </w:tblStylePr>
     <w:tblStylePr w:type="lastCol">
       <w:rPr>
+        <w:rFonts w:eastAsia="黑体"/>
         <w:b/>
         <w:bCs/>
       </w:rPr>
@@ -14073,6 +14647,7 @@
       <w:spacing w:after="0" w:line="240" w:lineRule="auto"/>
     </w:pPr>
     <w:rPr>
+      <w:rFonts w:eastAsia="黑体"/>
       <w:color w:themeColor="text1" w:val="000000"/>
     </w:rPr>
     <w:tblPr>
@@ -14091,6 +14666,7 @@
     </w:tcPr>
     <w:tblStylePr w:type="firstRow">
       <w:rPr>
+        <w:rFonts w:eastAsia="黑体"/>
         <w:b/>
         <w:bCs/>
         <w:color w:themeColor="background1" w:val="FFFFFF"/>
@@ -14105,6 +14681,7 @@
     </w:tblStylePr>
     <w:tblStylePr w:type="lastRow">
       <w:rPr>
+        <w:rFonts w:eastAsia="黑体"/>
         <w:b/>
         <w:bCs/>
         <w:color w:themeColor="accent3" w:themeShade="CC" w:val="7E9C40"/>
@@ -14119,12 +14696,14 @@
     </w:tblStylePr>
     <w:tblStylePr w:type="firstCol">
       <w:rPr>
+        <w:rFonts w:eastAsia="黑体"/>
         <w:b/>
         <w:bCs/>
       </w:rPr>
     </w:tblStylePr>
     <w:tblStylePr w:type="lastCol">
       <w:rPr>
+        <w:rFonts w:eastAsia="黑体"/>
         <w:b/>
         <w:bCs/>
       </w:rPr>
@@ -14159,6 +14738,7 @@
       <w:spacing w:after="0" w:line="240" w:lineRule="auto"/>
     </w:pPr>
     <w:rPr>
+      <w:rFonts w:eastAsia="黑体"/>
       <w:color w:themeColor="text1" w:val="000000"/>
     </w:rPr>
     <w:tblPr>
@@ -14177,6 +14757,7 @@
     </w:tcPr>
     <w:tblStylePr w:type="firstRow">
       <w:rPr>
+        <w:rFonts w:eastAsia="黑体"/>
         <w:b/>
         <w:bCs/>
         <w:color w:themeColor="background1" w:val="FFFFFF"/>
@@ -14191,6 +14772,7 @@
     </w:tblStylePr>
     <w:tblStylePr w:type="lastRow">
       <w:rPr>
+        <w:rFonts w:eastAsia="黑体"/>
         <w:b/>
         <w:bCs/>
         <w:color w:themeColor="accent6" w:themeShade="CC" w:val="F2730A"/>
@@ -14205,12 +14787,14 @@
     </w:tblStylePr>
     <w:tblStylePr w:type="firstCol">
       <w:rPr>
+        <w:rFonts w:eastAsia="黑体"/>
         <w:b/>
         <w:bCs/>
       </w:rPr>
     </w:tblStylePr>
     <w:tblStylePr w:type="lastCol">
       <w:rPr>
+        <w:rFonts w:eastAsia="黑体"/>
         <w:b/>
         <w:bCs/>
       </w:rPr>
@@ -14245,6 +14829,7 @@
       <w:spacing w:after="0" w:line="240" w:lineRule="auto"/>
     </w:pPr>
     <w:rPr>
+      <w:rFonts w:eastAsia="黑体"/>
       <w:color w:themeColor="text1" w:val="000000"/>
     </w:rPr>
     <w:tblPr>
@@ -14263,6 +14848,7 @@
     </w:tcPr>
     <w:tblStylePr w:type="firstRow">
       <w:rPr>
+        <w:rFonts w:eastAsia="黑体"/>
         <w:b/>
         <w:bCs/>
         <w:color w:themeColor="background1" w:val="FFFFFF"/>
@@ -14277,6 +14863,7 @@
     </w:tblStylePr>
     <w:tblStylePr w:type="lastRow">
       <w:rPr>
+        <w:rFonts w:eastAsia="黑体"/>
         <w:b/>
         <w:bCs/>
         <w:color w:themeColor="accent5" w:themeShade="CC" w:val="348DA5"/>
@@ -14291,12 +14878,14 @@
     </w:tblStylePr>
     <w:tblStylePr w:type="firstCol">
       <w:rPr>
+        <w:rFonts w:eastAsia="黑体"/>
         <w:b/>
         <w:bCs/>
       </w:rPr>
     </w:tblStylePr>
     <w:tblStylePr w:type="lastCol">
       <w:rPr>
+        <w:rFonts w:eastAsia="黑体"/>
         <w:b/>
         <w:bCs/>
       </w:rPr>
@@ -14331,6 +14920,7 @@
       <w:spacing w:after="0" w:line="240" w:lineRule="auto"/>
     </w:pPr>
     <w:rPr>
+      <w:rFonts w:eastAsia="黑体"/>
       <w:color w:themeColor="text1" w:val="000000"/>
     </w:rPr>
     <w:tblPr>
@@ -14352,6 +14942,7 @@
     </w:tcPr>
     <w:tblStylePr w:type="firstRow">
       <w:rPr>
+        <w:rFonts w:eastAsia="黑体"/>
         <w:b/>
         <w:bCs/>
       </w:rPr>
@@ -14362,6 +14953,7 @@
     </w:tblStylePr>
     <w:tblStylePr w:type="lastRow">
       <w:rPr>
+        <w:rFonts w:eastAsia="黑体"/>
         <w:b/>
         <w:bCs/>
         <w:color w:themeColor="text1" w:val="000000"/>
@@ -14373,6 +14965,7 @@
     </w:tblStylePr>
     <w:tblStylePr w:type="firstCol">
       <w:rPr>
+        <w:rFonts w:eastAsia="黑体"/>
         <w:color w:themeColor="background1" w:val="FFFFFF"/>
       </w:rPr>
       <w:tblPr/>
@@ -14382,6 +14975,7 @@
     </w:tblStylePr>
     <w:tblStylePr w:type="lastCol">
       <w:rPr>
+        <w:rFonts w:eastAsia="黑体"/>
         <w:color w:themeColor="background1" w:val="FFFFFF"/>
       </w:rPr>
       <w:tblPr/>
@@ -14411,6 +15005,7 @@
       <w:spacing w:after="0" w:line="240" w:lineRule="auto"/>
     </w:pPr>
     <w:rPr>
+      <w:rFonts w:eastAsia="黑体"/>
       <w:color w:themeColor="text1" w:val="000000"/>
     </w:rPr>
     <w:tblPr>
@@ -14432,6 +15027,7 @@
     </w:tcPr>
     <w:tblStylePr w:type="firstRow">
       <w:rPr>
+        <w:rFonts w:eastAsia="黑体"/>
         <w:b/>
         <w:bCs/>
       </w:rPr>
@@ -14442,6 +15038,7 @@
     </w:tblStylePr>
     <w:tblStylePr w:type="lastRow">
       <w:rPr>
+        <w:rFonts w:eastAsia="黑体"/>
         <w:b/>
         <w:bCs/>
         <w:color w:themeColor="text1" w:val="000000"/>
@@ -14453,6 +15050,7 @@
     </w:tblStylePr>
     <w:tblStylePr w:type="firstCol">
       <w:rPr>
+        <w:rFonts w:eastAsia="黑体"/>
         <w:color w:themeColor="background1" w:val="FFFFFF"/>
       </w:rPr>
       <w:tblPr/>
@@ -14462,6 +15060,7 @@
     </w:tblStylePr>
     <w:tblStylePr w:type="lastCol">
       <w:rPr>
+        <w:rFonts w:eastAsia="黑体"/>
         <w:color w:themeColor="background1" w:val="FFFFFF"/>
       </w:rPr>
       <w:tblPr/>
@@ -14491,6 +15090,7 @@
       <w:spacing w:after="0" w:line="240" w:lineRule="auto"/>
     </w:pPr>
     <w:rPr>
+      <w:rFonts w:eastAsia="黑体"/>
       <w:color w:themeColor="text1" w:val="000000"/>
     </w:rPr>
     <w:tblPr>
@@ -14512,6 +15112,7 @@
     </w:tcPr>
     <w:tblStylePr w:type="firstRow">
       <w:rPr>
+        <w:rFonts w:eastAsia="黑体"/>
         <w:b/>
         <w:bCs/>
       </w:rPr>
@@ -14522,6 +15123,7 @@
     </w:tblStylePr>
     <w:tblStylePr w:type="lastRow">
       <w:rPr>
+        <w:rFonts w:eastAsia="黑体"/>
         <w:b/>
         <w:bCs/>
         <w:color w:themeColor="text1" w:val="000000"/>
@@ -14533,6 +15135,7 @@
     </w:tblStylePr>
     <w:tblStylePr w:type="firstCol">
       <w:rPr>
+        <w:rFonts w:eastAsia="黑体"/>
         <w:color w:themeColor="background1" w:val="FFFFFF"/>
       </w:rPr>
       <w:tblPr/>
@@ -14542,6 +15145,7 @@
     </w:tblStylePr>
     <w:tblStylePr w:type="lastCol">
       <w:rPr>
+        <w:rFonts w:eastAsia="黑体"/>
         <w:color w:themeColor="background1" w:val="FFFFFF"/>
       </w:rPr>
       <w:tblPr/>
@@ -14571,6 +15175,7 @@
       <w:spacing w:after="0" w:line="240" w:lineRule="auto"/>
     </w:pPr>
     <w:rPr>
+      <w:rFonts w:eastAsia="黑体"/>
       <w:color w:themeColor="text1" w:val="000000"/>
     </w:rPr>
     <w:tblPr>
@@ -14592,6 +15197,7 @@
     </w:tcPr>
     <w:tblStylePr w:type="firstRow">
       <w:rPr>
+        <w:rFonts w:eastAsia="黑体"/>
         <w:b/>
         <w:bCs/>
       </w:rPr>
@@ -14602,6 +15208,7 @@
     </w:tblStylePr>
     <w:tblStylePr w:type="lastRow">
       <w:rPr>
+        <w:rFonts w:eastAsia="黑体"/>
         <w:b/>
         <w:bCs/>
         <w:color w:themeColor="text1" w:val="000000"/>
@@ -14613,6 +15220,7 @@
     </w:tblStylePr>
     <w:tblStylePr w:type="firstCol">
       <w:rPr>
+        <w:rFonts w:eastAsia="黑体"/>
         <w:color w:themeColor="background1" w:val="FFFFFF"/>
       </w:rPr>
       <w:tblPr/>
@@ -14622,6 +15230,7 @@
     </w:tblStylePr>
     <w:tblStylePr w:type="lastCol">
       <w:rPr>
+        <w:rFonts w:eastAsia="黑体"/>
         <w:color w:themeColor="background1" w:val="FFFFFF"/>
       </w:rPr>
       <w:tblPr/>
@@ -14651,6 +15260,7 @@
       <w:spacing w:after="0" w:line="240" w:lineRule="auto"/>
     </w:pPr>
     <w:rPr>
+      <w:rFonts w:eastAsia="黑体"/>
       <w:color w:themeColor="text1" w:val="000000"/>
     </w:rPr>
     <w:tblPr>
@@ -14672,6 +15282,7 @@
     </w:tcPr>
     <w:tblStylePr w:type="firstRow">
       <w:rPr>
+        <w:rFonts w:eastAsia="黑体"/>
         <w:b/>
         <w:bCs/>
       </w:rPr>
@@ -14682,6 +15293,7 @@
     </w:tblStylePr>
     <w:tblStylePr w:type="lastRow">
       <w:rPr>
+        <w:rFonts w:eastAsia="黑体"/>
         <w:b/>
         <w:bCs/>
         <w:color w:themeColor="text1" w:val="000000"/>
@@ -14693,6 +15305,7 @@
     </w:tblStylePr>
     <w:tblStylePr w:type="firstCol">
       <w:rPr>
+        <w:rFonts w:eastAsia="黑体"/>
         <w:color w:themeColor="background1" w:val="FFFFFF"/>
       </w:rPr>
       <w:tblPr/>
@@ -14702,6 +15315,7 @@
     </w:tblStylePr>
     <w:tblStylePr w:type="lastCol">
       <w:rPr>
+        <w:rFonts w:eastAsia="黑体"/>
         <w:color w:themeColor="background1" w:val="FFFFFF"/>
       </w:rPr>
       <w:tblPr/>
@@ -14731,6 +15345,7 @@
       <w:spacing w:after="0" w:line="240" w:lineRule="auto"/>
     </w:pPr>
     <w:rPr>
+      <w:rFonts w:eastAsia="黑体"/>
       <w:color w:themeColor="text1" w:val="000000"/>
     </w:rPr>
     <w:tblPr>
@@ -14752,6 +15367,7 @@
     </w:tcPr>
     <w:tblStylePr w:type="firstRow">
       <w:rPr>
+        <w:rFonts w:eastAsia="黑体"/>
         <w:b/>
         <w:bCs/>
       </w:rPr>
@@ -14762,6 +15378,7 @@
     </w:tblStylePr>
     <w:tblStylePr w:type="lastRow">
       <w:rPr>
+        <w:rFonts w:eastAsia="黑体"/>
         <w:b/>
         <w:bCs/>
         <w:color w:themeColor="text1" w:val="000000"/>
@@ -14773,6 +15390,7 @@
     </w:tblStylePr>
     <w:tblStylePr w:type="firstCol">
       <w:rPr>
+        <w:rFonts w:eastAsia="黑体"/>
         <w:color w:themeColor="background1" w:val="FFFFFF"/>
       </w:rPr>
       <w:tblPr/>
@@ -14782,6 +15400,7 @@
     </w:tblStylePr>
     <w:tblStylePr w:type="lastCol">
       <w:rPr>
+        <w:rFonts w:eastAsia="黑体"/>
         <w:color w:themeColor="background1" w:val="FFFFFF"/>
       </w:rPr>
       <w:tblPr/>
@@ -14811,6 +15430,7 @@
       <w:spacing w:after="0" w:line="240" w:lineRule="auto"/>
     </w:pPr>
     <w:rPr>
+      <w:rFonts w:eastAsia="黑体"/>
       <w:color w:themeColor="text1" w:val="000000"/>
     </w:rPr>
     <w:tblPr>
@@ -14832,6 +15452,7 @@
     </w:tcPr>
     <w:tblStylePr w:type="firstRow">
       <w:rPr>
+        <w:rFonts w:eastAsia="黑体"/>
         <w:b/>
         <w:bCs/>
       </w:rPr>
@@ -14842,6 +15463,7 @@
     </w:tblStylePr>
     <w:tblStylePr w:type="lastRow">
       <w:rPr>
+        <w:rFonts w:eastAsia="黑体"/>
         <w:b/>
         <w:bCs/>
         <w:color w:themeColor="text1" w:val="000000"/>
@@ -14853,6 +15475,7 @@
     </w:tblStylePr>
     <w:tblStylePr w:type="firstCol">
       <w:rPr>
+        <w:rFonts w:eastAsia="黑体"/>
         <w:color w:themeColor="background1" w:val="FFFFFF"/>
       </w:rPr>
       <w:tblPr/>
@@ -14862,6 +15485,7 @@
     </w:tblStylePr>
     <w:tblStylePr w:type="lastCol">
       <w:rPr>
+        <w:rFonts w:eastAsia="黑体"/>
         <w:color w:themeColor="background1" w:val="FFFFFF"/>
       </w:rPr>
       <w:tblPr/>
@@ -14894,6 +15518,7 @@
     <w:name w:val="KeywordTok"/>
     <w:basedOn w:val="VerbatimChar"/>
     <w:rPr>
+      <w:rFonts w:eastAsia="黑体"/>
       <w:b/>
       <w:color w:val="007020"/>
     </w:rPr>
@@ -14902,6 +15527,7 @@
     <w:name w:val="DataTypeTok"/>
     <w:basedOn w:val="VerbatimChar"/>
     <w:rPr>
+      <w:rFonts w:eastAsia="黑体"/>
       <w:color w:val="902000"/>
     </w:rPr>
   </w:style>
@@ -14909,6 +15535,7 @@
     <w:name w:val="DecValTok"/>
     <w:basedOn w:val="VerbatimChar"/>
     <w:rPr>
+      <w:rFonts w:eastAsia="黑体"/>
       <w:color w:val="40a070"/>
     </w:rPr>
   </w:style>
@@ -14916,6 +15543,7 @@
     <w:name w:val="BaseNTok"/>
     <w:basedOn w:val="VerbatimChar"/>
     <w:rPr>
+      <w:rFonts w:eastAsia="黑体"/>
       <w:color w:val="40a070"/>
     </w:rPr>
   </w:style>
@@ -14923,6 +15551,7 @@
     <w:name w:val="FloatTok"/>
     <w:basedOn w:val="VerbatimChar"/>
     <w:rPr>
+      <w:rFonts w:eastAsia="黑体"/>
       <w:color w:val="40a070"/>
     </w:rPr>
   </w:style>
@@ -14930,6 +15559,7 @@
     <w:name w:val="ConstantTok"/>
     <w:basedOn w:val="VerbatimChar"/>
     <w:rPr>
+      <w:rFonts w:eastAsia="黑体"/>
       <w:color w:val="880000"/>
     </w:rPr>
   </w:style>
@@ -14937,6 +15567,7 @@
     <w:name w:val="CharTok"/>
     <w:basedOn w:val="VerbatimChar"/>
     <w:rPr>
+      <w:rFonts w:eastAsia="黑体"/>
       <w:color w:val="4070a0"/>
     </w:rPr>
   </w:style>
@@ -14944,6 +15575,7 @@
     <w:name w:val="SpecialCharTok"/>
     <w:basedOn w:val="VerbatimChar"/>
     <w:rPr>
+      <w:rFonts w:eastAsia="黑体"/>
       <w:color w:val="4070a0"/>
     </w:rPr>
   </w:style>
@@ -14951,6 +15583,7 @@
     <w:name w:val="StringTok"/>
     <w:basedOn w:val="VerbatimChar"/>
     <w:rPr>
+      <w:rFonts w:eastAsia="黑体"/>
       <w:color w:val="4070a0"/>
     </w:rPr>
   </w:style>
@@ -14958,6 +15591,7 @@
     <w:name w:val="VerbatimStringTok"/>
     <w:basedOn w:val="VerbatimChar"/>
     <w:rPr>
+      <w:rFonts w:eastAsia="黑体"/>
       <w:color w:val="4070a0"/>
     </w:rPr>
   </w:style>
@@ -14965,6 +15599,7 @@
     <w:name w:val="SpecialStringTok"/>
     <w:basedOn w:val="VerbatimChar"/>
     <w:rPr>
+      <w:rFonts w:eastAsia="黑体"/>
       <w:color w:val="bb6688"/>
     </w:rPr>
   </w:style>
@@ -14972,6 +15607,7 @@
     <w:name w:val="ImportTok"/>
     <w:basedOn w:val="VerbatimChar"/>
     <w:rPr>
+      <w:rFonts w:eastAsia="黑体"/>
       <w:b/>
       <w:color w:val="008000"/>
     </w:rPr>
@@ -14980,6 +15616,7 @@
     <w:name w:val="CommentTok"/>
     <w:basedOn w:val="VerbatimChar"/>
     <w:rPr>
+      <w:rFonts w:eastAsia="黑体"/>
       <w:i/>
       <w:color w:val="60a0b0"/>
     </w:rPr>
@@ -14988,6 +15625,7 @@
     <w:name w:val="DocumentationTok"/>
     <w:basedOn w:val="VerbatimChar"/>
     <w:rPr>
+      <w:rFonts w:eastAsia="黑体"/>
       <w:i/>
       <w:color w:val="ba2121"/>
     </w:rPr>
@@ -14996,6 +15634,7 @@
     <w:name w:val="AnnotationTok"/>
     <w:basedOn w:val="VerbatimChar"/>
     <w:rPr>
+      <w:rFonts w:eastAsia="黑体"/>
       <w:b/>
       <w:i/>
       <w:color w:val="60a0b0"/>
@@ -15005,6 +15644,7 @@
     <w:name w:val="CommentVarTok"/>
     <w:basedOn w:val="VerbatimChar"/>
     <w:rPr>
+      <w:rFonts w:eastAsia="黑体"/>
       <w:b/>
       <w:i/>
       <w:color w:val="60a0b0"/>
@@ -15014,6 +15654,7 @@
     <w:name w:val="OtherTok"/>
     <w:basedOn w:val="VerbatimChar"/>
     <w:rPr>
+      <w:rFonts w:eastAsia="黑体"/>
       <w:color w:val="007020"/>
     </w:rPr>
   </w:style>
@@ -15021,6 +15662,7 @@
     <w:name w:val="FunctionTok"/>
     <w:basedOn w:val="VerbatimChar"/>
     <w:rPr>
+      <w:rFonts w:eastAsia="黑体"/>
       <w:color w:val="06287e"/>
     </w:rPr>
   </w:style>
@@ -15028,6 +15670,7 @@
     <w:name w:val="VariableTok"/>
     <w:basedOn w:val="VerbatimChar"/>
     <w:rPr>
+      <w:rFonts w:eastAsia="黑体"/>
       <w:color w:val="19177c"/>
     </w:rPr>
   </w:style>
@@ -15035,6 +15678,7 @@
     <w:name w:val="ControlFlowTok"/>
     <w:basedOn w:val="VerbatimChar"/>
     <w:rPr>
+      <w:rFonts w:eastAsia="黑体"/>
       <w:b/>
       <w:color w:val="007020"/>
     </w:rPr>
@@ -15043,6 +15687,7 @@
     <w:name w:val="OperatorTok"/>
     <w:basedOn w:val="VerbatimChar"/>
     <w:rPr>
+      <w:rFonts w:eastAsia="黑体"/>
       <w:color w:val="666666"/>
     </w:rPr>
   </w:style>
@@ -15050,18 +15695,22 @@
     <w:name w:val="BuiltInTok"/>
     <w:basedOn w:val="VerbatimChar"/>
     <w:rPr>
+      <w:rFonts w:eastAsia="黑体"/>
       <w:color w:val="008000"/>
     </w:rPr>
   </w:style>
   <w:style w:type="character" w:customStyle="1" w:styleId="ExtensionTok">
     <w:name w:val="ExtensionTok"/>
     <w:basedOn w:val="VerbatimChar"/>
-    <w:rPr/>
+    <w:rPr>
+      <w:rFonts w:eastAsia="黑体"/>
+    </w:rPr>
   </w:style>
   <w:style w:type="character" w:customStyle="1" w:styleId="PreprocessorTok">
     <w:name w:val="PreprocessorTok"/>
     <w:basedOn w:val="VerbatimChar"/>
     <w:rPr>
+      <w:rFonts w:eastAsia="黑体"/>
       <w:color w:val="bc7a00"/>
     </w:rPr>
   </w:style>
@@ -15069,18 +15718,22 @@
     <w:name w:val="AttributeTok"/>
     <w:basedOn w:val="VerbatimChar"/>
     <w:rPr>
+      <w:rFonts w:eastAsia="黑体"/>
       <w:color w:val="7d9029"/>
     </w:rPr>
   </w:style>
   <w:style w:type="character" w:customStyle="1" w:styleId="RegionMarkerTok">
     <w:name w:val="RegionMarkerTok"/>
     <w:basedOn w:val="VerbatimChar"/>
-    <w:rPr/>
+    <w:rPr>
+      <w:rFonts w:eastAsia="黑体"/>
+    </w:rPr>
   </w:style>
   <w:style w:type="character" w:customStyle="1" w:styleId="InformationTok">
     <w:name w:val="InformationTok"/>
     <w:basedOn w:val="VerbatimChar"/>
     <w:rPr>
+      <w:rFonts w:eastAsia="黑体"/>
       <w:b/>
       <w:i/>
       <w:color w:val="60a0b0"/>
@@ -15090,6 +15743,7 @@
     <w:name w:val="WarningTok"/>
     <w:basedOn w:val="VerbatimChar"/>
     <w:rPr>
+      <w:rFonts w:eastAsia="黑体"/>
       <w:b/>
       <w:i/>
       <w:color w:val="60a0b0"/>
@@ -15099,6 +15753,7 @@
     <w:name w:val="AlertTok"/>
     <w:basedOn w:val="VerbatimChar"/>
     <w:rPr>
+      <w:rFonts w:eastAsia="黑体"/>
       <w:b/>
       <w:color w:val="ff0000"/>
     </w:rPr>
@@ -15107,6 +15762,7 @@
     <w:name w:val="ErrorTok"/>
     <w:basedOn w:val="VerbatimChar"/>
     <w:rPr>
+      <w:rFonts w:eastAsia="黑体"/>
       <w:b/>
       <w:color w:val="ff0000"/>
     </w:rPr>
@@ -15114,7 +15770,9 @@
   <w:style w:type="character" w:customStyle="1" w:styleId="NormalTok">
     <w:name w:val="NormalTok"/>
     <w:basedOn w:val="VerbatimChar"/>
-    <w:rPr/>
+    <w:rPr>
+      <w:rFonts w:eastAsia="黑体"/>
+    </w:rPr>
   </w:style>
 </w:styles>
 </file>
@@ -15163,12 +15821,12 @@
     <a:fontScheme name="Office">
       <a:majorFont>
         <a:latin typeface="Calibri"/>
-        <a:ea typeface=""/>
+        <a:ea typeface="黑体"/>
         <a:cs typeface=""/>
         <a:font script="Jpan" typeface="ＭＳ ゴシック"/>
         <a:font script="Hang" typeface="맑은 고딕"/>
-        <a:font script="Hans" typeface="宋体"/>
-        <a:font script="Hant" typeface="新細明體"/>
+        <a:font script="Hans" typeface="黑体"/>
+        <a:font script="Hant" typeface="黑体"/>
         <a:font script="Arab" typeface="Times New Roman"/>
         <a:font script="Hebr" typeface="Times New Roman"/>
         <a:font script="Thai" typeface="Angsana New"/>
@@ -15198,12 +15856,12 @@
       </a:majorFont>
       <a:minorFont>
         <a:latin typeface="Cambria"/>
-        <a:ea typeface=""/>
+        <a:ea typeface="黑体"/>
         <a:cs typeface=""/>
         <a:font script="Jpan" typeface="ＭＳ 明朝"/>
         <a:font script="Hang" typeface="맑은 고딕"/>
-        <a:font script="Hans" typeface="宋体"/>
-        <a:font script="Hant" typeface="新細明體"/>
+        <a:font script="Hans" typeface="黑体"/>
+        <a:font script="Hant" typeface="黑体"/>
         <a:font script="Arab" typeface="Arial"/>
         <a:font script="Hebr" typeface="Arial"/>
         <a:font script="Thai" typeface="Cordia New"/>

--- a/04-滤波电路/03-带通滤波/晶体滤波电路/晶体滤波电路.docx
+++ b/04-滤波电路/03-带通滤波/晶体滤波电路/晶体滤波电路.docx
@@ -2750,7 +2750,7 @@
           <w:color w:val="555555"/>
           <w:sz w:val="21"/>
         </w:rPr>
-        <w:t>材料收集者：杜文杰，WX手机：19519196569，QQ:3478827729</w:t>
+        <w:t>材料收集者：杜文杰，微信/手机：19519196569，QQ:3478827729</w:t>
       </w:r>
     </w:p>
     <w:sectPr>
